--- a/paper_assets/docs/NHSJS/Revised_Manuscript_ONLINE_FORMAT.docx
+++ b/paper_assets/docs/NHSJS/Revised_Manuscript_ONLINE_FORMAT.docx
@@ -1527,7 +1527,7 @@
         <w:jc w:val="both"/>
       </w:pPr>
       <w:r>
-        <w:t>Multiple configurations share overlapping evaluation windows, source articles, and partially overlapping candidate portfolios, so observations are not fully independent. All inferential statistics are therefore paired and distribution-free, comparing each configuration with its matched baseline within windows, and p-values are interpreted comparatively, as indicators of effect strength under the matched design, rather than as exact error rates from independent samples.</w:t>
+        <w:t>Multiple configurations share overlapping evaluation windows, source articles, and partially overlapping candidate portfolios, so observations are not fully independent. All inferential statistics are therefore paired and distribution-free, comparing each configuration with its matched baseline within windows, and p-values are interpreted comparatively, as indicators of effect strength under the matched design, rather than as exact error rates from independent samples. Run depth is also uneven across windows for GPT-4o-mini: the September 2024 window was generated at greater depth than the rest and supplies 309 of that model’s 1,212 analyzed runs, so that model’s run-weighted mean is influenced disproportionately by a single window. The paired tests are unaffected, because they compare each configuration with its baseline inside a window before any aggregation.</w:t>
       </w:r>
     </w:p>
     <w:p>
@@ -3492,11 +3492,11 @@
         <w:jc w:val="both"/>
       </w:pPr>
       <w:r>
-        <w:t xml:space="preserve">Risk-adjusted performance moves in the same direction as raw return. For GPT-5.1, the best configuration (20→10) earns a median Sharpe ratio of 1.99 and Sortino of 2.69, against 1.49 and 2.10 for the unfiltered baseline and roughly 0.83 for the S&amp;P 500 over the same windows; the weakest configuration (30→5) falls to 1.35. </w:t>
+        <w:t xml:space="preserve">Risk-adjusted performance moves in the same direction as raw return. For GPT-5.1, the best configuration (20→10) earns a median Sharpe ratio of 1.70 and Sortino of 2.66, against 1.34 and 2.04 for the unfiltered baseline and 0.98 for the S&amp;P 500 over the same windows; the weakest configuration (30→5) falls to 1.30. </w:t>
       </w:r>
       <w:r>
         <w:lastRenderedPageBreak/>
-        <w:t>Annualized volatility is similar across configurations (about 23–28%) and maximum drawdowns cluster near −22%, so the return gains from moderate filtering are not obtained by taking proportionally more risk. Full volatility, drawdown, and risk-adjusted statistics for every configuration and model are reported in the Supplementary Information.</w:t>
+        <w:t>Annualized volatility is similar across configurations (about 22–28%) and maximum drawdowns cluster between −22% and −24%, so the return gains from moderate filtering are not obtained by taking proportionally more risk. Full volatility, drawdown, and risk-adjusted statistics for every configuration and model are reported in the Supplementary Information.</w:t>
       </w:r>
     </w:p>
     <w:p>

--- a/paper_assets/docs/NHSJS/Revised_Manuscript_ONLINE_FORMAT.docx
+++ b/paper_assets/docs/NHSJS/Revised_Manuscript_ONLINE_FORMAT.docx
@@ -51,7 +51,7 @@
         </w:sectPr>
       </w:pPr>
       <w:r>
-        <w:t>Large language models (LLMs) are increasingly applied to investment strategy, but most existing systems ingest news and financial reports in a single prompt, an approach that can introduce noise and dilute relevant signals. We develop a two-stage sequential filtering framework in which news articles first nominate a candidate stock pool and financial reports then validate and refine that pool into a final portfolio. Across 2,759 matched portfolio runs spanning three OpenAI models, ten filtering configurations, and rolling 12-month evaluation windows, moderate two-stage filtering consistently outperforms an unfiltered single-pass baseline given the same information. For the strongest model, GPT-5.1, the best configuration (twenty candidates narrowed to ten) raised mean ROI from 45.7% to 60.6% and beat the matched baseline in 22 of 27 window comparisons (81.5%; exact 95% CI 61.9–93.7%). The effect is driven primarily by the size of the initial candidate pool: moderate pools of ten to twenty candidates outperform, while oversized pools degrade performance below the baseline. Filtered portfolios also outperform an equal-weighted portfolio of the eligible universe and random portfolios matched on holding count, whereas the unfiltered baseline does not, indicating selection skill within the sector rather than sector exposure alone. Comparisons against the S&amp;P 500 and sector indices are reported as context; outperformance of the broad index largely reflects the technology-heavy universe. These results indicate that the structural organization of information is a first-class design variable for LLM-based investment systems.</w:t>
+        <w:t>Large language models (LLMs) are increasingly applied to investment strategy, but most ingest news and financial reports in a single prompt, which can dilute relevant signals. We develop a two-stage filtering framework in which news nominates a candidate stock pool and financial reports refine it into a final portfolio. Across 2,759 matched portfolio runs spanning three OpenAI models, ten filtering configurations, and rolling 12-month evaluation windows, moderate two-stage filtering consistently outperforms an unfiltered single-pass baseline given the same information. For the strongest model, GPT-5.1, the best configuration (twenty candidates narrowed to ten) raised mean ROI from 45.7% to 60.6%. Risk barely moved: annualized volatility 28.1% against 27.8%, maximum drawdown −23.2% against −22.4%, and median Sharpe 1.70 against 1.34. That configuration beat the matched baseline in 22 of 27 window comparisons (81.5%; exact 95% CI [61.9, 93.7]). The effect is driven primarily by the size of the initial candidate pool: moderate pools of ten to twenty candidates outperform, while oversized pools degrade performance below the baseline. Filtered portfolios also beat an equal-weighted portfolio of the eligible universe and random portfolios matched on holding count, whereas the unfiltered baseline does not, indicating selection skill rather than sector exposure alone. Comparisons with the S&amp;P 500 and sector indices are context only. The framework beats the broad index mainly because its universe is technology-heavy. These results indicate that the structural organization of information is a first-class design variable for LLM investment systems.</w:t>
       </w:r>
     </w:p>
     <w:p>
@@ -147,149 +147,16 @@
         <w:jc w:val="both"/>
       </w:pPr>
       <w:r>
-        <w:t>The bulk of existing LLM-based investment research focuses on short-term trading horizons—high-frequency trading or single-day price prediction</w:t>
-      </w:r>
-      <w:r>
-        <w:t xml:space="preserve"> ((A. Lopez-Lira, Y. Tang. Can ChatGPT forecast stock price movements? return predictability and large language models. SSRN. 2023, https://doi.org/10.2139/ssrn.4412788.))</w:t>
-      </w:r>
-      <w:r>
-        <w:rPr>
-          <w:vertAlign w:val="superscript"/>
-        </w:rPr>
-        <w:t xml:space="preserve">,</w:t>
-      </w:r>
-      <w:r>
-        <w:t xml:space="preserve"> ((Y. Xiao, E. Sun, D. Luo, W. Wang. TradingAgents: multi-agents LLM financial trading framework. arXiv, 2024, https://doi.org/10.48550/arXiv.2412.20138.))</w:t>
-      </w:r>
-      <w:r>
-        <w:rPr>
-          <w:vertAlign w:val="superscript"/>
-        </w:rPr>
-        <w:t xml:space="preserve">,</w:t>
-      </w:r>
-      <w:r>
-        <w:t xml:space="preserve"> ((W. W. Li, H. Kim, M. Cucuringu, T. Ma. Can LLM-based financial investing strategies outperform the market in the long run? arXiv, 2025, https://doi.org/10.48550/arXiv.2505.07078.))</w:t>
-      </w:r>
-      <w:r>
-        <w:t>. A growing subset of work has begun exploring longer horizons</w:t>
-      </w:r>
-      <w:r>
-        <w:t xml:space="preserve"> ((W. W. Li, H. Kim, M. Cucuringu, T. Ma. Can LLM-based financial investing strategies outperform the market in the long run? arXiv, 2025, https://doi.org/10.48550/arXiv.2505.07078.))</w:t>
-      </w:r>
-      <w:r>
-        <w:rPr>
-          <w:vertAlign w:val="superscript"/>
-        </w:rPr>
-        <w:t xml:space="preserve">,</w:t>
-      </w:r>
-      <w:r>
-        <w:t xml:space="preserve"> ((D. Blitz, M. X. Hanauer, T. Hoogteijling, C. Howard. The term structure of machine learning alpha. The Journal of Financial Data Science. Vol. 5, pg. 40–65, 2023, https://doi.org/10.3905/jfds.2023.1.135.))</w:t>
-      </w:r>
-      <w:r>
-        <w:t xml:space="preserve">, but this literature remains limited in scope: most studies do not guard against lookahead bias by restricting the model to information available at the simulated investment date, and </w:t>
-      </w:r>
-      <w:r>
-        <w:t>few target holding periods exceeding one quarter. Long-term investing, by contrast, demands sustained reasoning over extended horizons—a domain traditionally reserved for human analysts who synthesize broad macroeconomic insights, qualitative judgment, and multi-year strategic perspectives</w:t>
-      </w:r>
-      <w:r>
-        <w:t xml:space="preserve"> ((W. W. Li, H. Kim, M. Cucuringu, T. Ma. Can LLM-based financial investing strategies outperform the market in the long run? arXiv, 2025, https://doi.org/10.48550/arXiv.2505.07078.))</w:t>
-      </w:r>
-      <w:r>
-        <w:t>. This gap motivates the present work: we investigate whether a structured LLM pipeline can generate reliable investment strategies over 12-month holding periods under a forward-usable protocol: every decision uses only information available at that decision date, with no look-ahead into future data. The models themselves postdate the earliest simulated decision dates, so it is the protocol, not the specific model, that transfers.</w:t>
-      </w:r>
-    </w:p>
-    <w:p>
-      <w:pPr>
-        <w:spacing w:before="40" w:after="40"/>
-        <w:jc w:val="both"/>
-      </w:pPr>
-      <w:r>
-        <w:t>Large language models have emerged as transformative tools in finance. Their capacity for summarization</w:t>
-      </w:r>
-      <w:r>
-        <w:t xml:space="preserve"> ((G. Lu, S. B. Larcher, T. Tran. Hybrid long document summarization using C2F-FAR and ChatGPT: a practical study. arXiv, 2023, https://doi.org/10.48550/arXiv.2306.01169.))</w:t>
-      </w:r>
-      <w:r>
-        <w:t>, information extraction, and natural language generation suits applications such as market trend monitoring, risk factor identification, and investment decision support</w:t>
-      </w:r>
-      <w:r>
-        <w:t xml:space="preserve"> ((Y. Nie, Y. Kong, X. Dong, J. M. Mulvey, H. V. Poor, Q. Wen, S. Zohren. A survey of large language models for financial applications: progress, prospects and challenges. arXiv, 2024, https://doi.org/10.48550/arXiv.2406.11903.))</w:t>
-      </w:r>
-      <w:r>
-        <w:rPr>
-          <w:vertAlign w:val="superscript"/>
-        </w:rPr>
-        <w:t xml:space="preserve">,</w:t>
-      </w:r>
-      <w:r>
-        <w:t xml:space="preserve"> ((S. An, Q. Li, J. Lu, D. Yin, X. Sun. FinVerse: an autonomous agent system for versatile financial analysis. arXiv, 2024, https://doi.org/10.48550/arXiv.2406.06379.))</w:t>
-      </w:r>
-      <w:r>
-        <w:t xml:space="preserve">. As LLMs have scaled, their </w:t>
-      </w:r>
-      <w:r>
-        <w:lastRenderedPageBreak/>
-        <w:t>ability to process complex, heterogeneous financial datasets has grown substantially</w:t>
-      </w:r>
-      <w:r>
-        <w:t xml:space="preserve"> ((Y. Nie, Y. Kong, X. Dong, J. M. Mulvey, H. V. Poor, Q. Wen, S. Zohren. A survey of large language models for financial applications: progress, prospects and challenges. arXiv, 2024, https://doi.org/10.48550/arXiv.2406.11903.))</w:t>
-      </w:r>
-      <w:r>
-        <w:rPr>
-          <w:vertAlign w:val="superscript"/>
-        </w:rPr>
-        <w:t xml:space="preserve">,</w:t>
-      </w:r>
-      <w:r>
-        <w:t xml:space="preserve"> ((H. Naveed, A. U. Khan, S. Qiu, M. Saqib, S. Anwar, M. Usman, N. Akhtar, N. Barnes, A. Mian. A comprehensive overview of large language models. ACM Transactions on Intelligent Systems and Technology. Vol. 16, no. 5, 2025, https://doi.org/10.1145/3744746.))</w:t>
-      </w:r>
-      <w:r>
-        <w:t>, but this capability brings interpretability challenges: model opacity makes it difficult to audit whether outputs reflect genuine financial reasoning or spurious correlations from pre-training</w:t>
-      </w:r>
-      <w:r>
-        <w:t xml:space="preserve"> ((B. Cao, S. Wang, X. Lin, X. Wu, H. Zhang, L. M. Ni, J. Guo. From deep learning to LLMs: a survey of AI in quantitative investment. arXiv, 2025, https://doi.org/10.48550/arXiv.2503.21422.))</w:t>
-      </w:r>
-      <w:r>
-        <w:rPr>
-          <w:vertAlign w:val="superscript"/>
-        </w:rPr>
-        <w:t xml:space="preserve">,</w:t>
-      </w:r>
-      <w:r>
-        <w:t xml:space="preserve"> ((I. Mirzadeh, K. Alizadeh, H. Shahrokhi, O. Tuzel, S. Bengio, M. Farajtabar. GSM-symbolic: understanding the limitations of mathematical reasoning in large language models. International Conference on Learning Representations (ICLR 2025). 2025, https://openreview.net/forum?id=AjXkRZIvjB.))</w:t>
-      </w:r>
-      <w:r>
-        <w:t>. Because undetected biases can propagate into consequential financial decisions</w:t>
-      </w:r>
-      <w:r>
-        <w:t xml:space="preserve"> ((B. Cao, S. Wang, X. Lin, X. Wu, H. Zhang, L. M. Ni, J. Guo. From deep learning to LLMs: a survey of AI in quantitative investment. arXiv, 2025, https://doi.org/10.48550/arXiv.2503.21422.))</w:t>
-      </w:r>
-      <w:r>
-        <w:rPr>
-          <w:vertAlign w:val="superscript"/>
-        </w:rPr>
-        <w:t xml:space="preserve">,</w:t>
-      </w:r>
-      <w:r>
-        <w:t xml:space="preserve"> ((Y. Zhang, Y. Li, L. Cui, D. Cai, L. Liu, T. Fu, X. Huang, E. Zhao, Y. Zhang, C. Xu, Y. Chen, L. Wang, A. T. Luu, W. Bi, F. Shi, S. Shi. Siren’s song in the AI ocean: a survey on hallucination in large language models. Computational Linguistics. Vol. 51, pg. 1373–1418, 2025, https://doi.org/10.1162/coli.a.16.))</w:t>
-      </w:r>
-      <w:r>
-        <w:t>, realizing the potential of LLMs in financial analysis depends on clear, principled deployment frameworks</w:t>
-      </w:r>
-      <w:r>
-        <w:t xml:space="preserve"> ((Y. Nie, Y. Kong, X. Dong, J. M. Mulvey, H. V. Poor, Q. Wen, S. Zohren. A survey of large language models for financial applications: progress, prospects and challenges. arXiv, 2024, https://doi.org/10.48550/arXiv.2406.11903.))</w:t>
-      </w:r>
-      <w:r>
-        <w:rPr>
-          <w:vertAlign w:val="superscript"/>
-        </w:rPr>
-        <w:t xml:space="preserve">,</w:t>
-      </w:r>
-      <w:r>
-        <w:t xml:space="preserve"> ((I. Okpala, A. Golgoon, A. R. Kannan. Agentic AI systems applied to tasks in financial services: modeling and model risk management crews. arXiv, 2025, https://doi.org/10.48550/arXiv.2502.05439.))</w:t>
-      </w:r>
-      <w:r>
-        <w:t>.</w:t>
+        <w:t>Most LLM-based investment research targets short-term horizons—high-frequency trading or single-day price prediction ((A. Lopez-Lira, Y. Tang. Can ChatGPT forecast stock price movements? return predictability and large language models. SSRN. 2023, https://doi.org/10.2139/ssrn.4412788.)), ((Y. Xiao, E. Sun, D. Luo, W. Wang. TradingAgents: multi-agents LLM financial trading framework. arXiv, 2024, https://doi.org/10.48550/arXiv.2412.20138.)), ((W. W. Li, H. Kim, M. Cucuringu, T. Ma. Can LLM-based financial investing strategies outperform the market in the long run? arXiv, 2025, https://doi.org/10.48550/arXiv.2505.07078.)). A growing subset explores longer horizons ((W. W. Li, H. Kim, M. Cucuringu, T. Ma. Can LLM-based financial investing strategies outperform the market in the long run? arXiv, 2025, https://doi.org/10.48550/arXiv.2505.07078.)), ((D. Blitz, M. X. Hanauer, T. Hoogteijling, C. Howard. The term structure of machine learning alpha. The Journal of Financial Data Science. Vol. 5, pg. 40–65, 2023, https://doi.org/10.3905/jfds.2023.1.135.)), but few studies guard against lookahead bias by restricting the model to information available at the simulated decision date, and few target holding periods beyond one quarter ((W. W. Li, H. Kim, M. Cucuringu, T. Ma. Can LLM-based financial investing strategies outperform the market in the long run? arXiv, 2025, https://doi.org/10.48550/arXiv.2505.07078.)). This gap motivates the present work: whether a structured LLM pipeline can generate reliable strategies over 12-month holding periods under a forward-usable protocol in which every decision uses only information available at that date. The models themselves postdate the earliest simulated decision dates, so it is the protocol, not the specific model, that transfers.</w:t>
+      </w:r>
+    </w:p>
+    <w:p>
+      <w:pPr>
+        <w:spacing w:before="40" w:after="40"/>
+        <w:jc w:val="both"/>
+      </w:pPr>
+      <w:r>
+        <w:t>LLM capacity for summarization ((G. Lu, S. B. Larcher, T. Tran. Hybrid long document summarization using C2F-FAR and ChatGPT: a practical study. arXiv, 2023, https://doi.org/10.48550/arXiv.2306.01169.)), information extraction, and generation suits market trend monitoring, risk factor identification, and investment decision support ((Y. Nie, Y. Kong, X. Dong, J. M. Mulvey, H. V. Poor, Q. Wen, S. Zohren. A survey of large language models for financial applications: progress, prospects and challenges. arXiv, 2024, https://doi.org/10.48550/arXiv.2406.11903.)), ((S. An, Q. Li, J. Lu, D. Yin, X. Sun. FinVerse: an autonomous agent system for versatile financial analysis. arXiv, 2024, https://doi.org/10.48550/arXiv.2406.06379.)). As these models have scaled, their ability to process heterogeneous financial data has grown ((Y. Nie, Y. Kong, X. Dong, J. M. Mulvey, H. V. Poor, Q. Wen, S. Zohren. A survey of large language models for financial applications: progress, prospects and challenges. arXiv, 2024, https://doi.org/10.48550/arXiv.2406.11903.)), ((H. Naveed, A. U. Khan, S. Qiu, M. Saqib, S. Anwar, M. Usman, N. Akhtar, N. Barnes, A. Mian. A comprehensive overview of large language models. ACM Transactions on Intelligent Systems and Technology. Vol. 16, no. 5, 2025, https://doi.org/10.1145/3744746.)), but opacity makes it hard to audit whether outputs reflect genuine reasoning or spurious pre-training correlations ((B. Cao, S. Wang, X. Lin, X. Wu, H. Zhang, L. M. Ni, J. Guo. From deep learning to LLMs: a survey of AI in quantitative investment. arXiv, 2025, https://doi.org/10.48550/arXiv.2503.21422.)), ((I. Mirzadeh, K. Alizadeh, H. Shahrokhi, O. Tuzel, S. Bengio, M. Farajtabar. GSM-symbolic: understanding the limitations of mathematical reasoning in large language models. International Conference on Learning Representations (ICLR 2025). 2025, https://openreview.net/forum?id=AjXkRZIvjB.)). Because undetected biases propagate into consequential decisions ((B. Cao, S. Wang, X. Lin, X. Wu, H. Zhang, L. M. Ni, J. Guo. From deep learning to LLMs: a survey of AI in quantitative investment. arXiv, 2025, https://doi.org/10.48550/arXiv.2503.21422.)), ((Y. Zhang, Y. Li, L. Cui, D. Cai, L. Liu, T. Fu, X. Huang, E. Zhao, Y. Zhang, C. Xu, Y. Chen, L. Wang, A. T. Luu, W. Bi, F. Shi, S. Shi. Siren’s song in the AI ocean: a survey on hallucination in large language models. Computational Linguistics. Vol. 51, pg. 1373–1418, 2025, https://doi.org/10.1162/coli.a.16.)), principled deployment frameworks matter ((Y. Nie, Y. Kong, X. Dong, J. M. Mulvey, H. V. Poor, Q. Wen, S. Zohren. A survey of large language models for financial applications: progress, prospects and challenges. arXiv, 2024, https://doi.org/10.48550/arXiv.2406.11903.)), ((I. Okpala, A. Golgoon, A. R. Kannan. Agentic AI systems applied to tasks in financial services: modeling and model risk management crews. arXiv, 2025, https://doi.org/10.48550/arXiv.2502.05439.)).</w:t>
       </w:r>
     </w:p>
     <w:p>
@@ -309,85 +176,7 @@
         <w:jc w:val="both"/>
       </w:pPr>
       <w:r>
-        <w:t>Existing research has demonstrated the proficiency of LLMs in synthesizing heterogeneous financial data to extract predictive market signals</w:t>
-      </w:r>
-      <w:r>
-        <w:t xml:space="preserve"> ((A. Lopez-Lira, Y. Tang. Can ChatGPT forecast stock price movements? return predictability and large language models. SSRN. 2023, https://doi.org/10.2139/ssrn.4412788.))</w:t>
-      </w:r>
-      <w:r>
-        <w:rPr>
-          <w:vertAlign w:val="superscript"/>
-        </w:rPr>
-        <w:t xml:space="preserve">,</w:t>
-      </w:r>
-      <w:r>
-        <w:t xml:space="preserve"> ((H. Ding, Y. Li, J. Wang, H. Chen. Large language model agent in financial trading: a survey. arXiv, 2024, https://doi.org/10.48550/arXiv.2408.06361.))</w:t>
-      </w:r>
-      <w:r>
-        <w:rPr>
-          <w:vertAlign w:val="superscript"/>
-        </w:rPr>
-        <w:t xml:space="preserve">,</w:t>
-      </w:r>
-      <w:r>
-        <w:t xml:space="preserve"> ((G. Fatouros, K. Metaxas, J. Soldatos, M. Karathanassis. MarketSenseAI 2.0: enhancing stock analysis through LLM agents. arXiv, 2025, https://doi.org/10.48550/arXiv.2502.00415.))</w:t>
-      </w:r>
-      <w:r>
-        <w:t>. Studies integrating LLMs with conventional forecasting techniques reported improved predictive accuracy, attributed to the models’ ability to capture nuanced relationships between news sentiment and price movements</w:t>
-      </w:r>
-      <w:r>
-        <w:t xml:space="preserve"> ((A. Lopez-Lira, Y. Tang. Can ChatGPT forecast stock price movements? return predictability and large language models. SSRN. 2023, https://doi.org/10.2139/ssrn.4412788.))</w:t>
-      </w:r>
-      <w:r>
-        <w:rPr>
-          <w:vertAlign w:val="superscript"/>
-        </w:rPr>
-        <w:t xml:space="preserve">,</w:t>
-      </w:r>
-      <w:r>
-        <w:t xml:space="preserve"> ((G. Fatouros, K. Metaxas, J. Soldatos, M. Karathanassis. MarketSenseAI 2.0: enhancing stock analysis through LLM agents. arXiv, 2025, https://doi.org/10.48550/arXiv.2502.00415.))</w:t>
-      </w:r>
-      <w:r>
-        <w:rPr>
-          <w:vertAlign w:val="superscript"/>
-        </w:rPr>
-        <w:t xml:space="preserve">,</w:t>
-      </w:r>
-      <w:r>
-        <w:t xml:space="preserve"> ((J. Cheng, P. Chin. AAPM: large language model agent-based asset pricing models. arXiv, 2024, https://doi.org/10.48550/arXiv.2409.17266.))</w:t>
-      </w:r>
-      <w:r>
-        <w:t>. A complementary line of work combines document embeddings with LLM-generated representations to construct richer proxies for investor sentiment and macroeconomic conditions</w:t>
-      </w:r>
-      <w:r>
-        <w:t xml:space="preserve"> ((G. Fatouros, K. Metaxas, J. Soldatos, M. Karathanassis. MarketSenseAI 2.0: enhancing stock analysis through LLM agents. arXiv, 2025, https://doi.org/10.48550/arXiv.2502.00415.))</w:t>
-      </w:r>
-      <w:r>
-        <w:rPr>
-          <w:vertAlign w:val="superscript"/>
-        </w:rPr>
-        <w:t xml:space="preserve">,</w:t>
-      </w:r>
-      <w:r>
-        <w:t xml:space="preserve"> ((C. Choi, A. Lopez-Lira, Y. Lee, J. Kwon, M. Kim, J. Hwang, M. Ha, C. Kim, J. Ha, S. Yun, J. Kim. Structuring the unstructured: a multi-agent system for extracting and querying financial KPIs and guidance. arXiv, 2025, https://doi.org/10.48550/arXiv.2505.19197.))</w:t>
-      </w:r>
-      <w:r>
-        <w:t>. By automating the extraction of financially relevant signals from unstructured text, LLMs reduce the manual overhead of information processing and enable more scalable financial modeling pipelines</w:t>
-      </w:r>
-      <w:r>
-        <w:t xml:space="preserve"> ((G. Fatouros, K. Metaxas, J. Soldatos, M. Karathanassis. MarketSenseAI 2.0: enhancing stock analysis through LLM agents. arXiv, 2025, https://doi.org/10.48550/arXiv.2502.00415.))</w:t>
-      </w:r>
-      <w:r>
-        <w:rPr>
-          <w:vertAlign w:val="superscript"/>
-        </w:rPr>
-        <w:t xml:space="preserve">,</w:t>
-      </w:r>
-      <w:r>
-        <w:t xml:space="preserve"> ((C. Choi, A. Lopez-Lira, Y. Lee, J. Kwon, M. Kim, J. Hwang, M. Ha, C. Kim, J. Ha, S. Yun, J. Kim. Structuring the unstructured: a multi-agent system for extracting and querying financial KPIs and guidance. arXiv, 2025, https://doi.org/10.48550/arXiv.2505.19197.))</w:t>
-      </w:r>
-      <w:r>
-        <w:t>.</w:t>
+        <w:t>LLMs synthesize heterogeneous financial data to extract predictive market signals ((A. Lopez-Lira, Y. Tang. Can ChatGPT forecast stock price movements? return predictability and large language models. SSRN. 2023, https://doi.org/10.2139/ssrn.4412788.)), ((H. Ding, Y. Li, J. Wang, H. Chen. Large language model agent in financial trading: a survey. arXiv, 2024, https://doi.org/10.48550/arXiv.2408.06361.)), ((G. Fatouros, K. Metaxas, J. Soldatos, M. Karathanassis. MarketSenseAI 2.0: enhancing stock analysis through LLM agents. arXiv, 2025, https://doi.org/10.48550/arXiv.2502.00415.)). Integrating them with conventional forecasting improved predictive accuracy, attributed to capturing relationships between news sentiment and price movements ((A. Lopez-Lira, Y. Tang. Can ChatGPT forecast stock price movements? return predictability and large language models. SSRN. 2023, https://doi.org/10.2139/ssrn.4412788.)), ((G. Fatouros, K. Metaxas, J. Soldatos, M. Karathanassis. MarketSenseAI 2.0: enhancing stock analysis through LLM agents. arXiv, 2025, https://doi.org/10.48550/arXiv.2502.00415.)), ((J. Cheng, P. Chin. AAPM: large language model agent-based asset pricing models. arXiv, 2024, https://doi.org/10.48550/arXiv.2409.17266.)). A complementary line combines document embeddings with LLM-generated representations to proxy investor sentiment and macroeconomic conditions ((G. Fatouros, K. Metaxas, J. Soldatos, M. Karathanassis. MarketSenseAI 2.0: enhancing stock analysis through LLM agents. arXiv, 2025, https://doi.org/10.48550/arXiv.2502.00415.)), ((C. Choi, A. Lopez-Lira, Y. Lee, J. Kwon, M. Kim, J. Hwang, M. Ha, C. Kim, J. Ha, S. Yun, J. Kim. Structuring the unstructured: a multi-agent system for extracting and querying financial KPIs and guidance. arXiv, 2025, https://doi.org/10.48550/arXiv.2505.19197.)). reducing manual overhead and enabling more scalable modeling pipelines ((G. Fatouros, K. Metaxas, J. Soldatos, M. Karathanassis. MarketSenseAI 2.0: enhancing stock analysis through LLM agents. arXiv, 2025, https://doi.org/10.48550/arXiv.2502.00415.)), ((C. Choi, A. Lopez-Lira, Y. Lee, J. Kwon, M. Kim, J. Hwang, M. Ha, C. Kim, J. Ha, S. Yun, J. Kim. Structuring the unstructured: a multi-agent system for extracting and querying financial KPIs and guidance. arXiv, 2025, https://doi.org/10.48550/arXiv.2505.19197.)).</w:t>
       </w:r>
     </w:p>
     <w:p>
@@ -407,121 +196,7 @@
         <w:jc w:val="both"/>
       </w:pPr>
       <w:r>
-        <w:t>Beyond single-model deployments, LLMs are increasingly employed as components of multi-agent trading systems, in which specialized agents interact to simulate market dynamics and refine portfolio strategies</w:t>
-      </w:r>
-      <w:r>
-        <w:t xml:space="preserve"> ((Y. Xiao, E. Sun, D. Luo, W. Wang. TradingAgents: multi-agents LLM financial trading framework. arXiv, 2024, https://doi.org/10.48550/arXiv.2412.20138.))</w:t>
-      </w:r>
-      <w:r>
-        <w:rPr>
-          <w:vertAlign w:val="superscript"/>
-        </w:rPr>
-        <w:t xml:space="preserve">,</w:t>
-      </w:r>
-      <w:r>
-        <w:t xml:space="preserve"> ((T. Guo, X. Chen, Y. Wang, R. Chang, S. Pei, N. V. Chawla, O. Wiest, X. Zhang. Large language model based multi-agents: a survey of progress and challenges. Proceedings of the 33rd International Joint Conference on Artificial Intelligence (IJCAI 2024), Survey Track. 2024, https://doi.org/10.24963/ijcai.2024/890.))</w:t>
-      </w:r>
-      <w:r>
-        <w:rPr>
-          <w:vertAlign w:val="superscript"/>
-        </w:rPr>
-        <w:t xml:space="preserve">,</w:t>
-      </w:r>
-      <w:r>
-        <w:t xml:space="preserve"> ((X. Han, N. Wang, S. Che, H. Yang, K. Zhang, S. X. Xu. Enhancing investment analysis: optimizing AI-agent collaboration in financial research. Proceedings of the 5th ACM International Conference on AI in Finance. 2024, https://doi.org/10.1145/3677052.3698645.))</w:t>
-      </w:r>
-      <w:r>
-        <w:rPr>
-          <w:vertAlign w:val="superscript"/>
-        </w:rPr>
-        <w:t xml:space="preserve">,</w:t>
-      </w:r>
-      <w:r>
-        <w:t xml:space="preserve"> ((C. Zhang, X. Liu, M. Jin, Z. Zhang, L. Li, Z. Wang, W. Hua, D. Shu, S. Zhu, X. Jin, S. Li, M. Du, Y. Zhang. When AI meets finance (StockAgent): large language model-based stock trading in simulated real-world environments. arXiv, 2024, https://doi.org/10.48550/arXiv.2407.18957.))</w:t>
-      </w:r>
-      <w:r>
-        <w:t>. Such systems incorporate layered memory architectures and role-differentiated agent designs, enabling individual agents to retain relevant historical context and adapt their behavior as market conditions evolve</w:t>
-      </w:r>
-      <w:r>
-        <w:t xml:space="preserve"> ((Y. Li, Y. Yu, H. Li, Z. Chen, K. Khashanah. TradingGPT: multi-agent system with layered memory and distinct characters for enhanced financial trading performance. arXiv, 2023, https://doi.org/10.48550/arXiv.2309.03736.))</w:t>
-      </w:r>
-      <w:r>
-        <w:rPr>
-          <w:vertAlign w:val="superscript"/>
-        </w:rPr>
-        <w:t xml:space="preserve">,</w:t>
-      </w:r>
-      <w:r>
-        <w:t xml:space="preserve"> ((Y. Yu, H. Li, Z. Chen, Y. Jiang, Y. Li, D. Zhang, R. Liu, J. W. Suchow, K. Khashanah. FinMem: a performance-enhanced LLM trading agent with layered memory and character design. Proceedings of the AAAI Symposium Series. Vol. 3, pg. 595–597, 2024, https://doi.org/10.1609/aaaiss.v3i1.31290.))</w:t>
-      </w:r>
-      <w:r>
-        <w:t>. Empirical evidence indicates that multi-agent configurations frequently outperform single-agent baselines, as the diversity of strategies across agents reduces overfitting observed in isolated backtests</w:t>
-      </w:r>
-      <w:r>
-        <w:t xml:space="preserve"> ((X. Han, N. Wang, S. Che, H. Yang, K. Zhang, S. X. Xu. Enhancing investment analysis: optimizing AI-agent collaboration in financial research. Proceedings of the 5th ACM International Conference on AI in Finance. 2024, https://doi.org/10.1145/3677052.3698645.))</w:t>
-      </w:r>
-      <w:r>
-        <w:rPr>
-          <w:vertAlign w:val="superscript"/>
-        </w:rPr>
-        <w:t xml:space="preserve">,</w:t>
-      </w:r>
-      <w:r>
-        <w:t xml:space="preserve"> ((T. Guo, H. Shen, J. Huang, Z. Mao, J. Luo, B. Chen, Z. Chen, L. Liu, B. Xia, X. Liu, Y. Ma, M. Zhang. MASS: multi-agent simulation scaling for portfolio construction. arXiv, 2025, https://doi.org/10.48550/arXiv.2505.10278.))</w:t>
-      </w:r>
-      <w:r>
-        <w:t xml:space="preserve">. Within these architectures, individual agents are assigned </w:t>
-      </w:r>
-      <w:r>
-        <w:t>distinct functions—portfolio allocation, risk assessment, and real-time monitoring—enabling a modular division of responsibilities that exploits the natural language flexibility of LLMs</w:t>
-      </w:r>
-      <w:r>
-        <w:t xml:space="preserve"> ((Y. Xiao, E. Sun, D. Luo, W. Wang. TradingAgents: multi-agents LLM financial trading framework. arXiv, 2024, https://doi.org/10.48550/arXiv.2412.20138.))</w:t>
-      </w:r>
-      <w:r>
-        <w:rPr>
-          <w:vertAlign w:val="superscript"/>
-        </w:rPr>
-        <w:t xml:space="preserve">,</w:t>
-      </w:r>
-      <w:r>
-        <w:t xml:space="preserve"> ((T. Guo, X. Chen, Y. Wang, R. Chang, S. Pei, N. V. Chawla, O. Wiest, X. Zhang. Large language model based multi-agents: a survey of progress and challenges. Proceedings of the 33rd International Joint Conference on Artificial Intelligence (IJCAI 2024), Survey Track. 2024, https://doi.org/10.24963/ijcai.2024/890.))</w:t>
-      </w:r>
-      <w:r>
-        <w:rPr>
-          <w:vertAlign w:val="superscript"/>
-        </w:rPr>
-        <w:t xml:space="preserve">,</w:t>
-      </w:r>
-      <w:r>
-        <w:t xml:space="preserve"> ((J. Li, J. Zhang, H. Li, Y. Shen. An agent framework for real-time financial information searching with large language models. arXiv, 2025, https://doi.org/10.48550/arXiv.2502.15684.))</w:t>
-      </w:r>
-      <w:r>
-        <w:t>. Representative frameworks such as 3S-Trader</w:t>
-      </w:r>
-      <w:r>
-        <w:t xml:space="preserve"> ((K. Chen, H. Ahmad, D. Goel, C. Szabo. 3S-trader: a multi-LLM framework for adaptive stock scoring, strategy, and selection in portfolio optimization. arXiv, 2025, https://doi.org/10.48550/arXiv.2510.17393.))</w:t>
-      </w:r>
-      <w:r>
-        <w:t>, AlphaAgents</w:t>
-      </w:r>
-      <w:r>
-        <w:t xml:space="preserve"> ((T. Zhao, J. Lyu, S. Jones, H. Garber, S. Pasquali, D. Mehta. AlphaAgents: large language model-based multi-agents for equity portfolio constructions. arXiv, 2025, https://doi.org/10.48550/arXiv.2508.11152.))</w:t>
-      </w:r>
-      <w:r>
-        <w:t>, FinRobot</w:t>
-      </w:r>
-      <w:r>
-        <w:t xml:space="preserve"> ((T. Zhou, P. Wang, Y. Wu, H. Yang. FinRobot: AI agent for equity research and valuation with large language models. arXiv, 2024, https://doi.org/10.48550/arXiv.2411.08804.))</w:t>
-      </w:r>
-      <w:r>
-        <w:t>, and tool-augmented multimodal foundation agents</w:t>
-      </w:r>
-      <w:r>
-        <w:t xml:space="preserve"> ((W. Zhang, L. Zhao, H. Xia, S. Sun, J. Sun, M. Qin, X. Li, Y. Zhao, Y. Zhao, X. Cai, L. Zheng, X. Wang, B. An. A multimodal foundation agent for financial trading: tool-augmented, diversified, and generalist. Proceedings of the 30th ACM SIGKDD Conference on Knowledge Discovery and Data Mining. 2024, https://doi.org/10.1145/3637528.3671801.))</w:t>
-      </w:r>
-      <w:r>
-        <w:t xml:space="preserve"> coordinate multiple LLMs to score candidate stocks, construct a portfolio, and iteratively refine strategies from historical performance, though at the cost of considerable system complexity.</w:t>
+        <w:t>Beyond single-model deployments, LLMs are increasingly employed as components of multi-agent trading systems, in which specialized agents interact to simulate market dynamics and refine portfolio strategies ((Y. Xiao, E. Sun, D. Luo, W. Wang. TradingAgents: multi-agents LLM financial trading framework. arXiv, 2024, https://doi.org/10.48550/arXiv.2412.20138.)), ((T. Guo, X. Chen, Y. Wang, R. Chang, S. Pei, N. V. Chawla, O. Wiest, X. Zhang. Large language model based multi-agents: a survey of progress and challenges. Proceedings of the 33rd International Joint Conference on Artificial Intelligence (IJCAI 2024), Survey Track. 2024, https://doi.org/10.24963/ijcai.2024/890.)), ((X. Han, N. Wang, S. Che, H. Yang, K. Zhang, S. X. Xu. Enhancing investment analysis: optimizing AI-agent collaboration in financial research. Proceedings of the 5th ACM International Conference on AI in Finance. 2024, https://doi.org/10.1145/3677052.3698645.)), ((C. Zhang, X. Liu, M. Jin, Z. Zhang, L. Li, Z. Wang, W. Hua, D. Shu, S. Zhu, X. Jin, S. Li, M. Du, Y. Zhang. When AI meets finance (StockAgent): large language model-based stock trading in simulated real-world environments. arXiv, 2024, https://doi.org/10.48550/arXiv.2407.18957.)). Layered memory and role-differentiated designs let agents retain historical context and adapt as conditions evolve, ((Y. Li, Y. Yu, H. Li, Z. Chen, K. Khashanah. TradingGPT: multi-agent system with layered memory and distinct characters for enhanced financial trading performance. arXiv, 2023, https://doi.org/10.48550/arXiv.2309.03736.)), ((Y. Yu, H. Li, Z. Chen, Y. Jiang, Y. Li, D. Zhang, R. Liu, J. W. Suchow, K. Khashanah. FinMem: a performance-enhanced LLM trading agent with layered memory and character design. Proceedings of the AAAI Symposium Series. Vol. 3, pg. 595–597, 2024, https://doi.org/10.1609/aaaiss.v3i1.31290.)). and multi-agent configurations frequently outperform single-agent baselines because strategy diversity reduces the overfitting seen in isolated backtests ((X. Han, N. Wang, S. Che, H. Yang, K. Zhang, S. X. Xu. Enhancing investment analysis: optimizing AI-agent collaboration in financial research. Proceedings of the 5th ACM International Conference on AI in Finance. 2024, https://doi.org/10.1145/3677052.3698645.)), ((T. Guo, H. Shen, J. Huang, Z. Mao, J. Luo, B. Chen, Z. Chen, L. Liu, B. Xia, X. Liu, Y. Ma, M. Zhang. MASS: multi-agent simulation scaling for portfolio construction. arXiv, 2025, https://doi.org/10.48550/arXiv.2505.10278.)). Agents are typically assigned distinct functions—allocation, risk assessment, monitoring ((Y. Xiao, E. Sun, D. Luo, W. Wang. TradingAgents: multi-agents LLM financial trading framework. arXiv, 2024, https://doi.org/10.48550/arXiv.2412.20138.)), ((T. Guo, X. Chen, Y. Wang, R. Chang, S. Pei, N. V. Chawla, O. Wiest, X. Zhang. Large language model based multi-agents: a survey of progress and challenges. Proceedings of the 33rd International Joint Conference on Artificial Intelligence (IJCAI 2024), Survey Track. 2024, https://doi.org/10.24963/ijcai.2024/890.)), ((J. Li, J. Zhang, H. Li, Y. Shen. An agent framework for real-time financial information searching with large language models. arXiv, 2025, https://doi.org/10.48550/arXiv.2502.15684.)). Representative frameworks such as 3S-Trader ((K. Chen, H. Ahmad, D. Goel, C. Szabo. 3S-trader: a multi-LLM framework for adaptive stock scoring, strategy, and selection in portfolio optimization. arXiv, 2025, https://doi.org/10.48550/arXiv.2510.17393.)), AlphaAgents ((T. Zhao, J. Lyu, S. Jones, H. Garber, S. Pasquali, D. Mehta. AlphaAgents: large language model-based multi-agents for equity portfolio constructions. arXiv, 2025, https://doi.org/10.48550/arXiv.2508.11152.)), FinRobot ((T. Zhou, P. Wang, Y. Wu, H. Yang. FinRobot: AI agent for equity research and valuation with large language models. arXiv, 2024, https://doi.org/10.48550/arXiv.2411.08804.)), and tool-augmented multimodal foundation agents ((W. Zhang, L. Zhao, H. Xia, S. Sun, J. Sun, M. Qin, X. Li, Y. Zhao, Y. Zhao, X. Cai, L. Zheng, X. Wang, B. An. A multimodal foundation agent for financial trading: tool-augmented, diversified, and generalist. Proceedings of the 30th ACM SIGKDD Conference on Knowledge Discovery and Data Mining. 2024, https://doi.org/10.1145/3637528.3671801.)) coordinate multiple LLMs to score candidate stocks, construct a portfolio, and iteratively refine strategies from historical performance, though at the cost of considerable system complexity.</w:t>
       </w:r>
     </w:p>
     <w:p>
@@ -544,106 +219,7 @@
         <w:rPr>
           <w:bCs/>
         </w:rPr>
-        <w:t>LLMs have proven adept at inferring investor sentiment and forecasting market movements by analyzing news articles and social media data</w:t>
-      </w:r>
-      <w:r>
-        <w:t xml:space="preserve"> ((A. Lopez-Lira, Y. Tang. Can ChatGPT forecast stock price movements? return predictability and large language models. SSRN. 2023, https://doi.org/10.2139/ssrn.4412788.))</w:t>
-      </w:r>
-      <w:r>
-        <w:rPr>
-          <w:vertAlign w:val="superscript"/>
-        </w:rPr>
-        <w:t xml:space="preserve">,</w:t>
-      </w:r>
-      <w:r>
-        <w:t xml:space="preserve"> ((G. Fatouros, K. Metaxas, J. Soldatos, M. Karathanassis. MarketSenseAI 2.0: enhancing stock analysis through LLM agents. arXiv, 2025, https://doi.org/10.48550/arXiv.2502.00415.))</w:t>
-      </w:r>
-      <w:r>
-        <w:rPr>
-          <w:vertAlign w:val="superscript"/>
-        </w:rPr>
-        <w:t xml:space="preserve">,</w:t>
-      </w:r>
-      <w:r>
-        <w:t xml:space="preserve"> ((P. C. Tetlock. Giving content to investor sentiment: the role of media in the stock market. The Journal of Finance. Vol. 62, pg. 1139–1168, 2007, https://doi.org/10.1111/j.1540-6261.2007.01232.x.))</w:t>
-      </w:r>
-      <w:r>
-        <w:rPr>
-          <w:bCs/>
-        </w:rPr>
-        <w:t>. By leveraging pre-training on large-scale financial datasets, LLMs can discern specialized terminology and complex rhetorical structures, providing an effective framework for mapping textual information to market price movements</w:t>
-      </w:r>
-      <w:r>
-        <w:t xml:space="preserve"> ((A. Lopez-Lira, Y. Tang. Can ChatGPT forecast stock price movements? return predictability and large language models. SSRN. 2023, https://doi.org/10.2139/ssrn.4412788.))</w:t>
-      </w:r>
-      <w:r>
-        <w:rPr>
-          <w:vertAlign w:val="superscript"/>
-        </w:rPr>
-        <w:t xml:space="preserve">,</w:t>
-      </w:r>
-      <w:r>
-        <w:t xml:space="preserve"> ((J. Lee, N. Stevens, S. C. Han, M. Song. A survey of large language models in finance (FinLLMs). Neural Computing and Applications. Vol. 37, pg. 24853–24867, 2025, https://doi.org/10.1007/s00521-024-10495-6.))</w:t>
-      </w:r>
-      <w:r>
-        <w:rPr>
-          <w:bCs/>
-        </w:rPr>
-        <w:t>. Sentiment-augmented models have also been reported to identify early indicators of trend reversals</w:t>
-      </w:r>
-      <w:r>
-        <w:t xml:space="preserve"> ((A. Lopez-Lira, Y. Tang. Can ChatGPT forecast stock price movements? return predictability and large language models. SSRN. 2023, https://doi.org/10.2139/ssrn.4412788.))</w:t>
-      </w:r>
-      <w:r>
-        <w:rPr>
-          <w:vertAlign w:val="superscript"/>
-        </w:rPr>
-        <w:t xml:space="preserve">,</w:t>
-      </w:r>
-      <w:r>
-        <w:t xml:space="preserve"> ((P. C. Tetlock. Giving content to investor sentiment: the role of media in the stock market. The Journal of Finance. Vol. 62, pg. 1139–1168, 2007, https://doi.org/10.1111/j.1540-6261.2007.01232.x.))</w:t>
-      </w:r>
-      <w:r>
-        <w:rPr>
-          <w:bCs/>
-        </w:rPr>
-        <w:t>. By processing vast quantities of unstructured data at scale, LLMs enable the development of more agile, information-rich trading strategies that respond to market shifts in real time</w:t>
-      </w:r>
-      <w:r>
-        <w:t xml:space="preserve"> ((Y. Nie, Y. Kong, X. Dong, J. M. Mulvey, H. V. Poor, Q. Wen, S. Zohren. A survey of large language models for financial applications: progress, prospects and challenges. arXiv, 2024, https://doi.org/10.48550/arXiv.2406.11903.))</w:t>
-      </w:r>
-      <w:r>
-        <w:rPr>
-          <w:vertAlign w:val="superscript"/>
-        </w:rPr>
-        <w:t xml:space="preserve">,</w:t>
-      </w:r>
-      <w:r>
-        <w:t xml:space="preserve"> ((J. Li, J. Zhang, H. Li, Y. Shen. An agent framework for real-time financial information searching with large language models. arXiv, 2025, https://doi.org/10.48550/arXiv.2502.15684.))</w:t>
-      </w:r>
-      <w:r>
-        <w:rPr>
-          <w:bCs/>
-        </w:rPr>
-        <w:t>. This body of research extends foundational work by demonstrating that media-derived content yields quantifiable sentiment signals that have a direct and measurable impact on equity prices</w:t>
-      </w:r>
-      <w:r>
-        <w:t xml:space="preserve"> ((A. Lopez-Lira, Y. Tang. Can ChatGPT forecast stock price movements? return predictability and large language models. SSRN. 2023, https://doi.org/10.2139/ssrn.4412788.))</w:t>
-      </w:r>
-      <w:r>
-        <w:rPr>
-          <w:vertAlign w:val="superscript"/>
-        </w:rPr>
-        <w:t xml:space="preserve">,</w:t>
-      </w:r>
-      <w:r>
-        <w:t xml:space="preserve"> ((P. C. Tetlock. Giving content to investor sentiment: the role of media in the stock market. The Journal of Finance. Vol. 62, pg. 1139–1168, 2007, https://doi.org/10.1111/j.1540-6261.2007.01232.x.))</w:t>
-      </w:r>
-      <w:r>
-        <w:rPr>
-          <w:bCs/>
-        </w:rPr>
-        <w:t>.</w:t>
+        <w:t>LLMs infer investor sentiment and forecast market movements from news and social media ((A. Lopez-Lira, Y. Tang. Can ChatGPT forecast stock price movements? return predictability and large language models. SSRN. 2023, https://doi.org/10.2139/ssrn.4412788.)), ((G. Fatouros, K. Metaxas, J. Soldatos, M. Karathanassis. MarketSenseAI 2.0: enhancing stock analysis through LLM agents. arXiv, 2025, https://doi.org/10.48550/arXiv.2502.00415.)), ((P. C. Tetlock. Giving content to investor sentiment: the role of media in the stock market. The Journal of Finance. Vol. 62, pg. 1139–1168, 2007, https://doi.org/10.1111/j.1540-6261.2007.01232.x.)). Pre-training on large financial corpora lets them parse specialized terminology and rhetorical structure, mapping text to price movements ((A. Lopez-Lira, Y. Tang. Can ChatGPT forecast stock price movements? return predictability and large language models. SSRN. 2023, https://doi.org/10.2139/ssrn.4412788.)), ((J. Lee, N. Stevens, S. C. Han, M. Song. A survey of large language models in finance (FinLLMs). Neural Computing and Applications. Vol. 37, pg. 24853–24867, 2025, https://doi.org/10.1007/s00521-024-10495-6.)). Sentiment-augmented models have been reported to identify early trend reversals ((A. Lopez-Lira, Y. Tang. Can ChatGPT forecast stock price movements? return predictability and large language models. SSRN. 2023, https://doi.org/10.2139/ssrn.4412788.)), ((P. C. Tetlock. Giving content to investor sentiment: the role of media in the stock market. The Journal of Finance. Vol. 62, pg. 1139–1168, 2007, https://doi.org/10.1111/j.1540-6261.2007.01232.x.)). Processing unstructured data at scale enables more agile, information-rich strategies ((Y. Nie, Y. Kong, X. Dong, J. M. Mulvey, H. V. Poor, Q. Wen, S. Zohren. A survey of large language models for financial applications: progress, prospects and challenges. arXiv, 2024, https://doi.org/10.48550/arXiv.2406.11903.)), ((J. Li, J. Zhang, H. Li, Y. Shen. An agent framework for real-time financial information searching with large language models. arXiv, 2025, https://doi.org/10.48550/arXiv.2502.15684.)). This extends foundational work showing that media-derived content yields quantifiable sentiment signals with measurable impact on equity prices ((A. Lopez-Lira, Y. Tang. Can ChatGPT forecast stock price movements? return predictability and large language models. SSRN. 2023, https://doi.org/10.2139/ssrn.4412788.)), ((P. C. Tetlock. Giving content to investor sentiment: the role of media in the stock market. The Journal of Finance. Vol. 62, pg. 1139–1168, 2007, https://doi.org/10.1111/j.1540-6261.2007.01232.x.)).</w:t>
       </w:r>
     </w:p>
     <w:p>
@@ -735,121 +311,25 @@
         <w:jc w:val="both"/>
       </w:pPr>
       <w:r>
-        <w:t>Systematic benchmarking provides a principled basis for evaluating financial LLMs</w:t>
-      </w:r>
-      <w:r>
-        <w:t xml:space="preserve"> ((J. Lee, N. Stevens, S. C. Han, M. Song. A survey of large language models in finance (FinLLMs). Neural Computing and Applications. Vol. 37, pg. 24853–24867, 2025, https://doi.org/10.1007/s00521-024-10495-6.))</w:t>
-      </w:r>
-      <w:r>
-        <w:rPr>
-          <w:vertAlign w:val="superscript"/>
-        </w:rPr>
-        <w:t xml:space="preserve">,</w:t>
-      </w:r>
-      <w:r>
-        <w:t xml:space="preserve"> ((K. Anjum, M. A. Arshad, K. Hayawi, E. Polyzos, A. Tariq, M. A. Serhani, L. Batool, B. Lund, N. R. Mannuru, R. V. K. Bevara, T. Mahbub, M. Z. Akram, S. Shahriar. Domain specific benchmarks for evaluating multimodal large language models. arXiv, 2025, https://doi.org/10.48550/arXiv.2506.12958.))</w:t>
-      </w:r>
-      <w:r>
-        <w:rPr>
-          <w:vertAlign w:val="superscript"/>
-        </w:rPr>
-        <w:t xml:space="preserve">,</w:t>
-      </w:r>
-      <w:r>
-        <w:t xml:space="preserve"> ((H. Li, Y. Cao, Y. Yu, S. R. Javaji, Z. Deng, Y. He, Y. Jiang, Z. Zhu, K. Subbalakshmi, G. Xiong, J. Huang, L. Qian, X. Peng, Q. Xie, J. W. Suchow. InvestorBench: a benchmark for financial decision-making tasks with LLM-based agents. Proceedings of the 63rd Annual Meeting of the Association for Computational Linguistics (ACL 2025). pg. 2509–2525, 2025, https://doi.org/10.18653/v1/2025.acl-long.126.))</w:t>
-      </w:r>
-      <w:r>
-        <w:t>. Standardized datasets enable rigorous comparison across models and multi-agent systems on textual comprehension, sentiment extraction, and portfolio optimization</w:t>
-      </w:r>
-      <w:r>
-        <w:t xml:space="preserve"> ((J. Lee, N. Stevens, S. C. Han, M. Song. A survey of large language models in finance (FinLLMs). Neural Computing and Applications. Vol. 37, pg. 24853–24867, 2025, https://doi.org/10.1007/s00521-024-10495-6.))</w:t>
-      </w:r>
-      <w:r>
-        <w:rPr>
-          <w:vertAlign w:val="superscript"/>
-        </w:rPr>
-        <w:t xml:space="preserve">,</w:t>
-      </w:r>
-      <w:r>
-        <w:t xml:space="preserve"> ((H. Li, Y. Cao, Y. Yu, S. R. Javaji, Z. Deng, Y. He, Y. Jiang, Z. Zhu, K. Subbalakshmi, G. Xiong, J. Huang, L. Qian, X. Peng, Q. Xie, J. W. Suchow. InvestorBench: a benchmark for financial decision-making tasks with LLM-based agents. Proceedings of the 63rd Annual Meeting of the Association for Computational Linguistics (ACL 2025). pg. 2509–2525, 2025, https://doi.org/10.18653/v1/2025.acl-long.126.))</w:t>
-      </w:r>
-      <w:r>
-        <w:t>. A consistent finding is that accuracy alone is insufficient — models must perform reliably under live-market pressures</w:t>
-      </w:r>
-      <w:r>
-        <w:t xml:space="preserve"> ((W. W. Li, H. Kim, M. Cucuringu, T. Ma. Can LLM-based financial investing strategies outperform the market in the long run? arXiv, 2025, https://doi.org/10.48550/arXiv.2505.07078.))</w:t>
-      </w:r>
-      <w:r>
-        <w:rPr>
-          <w:vertAlign w:val="superscript"/>
-        </w:rPr>
-        <w:t xml:space="preserve">,</w:t>
-      </w:r>
-      <w:r>
-        <w:t xml:space="preserve"> ((C. Zhang, X. Liu, M. Jin, Z. Zhang, L. Li, Z. Wang, W. Hua, D. Shu, S. Zhu, X. Jin, S. Li, M. Du, Y. Zhang. When AI meets finance (StockAgent): large language model-based stock trading in simulated real-world environments. arXiv, 2024, https://doi.org/10.48550/arXiv.2407.18957.))</w:t>
-      </w:r>
-      <w:r>
-        <w:rPr>
-          <w:vertAlign w:val="superscript"/>
-        </w:rPr>
-        <w:t xml:space="preserve">,</w:t>
-      </w:r>
-      <w:r>
-        <w:t xml:space="preserve"> ((H. Li, Y. Cao, Y. Yu, S. R. Javaji, Z. Deng, Y. He, Y. Jiang, Z. Zhu, K. Subbalakshmi, G. Xiong, J. Huang, L. Qian, X. Peng, Q. Xie, J. W. Suchow. InvestorBench: a benchmark for financial decision-making tasks with LLM-based agents. Proceedings of the 63rd Annual Meeting of the Association for Computational Linguistics (ACL 2025). pg. 2509–2525, 2025, https://doi.org/10.18653/v1/2025.acl-long.126.))</w:t>
-      </w:r>
-      <w:r>
-        <w:t xml:space="preserve"> — so continued benchmark development is essential to ensure reported advances are genuine rather than artifacts of favorable evaluation conditions</w:t>
-      </w:r>
-      <w:r>
-        <w:t xml:space="preserve"> ((A. Lopez-Lira, Y. Tang. Can ChatGPT forecast stock price movements? return predictability and large language models. SSRN. 2023, https://doi.org/10.2139/ssrn.4412788.))</w:t>
-      </w:r>
-      <w:r>
-        <w:rPr>
-          <w:vertAlign w:val="superscript"/>
-        </w:rPr>
-        <w:t xml:space="preserve">,</w:t>
-      </w:r>
-      <w:r>
-        <w:t xml:space="preserve"> ((W. W. Li, H. Kim, M. Cucuringu, T. Ma. Can LLM-based financial investing strategies outperform the market in the long run? arXiv, 2025, https://doi.org/10.48550/arXiv.2505.07078.))</w:t>
-      </w:r>
-      <w:r>
-        <w:rPr>
-          <w:vertAlign w:val="superscript"/>
-        </w:rPr>
-        <w:t xml:space="preserve">,</w:t>
-      </w:r>
-      <w:r>
-        <w:t xml:space="preserve"> ((H. Li, Y. Cao, Y. Yu, S. R. Javaji, Z. Deng, Y. He, Y. Jiang, Z. Zhu, K. Subbalakshmi, G. Xiong, J. Huang, L. Qian, X. Peng, Q. Xie, J. W. Suchow. InvestorBench: a benchmark for financial decision-making tasks with LLM-based agents. Proceedings of the 63rd Annual Meeting of the Association for Computational Linguistics (ACL 2025). pg. 2509–2525, 2025, https://doi.org/10.18653/v1/2025.acl-long.126.))</w:t>
-      </w:r>
-      <w:r>
-        <w:t>.</w:t>
-      </w:r>
-    </w:p>
-    <w:p>
-      <w:pPr>
-        <w:spacing w:before="40" w:after="40"/>
-        <w:jc w:val="both"/>
-      </w:pPr>
-      <w:r>
-        <w:t>A critical concern in this literature is evaluation bias. A rigorous testing framework, FINSABER</w:t>
-      </w:r>
-      <w:r>
-        <w:t xml:space="preserve"> ((W. W. Li, H. Kim, M. Cucuringu, T. Ma. Can LLM-based financial investing strategies outperform the market in the long run? arXiv, 2025, https://doi.org/10.48550/arXiv.2505.07078.))</w:t>
-      </w:r>
-      <w:r>
-        <w:t>, was introduced to address three common problems: survivorship bias (testing only on currently successful stocks), look-ahead bias (accidentally using future information in past decisions), and data-snooping bias (testing a strategy repeatedly on the same data until favorable results arise by chance). When popular LLM strategies were re-tested over 20 years across a wider range of stocks, the strategies’ apparent advantages either disappeared or appeared much weaker. That work also found that LLM strategies often performed poorly in different market conditions — too cautious during bull markets and overly aggressive during bear markets. Those findings motivate the evaluation design used here: long horizons, matched comparisons, and explicit controls for the three biases named above.</w:t>
-      </w:r>
-    </w:p>
-    <w:p>
-      <w:pPr>
-        <w:spacing w:before="40" w:after="40"/>
-        <w:jc w:val="both"/>
-      </w:pPr>
-      <w:r>
-        <w:t xml:space="preserve">Collectively, these studies show LLMs can generate competitive investment strategies, but they focus on improving model capability — larger architectures, multi-agent systems, reinforcement learning, or sentiment extraction. Little attention has gone to the structural architecture of information delivery: most approaches ingest heterogeneous sources simultaneously, leaving open whether alternative information frameworks might improve performance. This gap motivates our central question: can restructuring the information flow presented to an LLM </w:t>
-      </w:r>
-      <w:r>
-        <w:t>systematically improve long-term investment decision-making?</w:t>
+        <w:t>Systematic benchmarking provides a principled basis for evaluating financial LLMs ((J. Lee, N. Stevens, S. C. Han, M. Song. A survey of large language models in finance (FinLLMs). Neural Computing and Applications. Vol. 37, pg. 24853–24867, 2025, https://doi.org/10.1007/s00521-024-10495-6.)), ((K. Anjum, M. A. Arshad, K. Hayawi, E. Polyzos, A. Tariq, M. A. Serhani, L. Batool, B. Lund, N. R. Mannuru, R. V. K. Bevara, T. Mahbub, M. Z. Akram, S. Shahriar. Domain specific benchmarks for evaluating multimodal large language models. arXiv, 2025, https://doi.org/10.48550/arXiv.2506.12958.)), ((H. Li, Y. Cao, Y. Yu, S. R. Javaji, Z. Deng, Y. He, Y. Jiang, Z. Zhu, K. Subbalakshmi, G. Xiong, J. Huang, L. Qian, X. Peng, Q. Xie, J. W. Suchow. InvestorBench: a benchmark for financial decision-making tasks with LLM-based agents. Proceedings of the 63rd Annual Meeting of the Association for Computational Linguistics (ACL 2025). pg. 2509–2525, 2025, https://doi.org/10.18653/v1/2025.acl-long.126.)). Standardized datasets enable comparison across models on textual comprehension, sentiment extraction, and portfolio optimization ((J. Lee, N. Stevens, S. C. Han, M. Song. A survey of large language models in finance (FinLLMs). Neural Computing and Applications. Vol. 37, pg. 24853–24867, 2025, https://doi.org/10.1007/s00521-024-10495-6.)), ((H. Li, Y. Cao, Y. Yu, S. R. Javaji, Z. Deng, Y. He, Y. Jiang, Z. Zhu, K. Subbalakshmi, G. Xiong, J. Huang, L. Qian, X. Peng, Q. Xie, J. W. Suchow. InvestorBench: a benchmark for financial decision-making tasks with LLM-based agents. Proceedings of the 63rd Annual Meeting of the Association for Computational Linguistics (ACL 2025). pg. 2509–2525, 2025, https://doi.org/10.18653/v1/2025.acl-long.126.)). Accuracy alone is insufficient — models must perform under live-market pressures ((W. W. Li, H. Kim, M. Cucuringu, T. Ma. Can LLM-based financial investing strategies outperform the market in the long run? arXiv, 2025, https://doi.org/10.48550/arXiv.2505.07078.)), ((C. Zhang, X. Liu, M. Jin, Z. Zhang, L. Li, Z. Wang, W. Hua, D. Shu, S. Zhu, X. Jin, S. Li, M. Du, Y. Zhang. When AI meets finance (StockAgent): large language model-based stock trading in simulated real-world environments. arXiv, 2024, https://doi.org/10.48550/arXiv.2407.18957.)), ((H. Li, Y. Cao, Y. Yu, S. R. Javaji, Z. Deng, Y. He, Y. Jiang, Z. Zhu, K. Subbalakshmi, G. Xiong, J. Huang, L. Qian, X. Peng, Q. Xie, J. W. Suchow. InvestorBench: a benchmark for financial decision-making tasks with LLM-based agents. Proceedings of the 63rd Annual Meeting of the Association for Computational Linguistics (ACL 2025). pg. 2509–2525, 2025, https://doi.org/10.18653/v1/2025.acl-long.126.)) — so benchmark development remains essential to separate genuine advances from artifacts of favorable evaluation conditions ((A. Lopez-Lira, Y. Tang. Can ChatGPT forecast stock price movements? return predictability and large language models. SSRN. 2023, https://doi.org/10.2139/ssrn.4412788.)), ((W. W. Li, H. Kim, M. Cucuringu, T. Ma. Can LLM-based financial investing strategies outperform the market in the long run? arXiv, 2025, https://doi.org/10.48550/arXiv.2505.07078.)), ((H. Li, Y. Cao, Y. Yu, S. R. Javaji, Z. Deng, Y. He, Y. Jiang, Z. Zhu, K. Subbalakshmi, G. Xiong, J. Huang, L. Qian, X. Peng, Q. Xie, J. W. Suchow. InvestorBench: a benchmark for financial decision-making tasks with LLM-based agents. Proceedings of the 63rd Annual Meeting of the Association for Computational Linguistics (ACL 2025). pg. 2509–2525, 2025, https://doi.org/10.18653/v1/2025.acl-long.126.)).</w:t>
+      </w:r>
+    </w:p>
+    <w:p>
+      <w:pPr>
+        <w:spacing w:before="40" w:after="40"/>
+        <w:jc w:val="both"/>
+      </w:pPr>
+      <w:r>
+        <w:t>A critical concern in this literature is evaluation bias. A rigorous testing framework, FINSABER ((W. W. Li, H. Kim, M. Cucuringu, T. Ma. Can LLM-based financial investing strategies outperform the market in the long run? arXiv, 2025, https://doi.org/10.48550/arXiv.2505.07078.)), was introduced to address three common problems: survivorship bias (testing only on currently successful stocks), look-ahead bias (accidentally using future information in past decisions), and data-snooping bias (testing a strategy repeatedly on the same data until favorable results arise by chance). Re-tested over 20 years across a wider range of stocks, popular LLM strategies’ apparent advantages disappeared or weakened substantially, and they performed poorly across market regimes — too cautious in bull markets, too aggressive in bear markets. Those findings motivate the evaluation design used here: long horizons, matched comparisons, and explicit controls for all three biases.</w:t>
+      </w:r>
+    </w:p>
+    <w:p>
+      <w:pPr>
+        <w:spacing w:before="40" w:after="40"/>
+        <w:jc w:val="both"/>
+      </w:pPr>
+      <w:r>
+        <w:t>Collectively these studies show LLMs can generate competitive strategies, but they focus on model capability — larger architectures, multi-agent systems, reinforcement learning, sentiment extraction. Little attention has gone to the structural architecture of information delivery. This gap motivates our central question: can restructuring the information flow presented to an LLM systematically improve long-term investment decision-making?</w:t>
       </w:r>
     </w:p>
     <w:p>
@@ -883,22 +363,16 @@
         <w:jc w:val="both"/>
       </w:pPr>
       <w:r>
-        <w:t>A second challenge is hallucination: LLMs can fabricate or misrepresent information with high apparent confidence</w:t>
-      </w:r>
-      <w:r>
-        <w:t xml:space="preserve"> ((Y. Zhang, Y. Li, L. Cui, D. Cai, L. Liu, T. Fu, X. Huang, E. Zhao, Y. Zhang, C. Xu, Y. Chen, L. Wang, A. T. Luu, W. Bi, F. Shi, S. Shi. Siren’s song in the AI ocean: a survey on hallucination in large language models. Computational Linguistics. Vol. 51, pg. 1373–1418, 2025, https://doi.org/10.1162/coli.a.16.))</w:t>
-      </w:r>
-      <w:r>
-        <w:t>. In an investment context, this can result in recommendations based on non-existent corporate events, incorrect financial figures, or wholly invented analyst reports. Critically, hallucinations are not always overt. Subtle hallucinations—small distortions in attributed facts, misremembered statistics, or plausible-sounding but inaccurate characterizations of company performance—may pass undetected and propagate systematically through the recommendation pipeline, making them particularly dangerous for investment applications where errors in reasoning compound over a holding period.</w:t>
-      </w:r>
-    </w:p>
-    <w:p>
-      <w:pPr>
-        <w:spacing w:before="40" w:after="40"/>
-        <w:jc w:val="both"/>
-      </w:pPr>
-      <w:r>
-        <w:t>A third challenge is implicit bias introduced through LLM pre-training. Because modern LLMs are trained on large corpora with a fixed knowledge cutoff, they may encode implicit awareness of future events relative to any historical analysis date, effectively providing look-ahead information that no real investor could possess at the time of decision-making. This form of data leakage is particularly problematic for backtesting: strategies that appear profitable in retrospective evaluation may be artifacts of the model’s latent knowledge of subsequent market developments rather than genuine analytical insight, casting doubt on the validity of reported results.</w:t>
+        <w:t>A second challenge is hallucination: LLMs can fabricate or misrepresent information with high apparent confidence ((Y. Zhang, Y. Li, L. Cui, D. Cai, L. Liu, T. Fu, X. Huang, E. Zhao, Y. Zhang, C. Xu, Y. Chen, L. Wang, A. T. Luu, W. Bi, F. Shi, S. Shi. Siren’s song in the AI ocean: a survey on hallucination in large language models. Computational Linguistics. Vol. 51, pg. 1373–1418, 2025, https://doi.org/10.1162/coli.a.16.)). In an investment context this yields recommendations built on non-existent events, incorrect figures, or invented analyst reports. Subtle hallucinations—small distortions in attributed facts or plausible-sounding mischaracterizations of company performance—may pass undetected and propagate through the pipeline, compounding over a holding period.</w:t>
+      </w:r>
+    </w:p>
+    <w:p>
+      <w:pPr>
+        <w:spacing w:before="40" w:after="40"/>
+        <w:jc w:val="both"/>
+      </w:pPr>
+      <w:r>
+        <w:t>A third challenge is implicit bias introduced through LLM pre-training. Because LLMs are trained to a fixed knowledge cutoff, they may encode awareness of events postdating a historical analysis date, supplying look-ahead information no real investor could possess. This leakage is particularly problematic for backtesting: strategies that appear profitable retrospectively may be artifacts of latent knowledge rather than genuine analytical insight.</w:t>
       </w:r>
     </w:p>
     <w:p>
@@ -930,7 +404,7 @@
         <w:jc w:val="both"/>
       </w:pPr>
       <w:r>
-        <w:t>This paper proposes a two-stage structured pipeline for generating reliable long-term investment strategies with large language models. The framework decomposes the investment task into two sequential stages: a news-based candidate selection stage, in which the LLM identifies a set of candidate stocks from a curated set of financial news articles; and a financial report validation stage, in which the LLM reads company financial reports for each candidate and produces a smaller, higher-conviction final portfolio. This sequential evaluation of information sources, rather than simultaneous ingestion, constitutes the central methodological contribution of this work.</w:t>
+        <w:t>This paper proposes a two-stage pipeline for long-term investment strategy generation. It decomposes the task into a news-based candidate selection stage, in which the LLM identifies candidate stocks from curated financial news, and a financial report validation stage, in which it reads company reports for each candidate and produces a smaller, higher-conviction portfolio. Sequential rather than simultaneous evaluation of information sources is the central methodological contribution.</w:t>
       </w:r>
     </w:p>
     <w:p>
@@ -967,7 +441,7 @@
     <w:p>
       <w:pPr>
         <w:spacing w:before="120"/>
-        <w:ind w:left="720" w:hanging="360"/>
+        <w:ind/>
         <w:jc w:val="both"/>
       </w:pPr>
       <w:r>
@@ -976,20 +450,17 @@
     </w:p>
     <w:p>
       <w:pPr>
-        <w:ind w:left="720" w:hanging="360"/>
-        <w:jc w:val="both"/>
-      </w:pPr>
-      <w:r>
-        <w:t xml:space="preserve">Second, it provides extensive empirical validation centered on advanced frontier models. Moderate filtering configurations, which keep a mid-sized candidate pool and roughly halve it </w:t>
-      </w:r>
-      <w:r>
-        <w:t>between stages, achieve a mean ROI of up to 60.6% and outperform the unfiltered baseline in 74–82% of matched evaluation windows across the four well-sized configurations, with exact confidence intervals reported in the Results. The same configurations outperform an equal-weighted portfolio of the eligible universe and random matched-size portfolios, whereas the unfiltered baseline does not; comparisons with the S&amp;P 500 are reported as sector-relative context.</w:t>
+        <w:ind/>
+        <w:jc w:val="both"/>
+      </w:pPr>
+      <w:r>
+        <w:t>Second, it provides extensive empirical validation centered on advanced frontier models. Moderate filtering configurations, which keep a mid-sized candidate pool and roughly halve it between stages, achieve a mean ROI of up to 60.6% at volatility and maximum drawdown comparable to the unfiltered baseline (28.1% against 27.8%, and −23.2% against −22.4%), and outperform that baseline in 74–82% of matched evaluation windows across the four well-sized configurations, with exact confidence intervals reported in the Results. The same configurations outperform an equal-weighted portfolio of the eligible universe and random matched-size portfolios, whereas the unfiltered baseline does not; the S&amp;P 500 comparison is context only.</w:t>
       </w:r>
     </w:p>
     <w:p>
       <w:pPr>
         <w:spacing w:after="120"/>
-        <w:ind w:left="720" w:hanging="360"/>
+        <w:ind/>
         <w:jc w:val="both"/>
       </w:pPr>
       <w:r>
@@ -1121,10 +592,7 @@
         </w:rPr>
       </w:pPr>
       <w:r>
-        <w:t xml:space="preserve">The framework consists of four primary phases. First, historical news articles are collected from a fixed pre-analysis window. </w:t>
-      </w:r>
-      <w:r>
-        <w:t>Second, these articles are used to prompt an LLM to generate a set of candidate stocks with qualitative justifications, constituting Stage One of the framework. Third, financial reports are retrieved for each candidate stock and provided to the LLM in a second analysis stage. The model then evaluates these reports and produces a smaller set of final recommendations. The notation X→Y used throughout this paper denotes this structure: X represents the number of candidate stocks identified during Stage One, while Y represents the number of final investment selections produced after financial-report validation in Stage Two. Finally, the resulting stock selections and allocation weights are used to construct and evaluate a long-only investment portfolio over a predefined investment horizon.</w:t>
+        <w:t>The framework has four phases. First, historical news articles are collected from a fixed pre-analysis window. These prompt the LLM to nominate candidate stocks with qualitative justifications, which is Stage One. Financial reports are then retrieved for each candidate and evaluated in a second stage, producing a smaller set of final recommendations. Those selections and their allocation weights build a long-only portfolio, evaluated over a predefined horizon. The notation X→Y denotes this structure: X candidates identified in Stage One, Y final selections after report validation in Stage Two.</w:t>
       </w:r>
     </w:p>
     <w:p>
@@ -1142,7 +610,7 @@
         <w:jc w:val="both"/>
       </w:pPr>
       <w:r>
-        <w:t>By separating qualitative reasoning (interpreting news narratives and financial-report language) from quantitative evaluation—deterministic calculation of returns, volatility, and benchmark comparisons by external code—the framework assigns each component to the tool best suited to it, improving reliability and interpretability and allowing performance differences to be attributed to specific stages.</w:t>
+        <w:t>Separating qualitative reasoning (news narratives, report language) from quantitative evaluation—deterministic calculation of returns, volatility and benchmark comparisons in external code—assigns each component to the tool best suited to it and lets performance differences be attributed to specific stages.</w:t>
       </w:r>
     </w:p>
     <w:p>
@@ -1229,20 +697,16 @@
         <w:jc w:val="both"/>
       </w:pPr>
       <w:r>
-        <w:t>Screened articles are stored in a curated database and reused downstream, letting a small, high-quality input set drive strategy generation and reducing the influence of irrelevant or misleading information. In a representative screening run, the relevance filter retained 110 of 1,382 collected articles (8.0%) under strict investment-relevance criteria.</w:t>
-      </w:r>
-    </w:p>
-    <w:p>
-      <w:pPr>
-        <w:spacing w:before="40" w:after="40"/>
-        <w:jc w:val="both"/>
-      </w:pPr>
-      <w:r>
-        <w:t xml:space="preserve">To check the screen against human judgment, we blind-labeled a stratified sample of 180 of these articles (70 screen-passed and 110 screen-rejected) without access to the screen’s decisions. The screen achieved a precision of 100% (95% Wilson confidence interval 94.8–100%): every article it passed was independently judged relevant, so the downstream stages are not contaminated by off-topic news. It is, however, deliberately conservative — re-weighting to the 8.0% population pass rate gives an estimated recall of 16% and a false-omission rate of 45% — indicating a high relevance bar rather than exhaustive retrieval; because the pipeline </w:t>
-      </w:r>
-      <w:r>
-        <w:lastRenderedPageBreak/>
-        <w:t>requires a focused, high-precision input set rather than complete coverage, precision is the more consequential property for downstream quality, and we note the lower recall as a limitation. Human–screen agreement was positive but modest (Cohen’s kappa = 0.17), a value held down by the low base rate of passed articles, for which kappa is known to understate agreement. The screen is applied by the model without human adjudication during normal operation.</w:t>
+        <w:t>Screened articles are stored in a curated database and reused downstream, letting a small, high-quality input set drive strategy generation and reducing the influence of irrelevant or misleading information. Across the full corpus the relevance filter retained 1,799 of 13,183 unique articles (13.6%) under strict investment-relevance criteria. The validation sample described below is drawn from a single screening run of 1,382 articles, of which 110 (8.0%) passed.</w:t>
+      </w:r>
+    </w:p>
+    <w:p>
+      <w:pPr>
+        <w:spacing w:before="40" w:after="40"/>
+        <w:jc w:val="both"/>
+      </w:pPr>
+      <w:r>
+        <w:t>To check the screen against human judgment, we blind-labeled a stratified sample of 180 of these articles (70 screen-passed and 110 screen-rejected) without access to the screen’s decisions. Against that first rating the screen achieved a precision of 100% (95% Wilson confidence interval [94.8, 100]), and re-weighting to the 13.6% corpus pass rate gave an estimated recall of 26% and a false-omission rate of 45%. Because a single rater is a single standard, a second rater, blind both to the screen’s decisions and to the first rater’s labels, independently labelled the same 180 articles. The two agreed on 83.3% of them (95% CI [77.2, 88.1]; Cohen’s kappa 0.67, or 0.57 re-weighted to the corpus pass rate). The disagreement was strongly asymmetric: in 29 cases the first rater judged an article relevant and the second did not, against a single case of the reverse (exact McNemar p = 6×10⁻⁸). The two raters therefore differ mainly in where they set the threshold rather than in consistency, and the term “relevant” admits a wider or narrower reading than the rubric fixes: the first rating implies that 52.1% of the corpus is investment-relevant, the second 31.9%. Precision is correspondingly threshold-dependent, 95.7% (95% CI [88.1, 98.5]) under the second rater against 100% under the first, with false-omission rates of 21.8% and 44.5% and re-weighted recalls of 41.0% and 26.2%. The screen passes 13.6% of the corpus and is thus stricter than either human reading, so on neither reading does it admit substantial off-topic material into the downstream stages, which is the property the pipeline depends on; its recall, on either reading, is well below one and we note this as a limitation. The screen is applied by the model without human adjudication during normal operation.</w:t>
       </w:r>
     </w:p>
     <w:p>
@@ -1497,7 +961,7 @@
         <w:jc w:val="both"/>
       </w:pPr>
       <w:r>
-        <w:t>Portfolio variability is evaluated using standard deviation and coefficient of variation (CV), the latter a scale-independent measure of variability relative to average return, which allows performance and stability to be assessed together.</w:t>
+        <w:t>Portfolio risk is evaluated from daily portfolio value series reconstructed from each portfolio’s tickers, weights and dates, and is reported as annualized volatility, maximum drawdown, and the Sharpe, Sortino and Calmar ratios alongside every return figure. Run-to-run variability is evaluated separately using standard deviation and coefficient of variation (CV), the latter a scale-independent measure of variability relative to average return, which allows performance and stability to be assessed together.</w:t>
       </w:r>
     </w:p>
     <w:p>
@@ -1603,7 +1067,7 @@
         <w:jc w:val="both"/>
       </w:pPr>
       <w:r>
-        <w:t>Structured two-stage filtering raised GPT-5.1’s mean ROI to 60.6%, against 45.7% for unfiltered single-pass prompting, a 15-point gain, and beat that baseline in 22 of 27 matched 12-month window comparisons (81.5%; exact 95% CI 61.9–93.7%).</w:t>
+        <w:t>Structured two-stage filtering raised GPT-5.1’s mean ROI to 60.6%, against 45.7% for unfiltered single-pass prompting, a 15-point gain. Risk was comparable: annualized volatility 28.1% against 27.8%, maximum drawdown −23.2% against −22.4%, and median Sharpe 1.70 against 1.34. The filtered configuration beat that baseline in 22 of 27 matched 12-month window comparisons (81.5%; exact 95% CI [61.9, 93.7]).</w:t>
       </w:r>
     </w:p>
     <w:p>
@@ -1712,14 +1176,7 @@
         <w:jc w:val="both"/>
       </w:pPr>
       <w:r>
-        <w:t xml:space="preserve">What unites these weaker methods is a single setting rather than chance: each one either begins from the oversized thirty-candidate pool (30→15, 30→10, 30→5) or applies no validated reduction at all (Ranked). As we expected, mean ROI traces an inverted-U in the initial pool size (holding the model and evaluation windows fixed) — about 42% at five candidates, 55% at both ten and twenty, and 39% at thirty — so return falls once the starting set grows past the mid-range. The most likely cause is the size of the Stage-One request itself. Asking the model for thirty candidates </w:t>
-      </w:r>
-      <w:r>
-        <w:lastRenderedPageBreak/>
-        <w:t xml:space="preserve">forces it well past the ten to twenty companies it can identify with genuine conviction; to fill the remaining slots, it nominates marginal names it would not otherwise have proposed. These low-quality additions remain in the candidate set through the second stage and into the final portfolio, where they reduce its overall return. Because the padding originates in Stage One, no choice of final size can undo it — which is why every thirty-candidate configuration trails the baseline regardless of how aggressively it is later narrowed. A smaller pool avoids this by requesting only as many </w:t>
-      </w:r>
-      <w:r>
-        <w:t>candidates as the model can justify, whereas too small a pool (five) produces the opposite problem, leaving the model too few options from which to construct a strong portfolio.</w:t>
+        <w:t>The degradation is not a risk trade-off: the oversized-pool configurations give up return without buying stability, scoring lower on both raw and risk-adjusted terms (30→5 returns 32.3% at a median Sharpe of 1.30, against 60.6% at 1.70 for 20→10; Table 1). What unites these weaker methods is a single setting rather than chance: each one either begins from the oversized thirty-candidate pool (30→15, 30→10, 30→5) or applies no validated reduction at all (Ranked). As we expected, mean ROI traces an inverted-U in the initial pool size (holding the model and evaluation windows fixed) — about 42% at five candidates, 55% at both ten and twenty, and 39% at thirty — so return falls once the starting set grows past the mid-range. The most likely cause is the size of the Stage-One request itself. Asking the model for thirty candidates forces it well past the ten to twenty companies it can identify with genuine conviction; to fill the remaining slots, it nominates marginal names it would not otherwise have proposed. These low-quality additions remain in the candidate set through the second stage and into the final portfolio, where they reduce its overall return. Because the padding originates in Stage One, no choice of final size can undo it — which is why every thirty-candidate configuration trails the baseline regardless of how aggressively it is later narrowed. A smaller pool avoids this by requesting only as many candidates as the model can justify, whereas too small a pool (five) produces the opposite problem, leaving the model too few options from which to construct a strong portfolio.</w:t>
       </w:r>
     </w:p>
     <w:p>
@@ -1802,7 +1259,7 @@
     <w:tbl>
       <w:tblPr>
         <w:tblStyle w:val="a"/>
-        <w:tblW w:w="10000" w:type="dxa"/>
+        <w:tblW w:w="9994" w:type="dxa"/>
         <w:tblInd w:w="0" w:type="dxa"/>
         <w:tblBorders>
           <w:top w:val="single" w:sz="6" w:space="0" w:color="808080"/>
@@ -1816,10 +1273,13 @@
         <w:tblLook w:val="0400" w:firstRow="0" w:lastRow="0" w:firstColumn="0" w:lastColumn="0" w:noHBand="0" w:noVBand="1"/>
       </w:tblPr>
       <w:tblGrid>
-        <w:gridCol w:w="2392"/>
-        <w:gridCol w:w="2536"/>
-        <w:gridCol w:w="2536"/>
-        <w:gridCol w:w="2536"/>
+        <w:gridCol w:w="1699"/>
+        <w:gridCol w:w="1325"/>
+        <w:gridCol w:w="1411"/>
+        <w:gridCol w:w="1267"/>
+        <w:gridCol w:w="1037"/>
+        <w:gridCol w:w="1670"/>
+        <w:gridCol w:w="1584"/>
       </w:tblGrid>
       <w:tr>
         <w:trPr>
@@ -1827,7 +1287,7 @@
         </w:trPr>
         <w:tc>
           <w:tcPr>
-            <w:tcW w:w="2392" w:type="dxa"/>
+            <w:tcW w:w="1699" w:type="dxa"/>
             <w:shd w:val="clear" w:color="auto" w:fill="D9E1F2"/>
             <w:vAlign w:val="center"/>
           </w:tcPr>
@@ -1855,7 +1315,7 @@
         </w:tc>
         <w:tc>
           <w:tcPr>
-            <w:tcW w:w="2536" w:type="dxa"/>
+            <w:tcW w:w="1325" w:type="dxa"/>
             <w:shd w:val="clear" w:color="auto" w:fill="D9E1F2"/>
             <w:vAlign w:val="center"/>
           </w:tcPr>
@@ -1883,7 +1343,7 @@
         </w:tc>
         <w:tc>
           <w:tcPr>
-            <w:tcW w:w="2536" w:type="dxa"/>
+            <w:tcW w:w="1411" w:type="dxa"/>
             <w:shd w:val="clear" w:color="auto" w:fill="D9E1F2"/>
             <w:vAlign w:val="center"/>
           </w:tcPr>
@@ -1905,13 +1365,13 @@
                 <w:sz w:val="20"/>
                 <w:szCs w:val="20"/>
               </w:rPr>
-              <w:t>Win vs Unfiltered (%)</w:t>
-            </w:r>
-          </w:p>
-        </w:tc>
-        <w:tc>
-          <w:tcPr>
-            <w:tcW w:w="2536" w:type="dxa"/>
+              <w:t>Volatility (%)</w:t>
+            </w:r>
+          </w:p>
+        </w:tc>
+        <w:tc>
+          <w:tcPr>
+            <w:tcW w:w="1267" w:type="dxa"/>
             <w:shd w:val="clear" w:color="auto" w:fill="D9E1F2"/>
             <w:vAlign w:val="center"/>
           </w:tcPr>
@@ -1927,6 +1387,54 @@
               </w:rPr>
             </w:pPr>
             <w:r>
+              <w:t>Max DD (%)</w:t>
+            </w:r>
+          </w:p>
+        </w:tc>
+        <w:tc>
+          <w:tcPr>
+            <w:tcW w:type="dxa" w:w="1037"/>
+          </w:tcPr>
+          <w:p>
+            <w:r>
+              <w:rPr>
+                <w:b/>
+                <w:bCs/>
+                <w:sz w:val="20"/>
+                <w:szCs w:val="20"/>
+              </w:rPr>
+              <w:t>Sharpe</w:t>
+            </w:r>
+          </w:p>
+        </w:tc>
+        <w:tc>
+          <w:tcPr>
+            <w:tcW w:type="dxa" w:w="1670"/>
+          </w:tcPr>
+          <w:p>
+            <w:r>
+              <w:rPr>
+                <w:b/>
+                <w:bCs/>
+                <w:sz w:val="20"/>
+                <w:szCs w:val="20"/>
+              </w:rPr>
+              <w:t>Win vs Unfiltered (%)</w:t>
+            </w:r>
+          </w:p>
+        </w:tc>
+        <w:tc>
+          <w:tcPr>
+            <w:tcW w:type="dxa" w:w="1584"/>
+          </w:tcPr>
+          <w:p>
+            <w:r>
+              <w:rPr>
+                <w:b/>
+                <w:bCs/>
+                <w:sz w:val="20"/>
+                <w:szCs w:val="20"/>
+              </w:rPr>
               <w:t>95% CI (Win %)</w:t>
             </w:r>
           </w:p>
@@ -1935,7 +1443,7 @@
       <w:tr>
         <w:tc>
           <w:tcPr>
-            <w:tcW w:w="2392" w:type="dxa"/>
+            <w:tcW w:w="1699" w:type="dxa"/>
             <w:vAlign w:val="center"/>
           </w:tcPr>
           <w:p>
@@ -1958,7 +1466,7 @@
         </w:tc>
         <w:tc>
           <w:tcPr>
-            <w:tcW w:w="2536" w:type="dxa"/>
+            <w:tcW w:w="1325" w:type="dxa"/>
             <w:vAlign w:val="center"/>
           </w:tcPr>
           <w:p>
@@ -1981,7 +1489,7 @@
         </w:tc>
         <w:tc>
           <w:tcPr>
-            <w:tcW w:w="2536" w:type="dxa"/>
+            <w:tcW w:w="1411" w:type="dxa"/>
             <w:vAlign w:val="center"/>
           </w:tcPr>
           <w:p>
@@ -1998,13 +1506,13 @@
                 <w:sz w:val="20"/>
                 <w:szCs w:val="20"/>
               </w:rPr>
-              <w:t>81.5</w:t>
-            </w:r>
-          </w:p>
-        </w:tc>
-        <w:tc>
-          <w:tcPr>
-            <w:tcW w:w="2536" w:type="dxa"/>
+              <w:t>28.1</w:t>
+            </w:r>
+          </w:p>
+        </w:tc>
+        <w:tc>
+          <w:tcPr>
+            <w:tcW w:w="1267" w:type="dxa"/>
             <w:vAlign w:val="center"/>
           </w:tcPr>
           <w:p>
@@ -2017,7 +1525,49 @@
               </w:rPr>
             </w:pPr>
             <w:r>
-              <w:t>61.9–93.7</w:t>
+              <w:t>−23.2</w:t>
+            </w:r>
+          </w:p>
+        </w:tc>
+        <w:tc>
+          <w:tcPr>
+            <w:tcW w:type="dxa" w:w="1037"/>
+          </w:tcPr>
+          <w:p>
+            <w:r>
+              <w:rPr>
+                <w:sz w:val="20"/>
+                <w:szCs w:val="20"/>
+              </w:rPr>
+              <w:t>1.70</w:t>
+            </w:r>
+          </w:p>
+        </w:tc>
+        <w:tc>
+          <w:tcPr>
+            <w:tcW w:type="dxa" w:w="1670"/>
+          </w:tcPr>
+          <w:p>
+            <w:r>
+              <w:rPr>
+                <w:sz w:val="20"/>
+                <w:szCs w:val="20"/>
+              </w:rPr>
+              <w:t>81.5</w:t>
+            </w:r>
+          </w:p>
+        </w:tc>
+        <w:tc>
+          <w:tcPr>
+            <w:tcW w:type="dxa" w:w="1584"/>
+          </w:tcPr>
+          <w:p>
+            <w:r>
+              <w:rPr>
+                <w:sz w:val="20"/>
+                <w:szCs w:val="20"/>
+              </w:rPr>
+              <w:t>[61.9, 93.7]</w:t>
             </w:r>
           </w:p>
         </w:tc>
@@ -2025,7 +1575,7 @@
       <w:tr>
         <w:tc>
           <w:tcPr>
-            <w:tcW w:w="2392" w:type="dxa"/>
+            <w:tcW w:w="1699" w:type="dxa"/>
             <w:vAlign w:val="center"/>
           </w:tcPr>
           <w:p>
@@ -2048,7 +1598,7 @@
         </w:tc>
         <w:tc>
           <w:tcPr>
-            <w:tcW w:w="2536" w:type="dxa"/>
+            <w:tcW w:w="1325" w:type="dxa"/>
             <w:vAlign w:val="center"/>
           </w:tcPr>
           <w:p>
@@ -2071,7 +1621,7 @@
         </w:tc>
         <w:tc>
           <w:tcPr>
-            <w:tcW w:w="2536" w:type="dxa"/>
+            <w:tcW w:w="1411" w:type="dxa"/>
             <w:vAlign w:val="center"/>
           </w:tcPr>
           <w:p>
@@ -2088,13 +1638,13 @@
                 <w:sz w:val="20"/>
                 <w:szCs w:val="20"/>
               </w:rPr>
-              <w:t>77.8</w:t>
-            </w:r>
-          </w:p>
-        </w:tc>
-        <w:tc>
-          <w:tcPr>
-            <w:tcW w:w="2536" w:type="dxa"/>
+              <w:t>26.6</w:t>
+            </w:r>
+          </w:p>
+        </w:tc>
+        <w:tc>
+          <w:tcPr>
+            <w:tcW w:w="1267" w:type="dxa"/>
             <w:vAlign w:val="center"/>
           </w:tcPr>
           <w:p>
@@ -2107,7 +1657,49 @@
               </w:rPr>
             </w:pPr>
             <w:r>
-              <w:t>57.7–91.4</w:t>
+              <w:t>−23.6</w:t>
+            </w:r>
+          </w:p>
+        </w:tc>
+        <w:tc>
+          <w:tcPr>
+            <w:tcW w:type="dxa" w:w="1037"/>
+          </w:tcPr>
+          <w:p>
+            <w:r>
+              <w:rPr>
+                <w:sz w:val="20"/>
+                <w:szCs w:val="20"/>
+              </w:rPr>
+              <w:t>1.61</w:t>
+            </w:r>
+          </w:p>
+        </w:tc>
+        <w:tc>
+          <w:tcPr>
+            <w:tcW w:type="dxa" w:w="1670"/>
+          </w:tcPr>
+          <w:p>
+            <w:r>
+              <w:rPr>
+                <w:sz w:val="20"/>
+                <w:szCs w:val="20"/>
+              </w:rPr>
+              <w:t>77.8</w:t>
+            </w:r>
+          </w:p>
+        </w:tc>
+        <w:tc>
+          <w:tcPr>
+            <w:tcW w:type="dxa" w:w="1584"/>
+          </w:tcPr>
+          <w:p>
+            <w:r>
+              <w:rPr>
+                <w:sz w:val="20"/>
+                <w:szCs w:val="20"/>
+              </w:rPr>
+              <w:t>[57.7, 91.4]</w:t>
             </w:r>
           </w:p>
         </w:tc>
@@ -2115,7 +1707,7 @@
       <w:tr>
         <w:tc>
           <w:tcPr>
-            <w:tcW w:w="2392" w:type="dxa"/>
+            <w:tcW w:w="1699" w:type="dxa"/>
             <w:vAlign w:val="center"/>
           </w:tcPr>
           <w:p>
@@ -2138,7 +1730,7 @@
         </w:tc>
         <w:tc>
           <w:tcPr>
-            <w:tcW w:w="2536" w:type="dxa"/>
+            <w:tcW w:w="1325" w:type="dxa"/>
             <w:vAlign w:val="center"/>
           </w:tcPr>
           <w:p>
@@ -2161,7 +1753,7 @@
         </w:tc>
         <w:tc>
           <w:tcPr>
-            <w:tcW w:w="2536" w:type="dxa"/>
+            <w:tcW w:w="1411" w:type="dxa"/>
             <w:vAlign w:val="center"/>
           </w:tcPr>
           <w:p>
@@ -2178,13 +1770,13 @@
                 <w:sz w:val="20"/>
                 <w:szCs w:val="20"/>
               </w:rPr>
-              <w:t>74.1</w:t>
-            </w:r>
-          </w:p>
-        </w:tc>
-        <w:tc>
-          <w:tcPr>
-            <w:tcW w:w="2536" w:type="dxa"/>
+              <w:t>26.0</w:t>
+            </w:r>
+          </w:p>
+        </w:tc>
+        <w:tc>
+          <w:tcPr>
+            <w:tcW w:w="1267" w:type="dxa"/>
             <w:vAlign w:val="center"/>
           </w:tcPr>
           <w:p>
@@ -2197,7 +1789,49 @@
               </w:rPr>
             </w:pPr>
             <w:r>
-              <w:t>53.7–88.9</w:t>
+              <w:t>−23.0</w:t>
+            </w:r>
+          </w:p>
+        </w:tc>
+        <w:tc>
+          <w:tcPr>
+            <w:tcW w:type="dxa" w:w="1037"/>
+          </w:tcPr>
+          <w:p>
+            <w:r>
+              <w:rPr>
+                <w:sz w:val="20"/>
+                <w:szCs w:val="20"/>
+              </w:rPr>
+              <w:t>1.54</w:t>
+            </w:r>
+          </w:p>
+        </w:tc>
+        <w:tc>
+          <w:tcPr>
+            <w:tcW w:type="dxa" w:w="1670"/>
+          </w:tcPr>
+          <w:p>
+            <w:r>
+              <w:rPr>
+                <w:sz w:val="20"/>
+                <w:szCs w:val="20"/>
+              </w:rPr>
+              <w:t>74.1</w:t>
+            </w:r>
+          </w:p>
+        </w:tc>
+        <w:tc>
+          <w:tcPr>
+            <w:tcW w:type="dxa" w:w="1584"/>
+          </w:tcPr>
+          <w:p>
+            <w:r>
+              <w:rPr>
+                <w:sz w:val="20"/>
+                <w:szCs w:val="20"/>
+              </w:rPr>
+              <w:t>[53.7, 88.9]</w:t>
             </w:r>
           </w:p>
         </w:tc>
@@ -2205,7 +1839,7 @@
       <w:tr>
         <w:tc>
           <w:tcPr>
-            <w:tcW w:w="2392" w:type="dxa"/>
+            <w:tcW w:w="1699" w:type="dxa"/>
             <w:vAlign w:val="center"/>
           </w:tcPr>
           <w:p>
@@ -2228,7 +1862,7 @@
         </w:tc>
         <w:tc>
           <w:tcPr>
-            <w:tcW w:w="2536" w:type="dxa"/>
+            <w:tcW w:w="1325" w:type="dxa"/>
             <w:vAlign w:val="center"/>
           </w:tcPr>
           <w:p>
@@ -2251,7 +1885,7 @@
         </w:tc>
         <w:tc>
           <w:tcPr>
-            <w:tcW w:w="2536" w:type="dxa"/>
+            <w:tcW w:w="1411" w:type="dxa"/>
             <w:vAlign w:val="center"/>
           </w:tcPr>
           <w:p>
@@ -2268,13 +1902,13 @@
                 <w:sz w:val="20"/>
                 <w:szCs w:val="20"/>
               </w:rPr>
-              <w:t>74.1</w:t>
-            </w:r>
-          </w:p>
-        </w:tc>
-        <w:tc>
-          <w:tcPr>
-            <w:tcW w:w="2536" w:type="dxa"/>
+              <w:t>27.0</w:t>
+            </w:r>
+          </w:p>
+        </w:tc>
+        <w:tc>
+          <w:tcPr>
+            <w:tcW w:w="1267" w:type="dxa"/>
             <w:vAlign w:val="center"/>
           </w:tcPr>
           <w:p>
@@ -2287,7 +1921,49 @@
               </w:rPr>
             </w:pPr>
             <w:r>
-              <w:t>53.7–88.9</w:t>
+              <w:t>−24.2</w:t>
+            </w:r>
+          </w:p>
+        </w:tc>
+        <w:tc>
+          <w:tcPr>
+            <w:tcW w:type="dxa" w:w="1037"/>
+          </w:tcPr>
+          <w:p>
+            <w:r>
+              <w:rPr>
+                <w:sz w:val="20"/>
+                <w:szCs w:val="20"/>
+              </w:rPr>
+              <w:t>1.55</w:t>
+            </w:r>
+          </w:p>
+        </w:tc>
+        <w:tc>
+          <w:tcPr>
+            <w:tcW w:type="dxa" w:w="1670"/>
+          </w:tcPr>
+          <w:p>
+            <w:r>
+              <w:rPr>
+                <w:sz w:val="20"/>
+                <w:szCs w:val="20"/>
+              </w:rPr>
+              <w:t>74.1</w:t>
+            </w:r>
+          </w:p>
+        </w:tc>
+        <w:tc>
+          <w:tcPr>
+            <w:tcW w:type="dxa" w:w="1584"/>
+          </w:tcPr>
+          <w:p>
+            <w:r>
+              <w:rPr>
+                <w:sz w:val="20"/>
+                <w:szCs w:val="20"/>
+              </w:rPr>
+              <w:t>[53.7, 88.9]</w:t>
             </w:r>
           </w:p>
         </w:tc>
@@ -2295,7 +1971,7 @@
       <w:tr>
         <w:tc>
           <w:tcPr>
-            <w:tcW w:w="2392" w:type="dxa"/>
+            <w:tcW w:w="1699" w:type="dxa"/>
             <w:vAlign w:val="center"/>
           </w:tcPr>
           <w:p>
@@ -2318,7 +1994,7 @@
         </w:tc>
         <w:tc>
           <w:tcPr>
-            <w:tcW w:w="2536" w:type="dxa"/>
+            <w:tcW w:w="1325" w:type="dxa"/>
             <w:vAlign w:val="center"/>
           </w:tcPr>
           <w:p>
@@ -2341,7 +2017,7 @@
         </w:tc>
         <w:tc>
           <w:tcPr>
-            <w:tcW w:w="2536" w:type="dxa"/>
+            <w:tcW w:w="1411" w:type="dxa"/>
             <w:vAlign w:val="center"/>
           </w:tcPr>
           <w:p>
@@ -2358,13 +2034,13 @@
                 <w:sz w:val="20"/>
                 <w:szCs w:val="20"/>
               </w:rPr>
-              <w:t>—</w:t>
-            </w:r>
-          </w:p>
-        </w:tc>
-        <w:tc>
-          <w:tcPr>
-            <w:tcW w:w="2536" w:type="dxa"/>
+              <w:t>27.8</w:t>
+            </w:r>
+          </w:p>
+        </w:tc>
+        <w:tc>
+          <w:tcPr>
+            <w:tcW w:w="1267" w:type="dxa"/>
             <w:vAlign w:val="center"/>
           </w:tcPr>
           <w:p>
@@ -2377,6 +2053,48 @@
               </w:rPr>
             </w:pPr>
             <w:r>
+              <w:t>−22.4</w:t>
+            </w:r>
+          </w:p>
+        </w:tc>
+        <w:tc>
+          <w:tcPr>
+            <w:tcW w:type="dxa" w:w="1037"/>
+          </w:tcPr>
+          <w:p>
+            <w:r>
+              <w:rPr>
+                <w:sz w:val="20"/>
+                <w:szCs w:val="20"/>
+              </w:rPr>
+              <w:t>1.34</w:t>
+            </w:r>
+          </w:p>
+        </w:tc>
+        <w:tc>
+          <w:tcPr>
+            <w:tcW w:type="dxa" w:w="1670"/>
+          </w:tcPr>
+          <w:p>
+            <w:r>
+              <w:rPr>
+                <w:sz w:val="20"/>
+                <w:szCs w:val="20"/>
+              </w:rPr>
+              <w:t>—</w:t>
+            </w:r>
+          </w:p>
+        </w:tc>
+        <w:tc>
+          <w:tcPr>
+            <w:tcW w:type="dxa" w:w="1584"/>
+          </w:tcPr>
+          <w:p>
+            <w:r>
+              <w:rPr>
+                <w:sz w:val="20"/>
+                <w:szCs w:val="20"/>
+              </w:rPr>
               <w:t>—</w:t>
             </w:r>
           </w:p>
@@ -2385,7 +2103,7 @@
       <w:tr>
         <w:tc>
           <w:tcPr>
-            <w:tcW w:w="2392" w:type="dxa"/>
+            <w:tcW w:w="1699" w:type="dxa"/>
             <w:vAlign w:val="center"/>
           </w:tcPr>
           <w:p>
@@ -2408,7 +2126,7 @@
         </w:tc>
         <w:tc>
           <w:tcPr>
-            <w:tcW w:w="2536" w:type="dxa"/>
+            <w:tcW w:w="1325" w:type="dxa"/>
             <w:vAlign w:val="center"/>
           </w:tcPr>
           <w:p>
@@ -2431,7 +2149,7 @@
         </w:tc>
         <w:tc>
           <w:tcPr>
-            <w:tcW w:w="2536" w:type="dxa"/>
+            <w:tcW w:w="1411" w:type="dxa"/>
             <w:vAlign w:val="center"/>
           </w:tcPr>
           <w:p>
@@ -2448,13 +2166,13 @@
                 <w:sz w:val="20"/>
                 <w:szCs w:val="20"/>
               </w:rPr>
-              <w:t>40.7</w:t>
-            </w:r>
-          </w:p>
-        </w:tc>
-        <w:tc>
-          <w:tcPr>
-            <w:tcW w:w="2536" w:type="dxa"/>
+              <w:t>25.6</w:t>
+            </w:r>
+          </w:p>
+        </w:tc>
+        <w:tc>
+          <w:tcPr>
+            <w:tcW w:w="1267" w:type="dxa"/>
             <w:vAlign w:val="center"/>
           </w:tcPr>
           <w:p>
@@ -2467,7 +2185,49 @@
               </w:rPr>
             </w:pPr>
             <w:r>
-              <w:t>22.4–61.2</w:t>
+              <w:t>−22.3</w:t>
+            </w:r>
+          </w:p>
+        </w:tc>
+        <w:tc>
+          <w:tcPr>
+            <w:tcW w:type="dxa" w:w="1037"/>
+          </w:tcPr>
+          <w:p>
+            <w:r>
+              <w:rPr>
+                <w:sz w:val="20"/>
+                <w:szCs w:val="20"/>
+              </w:rPr>
+              <w:t>1.43</w:t>
+            </w:r>
+          </w:p>
+        </w:tc>
+        <w:tc>
+          <w:tcPr>
+            <w:tcW w:type="dxa" w:w="1670"/>
+          </w:tcPr>
+          <w:p>
+            <w:r>
+              <w:rPr>
+                <w:sz w:val="20"/>
+                <w:szCs w:val="20"/>
+              </w:rPr>
+              <w:t>40.7</w:t>
+            </w:r>
+          </w:p>
+        </w:tc>
+        <w:tc>
+          <w:tcPr>
+            <w:tcW w:type="dxa" w:w="1584"/>
+          </w:tcPr>
+          <w:p>
+            <w:r>
+              <w:rPr>
+                <w:sz w:val="20"/>
+                <w:szCs w:val="20"/>
+              </w:rPr>
+              <w:t>[22.4, 61.2]</w:t>
             </w:r>
           </w:p>
         </w:tc>
@@ -2475,7 +2235,7 @@
       <w:tr>
         <w:tc>
           <w:tcPr>
-            <w:tcW w:w="2392" w:type="dxa"/>
+            <w:tcW w:w="1699" w:type="dxa"/>
             <w:vAlign w:val="center"/>
           </w:tcPr>
           <w:p>
@@ -2498,7 +2258,7 @@
         </w:tc>
         <w:tc>
           <w:tcPr>
-            <w:tcW w:w="2536" w:type="dxa"/>
+            <w:tcW w:w="1325" w:type="dxa"/>
             <w:vAlign w:val="center"/>
           </w:tcPr>
           <w:p>
@@ -2521,7 +2281,7 @@
         </w:tc>
         <w:tc>
           <w:tcPr>
-            <w:tcW w:w="2536" w:type="dxa"/>
+            <w:tcW w:w="1411" w:type="dxa"/>
             <w:vAlign w:val="center"/>
           </w:tcPr>
           <w:p>
@@ -2538,13 +2298,13 @@
                 <w:sz w:val="20"/>
                 <w:szCs w:val="20"/>
               </w:rPr>
-              <w:t>40.7</w:t>
-            </w:r>
-          </w:p>
-        </w:tc>
-        <w:tc>
-          <w:tcPr>
-            <w:tcW w:w="2536" w:type="dxa"/>
+              <w:t>24.9</w:t>
+            </w:r>
+          </w:p>
+        </w:tc>
+        <w:tc>
+          <w:tcPr>
+            <w:tcW w:w="1267" w:type="dxa"/>
             <w:vAlign w:val="center"/>
           </w:tcPr>
           <w:p>
@@ -2557,7 +2317,49 @@
               </w:rPr>
             </w:pPr>
             <w:r>
-              <w:t>22.4–61.2</w:t>
+              <w:t>−22.6</w:t>
+            </w:r>
+          </w:p>
+        </w:tc>
+        <w:tc>
+          <w:tcPr>
+            <w:tcW w:type="dxa" w:w="1037"/>
+          </w:tcPr>
+          <w:p>
+            <w:r>
+              <w:rPr>
+                <w:sz w:val="20"/>
+                <w:szCs w:val="20"/>
+              </w:rPr>
+              <w:t>1.43</w:t>
+            </w:r>
+          </w:p>
+        </w:tc>
+        <w:tc>
+          <w:tcPr>
+            <w:tcW w:type="dxa" w:w="1670"/>
+          </w:tcPr>
+          <w:p>
+            <w:r>
+              <w:rPr>
+                <w:sz w:val="20"/>
+                <w:szCs w:val="20"/>
+              </w:rPr>
+              <w:t>40.7</w:t>
+            </w:r>
+          </w:p>
+        </w:tc>
+        <w:tc>
+          <w:tcPr>
+            <w:tcW w:type="dxa" w:w="1584"/>
+          </w:tcPr>
+          <w:p>
+            <w:r>
+              <w:rPr>
+                <w:sz w:val="20"/>
+                <w:szCs w:val="20"/>
+              </w:rPr>
+              <w:t>[22.4, 61.2]</w:t>
             </w:r>
           </w:p>
         </w:tc>
@@ -2565,7 +2367,7 @@
       <w:tr>
         <w:tc>
           <w:tcPr>
-            <w:tcW w:w="2392" w:type="dxa"/>
+            <w:tcW w:w="1699" w:type="dxa"/>
             <w:vAlign w:val="center"/>
           </w:tcPr>
           <w:p>
@@ -2588,7 +2390,7 @@
         </w:tc>
         <w:tc>
           <w:tcPr>
-            <w:tcW w:w="2536" w:type="dxa"/>
+            <w:tcW w:w="1325" w:type="dxa"/>
             <w:vAlign w:val="center"/>
           </w:tcPr>
           <w:p>
@@ -2611,7 +2413,7 @@
         </w:tc>
         <w:tc>
           <w:tcPr>
-            <w:tcW w:w="2536" w:type="dxa"/>
+            <w:tcW w:w="1411" w:type="dxa"/>
             <w:vAlign w:val="center"/>
           </w:tcPr>
           <w:p>
@@ -2628,13 +2430,13 @@
                 <w:sz w:val="20"/>
                 <w:szCs w:val="20"/>
               </w:rPr>
-              <w:t>33.3</w:t>
-            </w:r>
-          </w:p>
-        </w:tc>
-        <w:tc>
-          <w:tcPr>
-            <w:tcW w:w="2536" w:type="dxa"/>
+              <w:t>24.4</w:t>
+            </w:r>
+          </w:p>
+        </w:tc>
+        <w:tc>
+          <w:tcPr>
+            <w:tcW w:w="1267" w:type="dxa"/>
             <w:vAlign w:val="center"/>
           </w:tcPr>
           <w:p>
@@ -2647,7 +2449,49 @@
               </w:rPr>
             </w:pPr>
             <w:r>
-              <w:t>16.5–54.0</w:t>
+              <w:t>−21.8</w:t>
+            </w:r>
+          </w:p>
+        </w:tc>
+        <w:tc>
+          <w:tcPr>
+            <w:tcW w:type="dxa" w:w="1037"/>
+          </w:tcPr>
+          <w:p>
+            <w:r>
+              <w:rPr>
+                <w:sz w:val="20"/>
+                <w:szCs w:val="20"/>
+              </w:rPr>
+              <w:t>1.35</w:t>
+            </w:r>
+          </w:p>
+        </w:tc>
+        <w:tc>
+          <w:tcPr>
+            <w:tcW w:type="dxa" w:w="1670"/>
+          </w:tcPr>
+          <w:p>
+            <w:r>
+              <w:rPr>
+                <w:sz w:val="20"/>
+                <w:szCs w:val="20"/>
+              </w:rPr>
+              <w:t>33.3</w:t>
+            </w:r>
+          </w:p>
+        </w:tc>
+        <w:tc>
+          <w:tcPr>
+            <w:tcW w:type="dxa" w:w="1584"/>
+          </w:tcPr>
+          <w:p>
+            <w:r>
+              <w:rPr>
+                <w:sz w:val="20"/>
+                <w:szCs w:val="20"/>
+              </w:rPr>
+              <w:t>[16.5, 54.0]</w:t>
             </w:r>
           </w:p>
         </w:tc>
@@ -2655,7 +2499,7 @@
       <w:tr>
         <w:tc>
           <w:tcPr>
-            <w:tcW w:w="2392" w:type="dxa"/>
+            <w:tcW w:w="1699" w:type="dxa"/>
             <w:vAlign w:val="center"/>
           </w:tcPr>
           <w:p>
@@ -2678,7 +2522,7 @@
         </w:tc>
         <w:tc>
           <w:tcPr>
-            <w:tcW w:w="2536" w:type="dxa"/>
+            <w:tcW w:w="1325" w:type="dxa"/>
             <w:vAlign w:val="center"/>
           </w:tcPr>
           <w:p>
@@ -2701,7 +2545,7 @@
         </w:tc>
         <w:tc>
           <w:tcPr>
-            <w:tcW w:w="2536" w:type="dxa"/>
+            <w:tcW w:w="1411" w:type="dxa"/>
             <w:vAlign w:val="center"/>
           </w:tcPr>
           <w:p>
@@ -2718,13 +2562,13 @@
                 <w:sz w:val="20"/>
                 <w:szCs w:val="20"/>
               </w:rPr>
-              <w:t>29.6</w:t>
-            </w:r>
-          </w:p>
-        </w:tc>
-        <w:tc>
-          <w:tcPr>
-            <w:tcW w:w="2536" w:type="dxa"/>
+              <w:t>23.9</w:t>
+            </w:r>
+          </w:p>
+        </w:tc>
+        <w:tc>
+          <w:tcPr>
+            <w:tcW w:w="1267" w:type="dxa"/>
             <w:vAlign w:val="center"/>
           </w:tcPr>
           <w:p>
@@ -2737,7 +2581,49 @@
               </w:rPr>
             </w:pPr>
             <w:r>
-              <w:t>13.8–50.2</w:t>
+              <w:t>−21.7</w:t>
+            </w:r>
+          </w:p>
+        </w:tc>
+        <w:tc>
+          <w:tcPr>
+            <w:tcW w:type="dxa" w:w="1037"/>
+          </w:tcPr>
+          <w:p>
+            <w:r>
+              <w:rPr>
+                <w:sz w:val="20"/>
+                <w:szCs w:val="20"/>
+              </w:rPr>
+              <w:t>1.40</w:t>
+            </w:r>
+          </w:p>
+        </w:tc>
+        <w:tc>
+          <w:tcPr>
+            <w:tcW w:type="dxa" w:w="1670"/>
+          </w:tcPr>
+          <w:p>
+            <w:r>
+              <w:rPr>
+                <w:sz w:val="20"/>
+                <w:szCs w:val="20"/>
+              </w:rPr>
+              <w:t>29.6</w:t>
+            </w:r>
+          </w:p>
+        </w:tc>
+        <w:tc>
+          <w:tcPr>
+            <w:tcW w:type="dxa" w:w="1584"/>
+          </w:tcPr>
+          <w:p>
+            <w:r>
+              <w:rPr>
+                <w:sz w:val="20"/>
+                <w:szCs w:val="20"/>
+              </w:rPr>
+              <w:t>[13.8, 50.2]</w:t>
             </w:r>
           </w:p>
         </w:tc>
@@ -2745,7 +2631,7 @@
       <w:tr>
         <w:tc>
           <w:tcPr>
-            <w:tcW w:w="2392" w:type="dxa"/>
+            <w:tcW w:w="1699" w:type="dxa"/>
             <w:vAlign w:val="center"/>
           </w:tcPr>
           <w:p>
@@ -2768,7 +2654,7 @@
         </w:tc>
         <w:tc>
           <w:tcPr>
-            <w:tcW w:w="2536" w:type="dxa"/>
+            <w:tcW w:w="1325" w:type="dxa"/>
             <w:vAlign w:val="center"/>
           </w:tcPr>
           <w:p>
@@ -2791,7 +2677,7 @@
         </w:tc>
         <w:tc>
           <w:tcPr>
-            <w:tcW w:w="2536" w:type="dxa"/>
+            <w:tcW w:w="1411" w:type="dxa"/>
             <w:vAlign w:val="center"/>
           </w:tcPr>
           <w:p>
@@ -2808,13 +2694,13 @@
                 <w:sz w:val="20"/>
                 <w:szCs w:val="20"/>
               </w:rPr>
-              <w:t>18.5</w:t>
-            </w:r>
-          </w:p>
-        </w:tc>
-        <w:tc>
-          <w:tcPr>
-            <w:tcW w:w="2536" w:type="dxa"/>
+              <w:t>22.4</w:t>
+            </w:r>
+          </w:p>
+        </w:tc>
+        <w:tc>
+          <w:tcPr>
+            <w:tcW w:w="1267" w:type="dxa"/>
             <w:vAlign w:val="center"/>
           </w:tcPr>
           <w:p>
@@ -2827,7 +2713,49 @@
               </w:rPr>
             </w:pPr>
             <w:r>
-              <w:t>6.3–38.1</w:t>
+              <w:t>−21.6</w:t>
+            </w:r>
+          </w:p>
+        </w:tc>
+        <w:tc>
+          <w:tcPr>
+            <w:tcW w:type="dxa" w:w="1037"/>
+          </w:tcPr>
+          <w:p>
+            <w:r>
+              <w:rPr>
+                <w:sz w:val="20"/>
+                <w:szCs w:val="20"/>
+              </w:rPr>
+              <w:t>1.30</w:t>
+            </w:r>
+          </w:p>
+        </w:tc>
+        <w:tc>
+          <w:tcPr>
+            <w:tcW w:type="dxa" w:w="1670"/>
+          </w:tcPr>
+          <w:p>
+            <w:r>
+              <w:rPr>
+                <w:sz w:val="20"/>
+                <w:szCs w:val="20"/>
+              </w:rPr>
+              <w:t>18.5</w:t>
+            </w:r>
+          </w:p>
+        </w:tc>
+        <w:tc>
+          <w:tcPr>
+            <w:tcW w:type="dxa" w:w="1584"/>
+          </w:tcPr>
+          <w:p>
+            <w:r>
+              <w:rPr>
+                <w:sz w:val="20"/>
+                <w:szCs w:val="20"/>
+              </w:rPr>
+              <w:t>[6.3, 38.1]</w:t>
             </w:r>
           </w:p>
         </w:tc>
@@ -2848,7 +2776,7 @@
       <w:bookmarkStart w:id="4" w:name="_ctluvkvjukgc" w:colFirst="0" w:colLast="0"/>
       <w:bookmarkEnd w:id="4"/>
       <w:r>
-        <w:t>Table 1. GPT-5.1 mean ROI and win rate versus the unfiltered baseline, by filtering configuration (sorted by mean ROI). Full per-configuration statistics for all three models are reported in the supplementary information.</w:t>
+        <w:t>Table 1. GPT-5.1 mean ROI, risk, and win rate versus the unfiltered baseline, by filtering configuration (sorted by mean ROI). Volatility is annualized; maximum drawdown (Max DD) and Sharpe are medians across runs. Full per-configuration statistics for all three models are reported in the supplementary information.</w:t>
       </w:r>
     </w:p>
     <w:p>
@@ -2869,28 +2797,24 @@
         <w:jc w:val="both"/>
       </w:pPr>
       <w:r>
-        <w:lastRenderedPageBreak/>
-        <w:t>Filtering substantially improved GPT-5.1’s performance: 20→10 beat the unfiltered baseline in 81.5% of matched window comparisons (22/27; exact 95% CI 61.9–93.7%), followed by 10→5 (77.8%; CI 57.7–91.4%) and 10→3 and 20→5 (both 74.1%; CI 53.7–88.9%). The exception is the highly selective 5→3 (40.7%; CI 22.4–61.2%), which trades return for the lowest run-to-run variability (see Return Variance and Consistency Comparison). The well-sized configurations thus beat single-pass prompting in roughly three of four matched window comparisons.</w:t>
-      </w:r>
-    </w:p>
-    <w:p>
-      <w:pPr>
-        <w:spacing w:before="40" w:after="40"/>
-        <w:jc w:val="both"/>
-      </w:pPr>
-      <w:r>
-        <w:t>These win rates follow the same two settings, not the identity of any particular configuration. The methods that win most often share a mid-sized initial pool (ten or twenty candidates) narrowed by a moderate, roughly two-to-one ratio — the combination that gives the model enough candidates to rank meaningfully while keeping the final portfolio focused. 5→3 is the informative exception rather than an anomaly: starting from only five candidates, it has too small a pool to reach the top of the return range, so although its tight selection makes it the most stable configuration (see Return Variance and Consistency Comparison), it beats the baseline on return far less often. Initial pool size is therefore the dominant factor — mean return increases from small to mid-sized pools and decreases for oversized ones — and the reduction ratio acts mainly through how aggressively it narrows a given pool.</w:t>
-      </w:r>
-    </w:p>
-    <w:p>
-      <w:pPr>
-        <w:jc w:val="both"/>
-      </w:pPr>
-      <w:r>
-        <w:t xml:space="preserve">A component ablation tests whether the advantage over the unfiltered baseline reflects </w:t>
-      </w:r>
-      <w:r>
-        <w:t>sequential structure or simply the amount of material in the prompt. Holding the candidate documents fixed for GPT-5.1’s 20→10 configuration across all nine windows (two to four generations per condition), we compared the full pipeline against a single prompt over the full candidate pool and a budget-matched single prompt over the identical shortlist. The full pipeline gave the highest mean ROI of any arm (52.4%), leading the budget-matched variant by 5.0 percentage points in six of nine windows (Wilcoxon p = 0.055). Context length is therefore not the driver: a prompt carrying the same or more material does not outperform the staged pipeline. Token counts and full paired statistics are in the Supplementary Information.</w:t>
+        <w:t>Filtering substantially improved GPT-5.1’s performance: 20→10 beat the unfiltered baseline in 81.5% of matched window comparisons (22/27; exact 95% CI [61.9, 93.7]), followed by 10→5 (77.8%; CI [57.7, 91.4]) and 10→3 and 20→5 (both 74.1%; CI [53.7, 88.9]). The exception is the highly selective 5→3 (40.7%; CI [22.4, 61.2]), which trades return for the lowest run-to-run variability (see Return Variance and Consistency Comparison). The well-sized configurations thus beat single-pass prompting in roughly three of four matched window comparisons.</w:t>
+      </w:r>
+    </w:p>
+    <w:p>
+      <w:pPr>
+        <w:spacing w:before="40" w:after="40"/>
+        <w:jc w:val="both"/>
+      </w:pPr>
+      <w:r>
+        <w:t>These win rates follow the same two settings, not the identity of any particular configuration. The methods that win most often share a mid-sized initial pool of ten or twenty candidates, narrowed by a roughly two-to-one ratio. That gives the model enough candidates to rank meaningfully while keeping the final portfolio focused. 5→3 is an informative exception: with only five candidates, its pool is too small to reach the top of the return range. Its tight selection makes it the most stable configuration (see Return Variance and Consistency Comparison), but it beats the baseline on return far less often. Initial pool size is therefore the dominant factor — mean return increases from small to mid-sized pools and decreases for oversized ones — and the reduction ratio acts mainly through how aggressively it narrows a given pool.</w:t>
+      </w:r>
+    </w:p>
+    <w:p>
+      <w:pPr>
+        <w:jc w:val="both"/>
+      </w:pPr>
+      <w:r>
+        <w:t>A component ablation tests whether the advantage over the unfiltered baseline reflects sequential structure or simply the amount of material in the prompt. Holding the candidate documents fixed for GPT-5.1’s 20→10 configuration across all nine windows (two to four generations per condition), we compared the full pipeline against a single prompt over the full candidate pool and a budget-matched single prompt over the identical shortlist. The full pipeline gave the highest mean ROI of any arm (52.4%), leading the budget-matched variant by 5.0 percentage points in six of nine windows (Wilcoxon p = 0.055). Per-condition token counts were logged (Table S5a). The three sequential arms are matched to within 0.1% on arm-specific prompt tokens, so the loss from shuffling the reports is a content effect and not a length effect; the single-pass arms carry roughly twice that input, and prompt length does not predict return once the window is controlled (r = +0.03 across 204 arm-runs), so the pipeline’s margin over them is not attributable to context length. Context length is therefore not the driver: a prompt carrying the same or more material does not outperform the staged pipeline. Token counts and full paired statistics are in the Supplementary Information.</w:t>
       </w:r>
     </w:p>
     <w:p>
@@ -3030,7 +2954,7 @@
         <w:jc w:val="both"/>
       </w:pPr>
       <w:r>
-        <w:t>GPT-5.1’s mean ROI exceeded the S&amp;P 500 in every evaluation window tested. Figure 3 plots its mean ROI across each rolling 12-month window against the benchmark; performance varied with the market environment but stayed above the benchmark throughout. Across all GPT-5.1 runs, 604 of 626 (96.5%) exceeded the S&amp;P 500 over their holding window; because this figure counts every run rather than one per cell, it is a fraction of 626, not of the 270 window × generation-group × configuration cells.</w:t>
+        <w:t>GPT-5.1’s mean ROI exceeded the S&amp;P 500 in every evaluation window tested, and did so on a risk-adjusted basis as well (median Sharpe 1.70 for 20→10 against 0.98 for the index over the same windows). Figure 3 plots its mean ROI across each rolling 12-month window against the benchmark; performance varied with the market environment but stayed above the benchmark throughout. Across all GPT-5.1 runs, 604 of 626 (96.5%) exceeded the S&amp;P 500 over their holding window; because this figure counts every run rather than one per cell, it is a fraction of 626, not of the 270 window × generation-group × configuration cells.</w:t>
       </w:r>
     </w:p>
     <w:p>
@@ -3427,14 +3351,7 @@
         </w:rPr>
       </w:pPr>
       <w:r>
-        <w:t xml:space="preserve">Beyond aggregate returns, the sector composition of GPT-5.1’s portfolios shows where its performance originated. Figure 6 compares each sector’s share of the recommended portfolio weight with its share of the realized return. GPT-5.1 allocated the largest share of capital to Mega-Cap Technology (46.9% of weight), yet that sector delivered only 35.5% of realized ROI; Semiconductors, at 26.8% of weight, contributed 54.2% of the realized return — roughly twice their allocation — making them the dominant source of performance. Networking/Infrastructure (8.9% of weight, </w:t>
-      </w:r>
-      <w:r>
-        <w:t xml:space="preserve">6.4% of ROI) and Enterprise SaaS (2.4%, 2.1%) contributed broadly in line with their weights, while a 14.9% allocation to unclassified holdings produced just 1.8% of the realized return. These results indicate that the framework’s returns were driven disproportionately by semiconductor selections, and that allocation share alone understates where performance actually originated. A sector’s share of realized return is computed as the sum, across that sector’s holdings, of each position’s initial weight times its window return, divided by the portfolio’s total return, with both quantities pooled </w:t>
-      </w:r>
-      <w:r>
-        <w:lastRenderedPageBreak/>
-        <w:t>(summed) across runs (equivalently, averaged, since the per-run count cancels); because individual contributions can be negative, a sector’s return share can exceed or fall below its weight share, and the shares sum to 100% by construction.</w:t>
+        <w:t>Beyond aggregate returns, the sector composition of GPT-5.1’s portfolios shows where its performance originated. Figure 6 compares each sector’s share of the recommended portfolio weight with its share of the realized return. GPT-5.1 allocated the largest share of capital to Mega-Cap Technology (46.9% of weight), yet that sector delivered only 35.5% of realized ROI; Semiconductors, at 26.8% of weight, contributed 54.2% of the realized return — roughly twice their allocation — making them the dominant source of performance. Networking/Infrastructure (8.9% of weight, 6.4% of ROI) and Enterprise SaaS (2.4%, 2.1%) contributed broadly in line with their weights, while a 14.9% allocation to unclassified holdings produced just 1.8% of the realized return. These results indicate that the framework’s returns were driven disproportionately by semiconductor selections, and that allocation share alone understates where performance actually originated. A sector’s share of realized return is the sum, across that sector’s holdings, of each position’s initial weight times its window return, divided by the portfolio’s total return. Both quantities are pooled across runs; averaging gives the same result, since the per-run count cancels. Because individual contributions can be negative, a sector’s return share can exceed or fall below its weight share. The shares sum to 100% by construction.</w:t>
       </w:r>
     </w:p>
     <w:p>
@@ -3525,28 +3442,25 @@
         <w:jc w:val="both"/>
       </w:pPr>
       <w:r>
-        <w:t>The results point to a single, transferable lesson: how the information given to a language model is structured is itself a determinant of investment performance, separate from the choice of model. Presenting the model with a moderate shortlist and asking it to narrow that shortlist — rather than letting it select from an unstructured prompt or forcing it to discard most of an oversized pool — consistently produced the strongest and most reliable returns. Because this gain comes from the design of the pipeline rather than from a larger or newer model, it is available to any practitioner at essentially no additional cost. A component ablation points the same way, though not all of it reaches significance: holding the documents fixed, a single-pass prompt with the same or more material does not outperform the staged pipeline, and shuffling the financial reports degrades it most — the one difference in the ablation that is unambiguous — indicating that the report-validation stage in particular carries signal.</w:t>
-      </w:r>
-    </w:p>
-    <w:p>
-      <w:pPr>
-        <w:spacing w:before="40" w:after="40"/>
-        <w:jc w:val="both"/>
-      </w:pPr>
-      <w:r>
-        <w:t xml:space="preserve">The mechanism behind the effect is the size of the first-stage candidate pool. For GPT-5.1, returns rise and then fall as that pool grows: too few candidates leave the model with too little to choose from, while too many force it to nominate companies beyond those it can justify, filling the candidate list with weak selections that remain in the final portfolio. The practical guideline that follows is simple for frontier-class models — begin from a pool of roughly ten to twenty candidates and narrow it by roughly half; the weaker models tested peaked at smaller pools, suggesting that the optimal request scales with model capability. </w:t>
-      </w:r>
-      <w:r>
-        <w:t>The reduction ratio matters mainly through how aggressively it cuts a given pool, and the final portfolio size can then be chosen to match an investor’s diversification preference without sacrificing the structural advantage. We present this padding account as a hypothesis consistent with the observed pattern rather than a directly measured mechanism; a candidate-overlap and Stage-One-rank-versus-realized-return analysis to test it directly is left to future work.</w:t>
-      </w:r>
-    </w:p>
-    <w:p>
-      <w:pPr>
-        <w:spacing w:before="40" w:after="40"/>
-        <w:jc w:val="both"/>
-      </w:pPr>
-      <w:r>
-        <w:t>These findings also clarify what the framework does and does not establish. Because the unfiltered baseline already beat the market benchmark, the contribution specific to the two-stage design is its consistent improvement over that baseline under matched conditions, not the market outperformance itself. More broadly, the study suggests that for LLM-driven decision systems, deliberate information design is an inexpensive and model-agnostic complement to advances in model scale.</w:t>
+        <w:t>The results point to a transferable lesson: how information given to a language model is structured is itself a determinant of investment performance, separate from model choice. Presenting a moderate shortlist and asking the model to narrow it consistently produced the strongest returns. That beat both letting the model select from an unstructured prompt and forcing it to discard most of an oversized pool. Because the gain comes from pipeline design rather than a larger model, it is available at essentially no additional cost. The component ablation reported above points the same way, with the report-validation stage carrying the clearest signal.</w:t>
+      </w:r>
+    </w:p>
+    <w:p>
+      <w:pPr>
+        <w:spacing w:before="40" w:after="40"/>
+        <w:jc w:val="both"/>
+      </w:pPr>
+      <w:r>
+        <w:t>The mechanism behind the effect is the size of the first-stage candidate pool. For GPT-5.1, returns rise and then fall as that pool grows: too few candidates leave the model with too little to choose from, while too many force it to nominate companies beyond those it can justify, filling the candidate list with weak selections that remain in the final portfolio. The practical guideline for frontier-class models is to begin from roughly ten to twenty candidates and narrow by about half; weaker models peaked at smaller pools, suggesting the optimal request scales with capability. The final portfolio size can then match an investor’s diversification preference without sacrificing the structural advantage. We present this padding account as a hypothesis consistent with the observed pattern rather than a directly measured mechanism. Testing it directly would require the Stage One candidate lists, which were not retained in the run records — each run stores only its final portfolio — so a candidate-overlap and Stage-One-rank-versus-realized-return analysis is left to future work, for which candidate logging has been added.</w:t>
+      </w:r>
+    </w:p>
+    <w:p>
+      <w:pPr>
+        <w:spacing w:before="40" w:after="40"/>
+        <w:jc w:val="both"/>
+      </w:pPr>
+      <w:r>
+        <w:t>Because the unfiltered baseline already beat the market benchmark, the contribution specific to the two-stage design is its consistent improvement over that baseline under matched conditions, not the market outperformance itself. Deliberate information design is thus an inexpensive, model-agnostic complement to advances in model scale.</w:t>
       </w:r>
     </w:p>
     <w:p>
@@ -3565,11 +3479,7 @@
         <w:jc w:val="both"/>
       </w:pPr>
       <w:r>
-        <w:t xml:space="preserve">Several limitations bound the scope of these findings. All portfolios are long-only and buy-and-hold, and returns are computed without transaction costs, taxes, or slippage, which would modestly reduce realized performance. The investment universe is confined to the large-capitalization technology and semiconductor sector, so the sector-contribution results in particular may not generalize to broader markets. Because GPT-5.1’s evaluation windows are constrained to begin after its training cutoff, its results rest on fewer rolling windows (October 2024 onward) than the older models, and all windows fall within a broadly rising market; performance in a sustained downturn is therefore untested. Because the best configuration (20→10) was identified as the maximum mean ROI across ten configurations evaluated on the same windows used to report it, the headline 60.6% carries a degree of selection inflation; the matched-baseline win rate and its exact confidence interval, which do not depend on selecting the top configuration after the fact, are the more conservative summary. Finally, the financial-report source does not flag </w:t>
-      </w:r>
-      <w:r>
-        <w:lastRenderedPageBreak/>
-        <w:t>restatements or amendments: a restated figure carries the fiscal period end of the original filing, so it is treated as public from that date even though the corrected values appeared later. We therefore cannot rule out that a small number of report values reflect subsequent restatement.</w:t>
+        <w:t>Several limitations bound the scope of these findings. All portfolios are long-only and buy-and-hold, and returns are computed without transaction costs, taxes, or slippage, which would modestly reduce realized performance. The investment universe is confined to the large-capitalization technology and semiconductor sector, so the sector-contribution results in particular may not generalize to broader markets. Because GPT-5.1’s evaluation windows are constrained to begin after its training cutoff, its results rest on fewer rolling windows (October 2024 onward) than the older models, and all windows fall within a broadly rising market; performance in a sustained downturn is therefore untested. Because the best configuration (20→10) was identified as the maximum mean ROI across ten configurations evaluated on the same windows used to report it, the headline 60.6% carries a degree of selection inflation. A split-sample check bounds it: selecting on the first five windows alone identifies the same configuration, which then returns 71.40% on the four held-out windows against 55.88% for the matched unfiltered baseline (+15.52 pp, winning three of four), so the choice does not depend on having seen the evaluation period. The matched-baseline win rate and its exact confidence interval, which do not depend on selecting the top configuration after the fact, remain the more conservative summary. Finally, the financial-report source does not flag restatements or amendments: a restated figure carries the fiscal period end of the original filing, so it is treated as public from that date even though the corrected values appeared later. We therefore cannot rule out that a small number of report values reflect subsequent restatement.</w:t>
       </w:r>
     </w:p>
     <w:p>
@@ -3586,10 +3496,7 @@
         </w:sectPr>
       </w:pPr>
       <w:r>
-        <w:t xml:space="preserve">Future work should address these gaps directly: incorporating transaction-cost and drawdown modeling, extending the universe beyond </w:t>
-      </w:r>
-      <w:r>
-        <w:t>technology to test sector generalization, evaluating across bear-market windows as longer post-cutoff histories become available, and adding risk-adjusted performance metrics. Live forward-testing — deploying the recommended configuration prospectively rather than on historical windows — would provide the strongest evidence that the framework’s advantage over the unfiltered single-pass methodology persists out of sample.</w:t>
+        <w:t>Future work should address these gaps directly: incorporating transaction-cost modeling, extending the universe beyond technology to test sector generalization, and evaluating across bear-market windows as longer post-cutoff histories become available. Live forward-testing — deploying the recommended configuration prospectively rather than on historical windows — would provide the strongest evidence that the framework’s advantage over the unfiltered single-pass methodology persists out of sample.</w:t>
       </w:r>
     </w:p>
     <w:p>
@@ -3608,7 +3515,7 @@
         <w:jc w:val="both"/>
       </w:pPr>
       <w:r>
-        <w:t>This study set out to test whether structuring the information given to a language model could improve long-term stock selection. Across 2,759 portfolio runs, a two-stage pipeline — using news to assemble a candidate shortlist and financial reports to validate it — reliably outperformed both unfiltered single-pass prompting and aggressive over-filtering. The largest gains came from a moderate design: starting from about ten to twenty candidates and narrowing them by roughly half — a ratio we present as a working hypothesis consistent with the tested grid — added on the order of fifteen percentage points of mean ROI over the unfiltered baseline and beat it in most matched evaluation windows. The central takeaway is that information design is a distinct and inexpensive determinant of performance in LLM-based investing, comparable in importance to the choice of model. Subject to the limitations above, this points toward a broader direction for LLM agents: treating the structure of a model’s inputs as a first-class design variable rather than an afterthought.</w:t>
+        <w:t>This study set out to test whether structuring the information given to a language model could improve long-term stock selection. Across 2,759 portfolio runs, a two-stage pipeline — using news to assemble a candidate shortlist and financial reports to validate it — reliably outperformed both unfiltered single-pass prompting and aggressive over-filtering. The largest gains came from a moderate design: starting from about ten to twenty candidates and narrowing them by roughly half. That added on the order of fifteen percentage points of mean ROI over the unfiltered baseline, and beat it in most matched evaluation windows. We present the ratio as a working hypothesis consistent with the tested grid rather than a rule. The central takeaway is that information design is a distinct and inexpensive determinant of performance in LLM-based investing, comparable in importance to the choice of model. Subject to the limitations above, this points toward a broader direction for LLM agents: treating the structure of a model’s inputs as a first-class design variable rather than an afterthought.</w:t>
       </w:r>
     </w:p>
     <w:p>

--- a/paper_assets/docs/NHSJS/Revised_Manuscript_ONLINE_FORMAT.docx
+++ b/paper_assets/docs/NHSJS/Revised_Manuscript_ONLINE_FORMAT.docx
@@ -99,10 +99,7 @@
         <w:jc w:val="both"/>
       </w:pPr>
       <w:r>
-        <w:t>Robust financial analysis requires integrating qualitative sentiment—extracted from earnings reports and news sources—with quantitative metrics such as historical price, volume, and risk profiles</w:t>
-      </w:r>
-      <w:r>
-        <w:t xml:space="preserve"> ((Y. Nie, Y. Kong, X. Dong, J. M. Mulvey, H. V. Poor, Q. Wen, S. Zohren. A survey of large language models for financial applications: progress, prospects and challenges. arXiv, 2024, https://doi.org/10.48550/arXiv.2406.11903.))</w:t>
+        <w:t xml:space="preserve">Robust financial analysis requires integrating qualitative sentiment — extracted from earnings reports and news sources — with quantitative metrics such as historical price, volume, and risk profiles ((Y. Nie, Y. Kong, X. Dong, J. M. Mulvey, H. V. Poor, Q. Wen, S. Zohren. A survey of large language models for financial applications: progress, prospects and challenges. arXiv, 2024, https://doi.org/10.48550/arXiv.2406.11903.))</w:t>
       </w:r>
       <w:r>
         <w:rPr>
@@ -111,13 +108,7 @@
         <w:t xml:space="preserve">,</w:t>
       </w:r>
       <w:r>
-        <w:t xml:space="preserve"> ((S. An, Q. Li, J. Lu, D. Yin, X. Sun. FinVerse: an autonomous agent system for versatile financial analysis. arXiv, 2024, https://doi.org/10.48550/arXiv.2406.06379.))</w:t>
-      </w:r>
-      <w:r>
-        <w:t>. Capitalizing on their natural language understanding capabilities, LLMs are increasingly applied to financial markets to generate directional signals—buy, hold, or sell recommendations—by synthesizing information from news, earnings reports, and regulatory filings</w:t>
-      </w:r>
-      <w:r>
-        <w:t xml:space="preserve"> ((A. Lopez-Lira, Y. Tang. Can ChatGPT forecast stock price movements? return predictability and large language models. SSRN. 2023, https://doi.org/10.2139/ssrn.4412788.))</w:t>
+        <w:t xml:space="preserve"> ((S. An, Q. Li, J. Lu, D. Yin, X. Sun. FinVerse: an autonomous agent system for versatile financial analysis. arXiv, 2024, https://doi.org/10.48550/arXiv.2406.06379.)). Capitalizing on their natural language understanding capabilities, LLMs are increasingly applied to financial markets to generate directional signals — buy, hold, or sell recommendations — by synthesizing information from news, earnings reports, and regulatory filings ((A. Lopez-Lira, Y. Tang. Can ChatGPT forecast stock price movements? return predictability and large language models. SSRN. 2023, https://doi.org/10.2139/ssrn.4412788.))</w:t>
       </w:r>
       <w:r>
         <w:rPr>
@@ -135,28 +126,97 @@
         <w:t xml:space="preserve">,</w:t>
       </w:r>
       <w:r>
-        <w:t xml:space="preserve"> ((H. Ding, Y. Li, J. Wang, H. Chen. Large language model agent in financial trading: a survey. arXiv, 2024, https://doi.org/10.48550/arXiv.2408.06361.))</w:t>
-      </w:r>
-      <w:r>
-        <w:t>.</w:t>
-      </w:r>
-    </w:p>
-    <w:p>
-      <w:pPr>
-        <w:spacing w:before="40" w:after="40"/>
-        <w:jc w:val="both"/>
-      </w:pPr>
-      <w:r>
-        <w:t>Most LLM-based investment research targets short-term horizons—high-frequency trading or single-day price prediction ((A. Lopez-Lira, Y. Tang. Can ChatGPT forecast stock price movements? return predictability and large language models. SSRN. 2023, https://doi.org/10.2139/ssrn.4412788.)), ((Y. Xiao, E. Sun, D. Luo, W. Wang. TradingAgents: multi-agents LLM financial trading framework. arXiv, 2024, https://doi.org/10.48550/arXiv.2412.20138.)), ((W. W. Li, H. Kim, M. Cucuringu, T. Ma. Can LLM-based financial investing strategies outperform the market in the long run? arXiv, 2025, https://doi.org/10.48550/arXiv.2505.07078.)). A growing subset explores longer horizons ((W. W. Li, H. Kim, M. Cucuringu, T. Ma. Can LLM-based financial investing strategies outperform the market in the long run? arXiv, 2025, https://doi.org/10.48550/arXiv.2505.07078.)), ((D. Blitz, M. X. Hanauer, T. Hoogteijling, C. Howard. The term structure of machine learning alpha. The Journal of Financial Data Science. Vol. 5, pg. 40–65, 2023, https://doi.org/10.3905/jfds.2023.1.135.)), but few studies guard against lookahead bias by restricting the model to information available at the simulated decision date, and few target holding periods beyond one quarter ((W. W. Li, H. Kim, M. Cucuringu, T. Ma. Can LLM-based financial investing strategies outperform the market in the long run? arXiv, 2025, https://doi.org/10.48550/arXiv.2505.07078.)). This gap motivates the present work: whether a structured LLM pipeline can generate reliable strategies over 12-month holding periods under a forward-usable protocol in which every decision uses only information available at that date. The models themselves postdate the earliest simulated decision dates, so it is the protocol, not the specific model, that transfers.</w:t>
-      </w:r>
-    </w:p>
-    <w:p>
-      <w:pPr>
-        <w:spacing w:before="40" w:after="40"/>
-        <w:jc w:val="both"/>
-      </w:pPr>
-      <w:r>
-        <w:t>LLM capacity for summarization ((G. Lu, S. B. Larcher, T. Tran. Hybrid long document summarization using C2F-FAR and ChatGPT: a practical study. arXiv, 2023, https://doi.org/10.48550/arXiv.2306.01169.)), information extraction, and generation suits market trend monitoring, risk factor identification, and investment decision support ((Y. Nie, Y. Kong, X. Dong, J. M. Mulvey, H. V. Poor, Q. Wen, S. Zohren. A survey of large language models for financial applications: progress, prospects and challenges. arXiv, 2024, https://doi.org/10.48550/arXiv.2406.11903.)), ((S. An, Q. Li, J. Lu, D. Yin, X. Sun. FinVerse: an autonomous agent system for versatile financial analysis. arXiv, 2024, https://doi.org/10.48550/arXiv.2406.06379.)). As these models have scaled, their ability to process heterogeneous financial data has grown ((Y. Nie, Y. Kong, X. Dong, J. M. Mulvey, H. V. Poor, Q. Wen, S. Zohren. A survey of large language models for financial applications: progress, prospects and challenges. arXiv, 2024, https://doi.org/10.48550/arXiv.2406.11903.)), ((H. Naveed, A. U. Khan, S. Qiu, M. Saqib, S. Anwar, M. Usman, N. Akhtar, N. Barnes, A. Mian. A comprehensive overview of large language models. ACM Transactions on Intelligent Systems and Technology. Vol. 16, no. 5, 2025, https://doi.org/10.1145/3744746.)), but opacity makes it hard to audit whether outputs reflect genuine reasoning or spurious pre-training correlations ((B. Cao, S. Wang, X. Lin, X. Wu, H. Zhang, L. M. Ni, J. Guo. From deep learning to LLMs: a survey of AI in quantitative investment. arXiv, 2025, https://doi.org/10.48550/arXiv.2503.21422.)), ((I. Mirzadeh, K. Alizadeh, H. Shahrokhi, O. Tuzel, S. Bengio, M. Farajtabar. GSM-symbolic: understanding the limitations of mathematical reasoning in large language models. International Conference on Learning Representations (ICLR 2025). 2025, https://openreview.net/forum?id=AjXkRZIvjB.)). Because undetected biases propagate into consequential decisions ((B. Cao, S. Wang, X. Lin, X. Wu, H. Zhang, L. M. Ni, J. Guo. From deep learning to LLMs: a survey of AI in quantitative investment. arXiv, 2025, https://doi.org/10.48550/arXiv.2503.21422.)), ((Y. Zhang, Y. Li, L. Cui, D. Cai, L. Liu, T. Fu, X. Huang, E. Zhao, Y. Zhang, C. Xu, Y. Chen, L. Wang, A. T. Luu, W. Bi, F. Shi, S. Shi. Siren’s song in the AI ocean: a survey on hallucination in large language models. Computational Linguistics. Vol. 51, pg. 1373–1418, 2025, https://doi.org/10.1162/coli.a.16.)), principled deployment frameworks matter ((Y. Nie, Y. Kong, X. Dong, J. M. Mulvey, H. V. Poor, Q. Wen, S. Zohren. A survey of large language models for financial applications: progress, prospects and challenges. arXiv, 2024, https://doi.org/10.48550/arXiv.2406.11903.)), ((I. Okpala, A. Golgoon, A. R. Kannan. Agentic AI systems applied to tasks in financial services: modeling and model risk management crews. arXiv, 2025, https://doi.org/10.48550/arXiv.2502.05439.)).</w:t>
+        <w:t xml:space="preserve"> ((H. Ding, Y. Li, J. Wang, H. Chen. Large language model agent in financial trading: a survey. arXiv, 2024, https://doi.org/10.48550/arXiv.2408.06361.)).</w:t>
+      </w:r>
+    </w:p>
+    <w:p>
+      <w:pPr>
+        <w:spacing w:before="40" w:after="40"/>
+        <w:jc w:val="both"/>
+      </w:pPr>
+      <w:r>
+        <w:t xml:space="preserve">Most LLM-based investment research targets short-term horizons — high-frequency trading or single-day price prediction ((A. Lopez-Lira, Y. Tang. Can ChatGPT forecast stock price movements? return predictability and large language models. SSRN. 2023, https://doi.org/10.2139/ssrn.4412788.))</w:t>
+      </w:r>
+      <w:r>
+        <w:rPr>
+          <w:vertAlign w:val="superscript"/>
+        </w:rPr>
+        <w:t xml:space="preserve">,</w:t>
+      </w:r>
+      <w:r>
+        <w:t xml:space="preserve"> ((Y. Xiao, E. Sun, D. Luo, W. Wang. TradingAgents: multi-agents LLM financial trading framework. arXiv, 2024, https://doi.org/10.48550/arXiv.2412.20138.))</w:t>
+      </w:r>
+      <w:r>
+        <w:rPr>
+          <w:vertAlign w:val="superscript"/>
+        </w:rPr>
+        <w:t xml:space="preserve">,</w:t>
+      </w:r>
+      <w:r>
+        <w:t xml:space="preserve"> ((W. W. Li, H. Kim, M. Cucuringu, T. Ma. Can LLM-based financial investing strategies outperform the market in the long run? arXiv, 2025, https://doi.org/10.48550/arXiv.2505.07078.)). A growing subset explores longer horizons ((W. W. Li, H. Kim, M. Cucuringu, T. Ma. Can LLM-based financial investing strategies outperform the market in the long run? arXiv, 2025, https://doi.org/10.48550/arXiv.2505.07078.))</w:t>
+      </w:r>
+      <w:r>
+        <w:rPr>
+          <w:vertAlign w:val="superscript"/>
+        </w:rPr>
+        <w:t xml:space="preserve">,</w:t>
+      </w:r>
+      <w:r>
+        <w:t xml:space="preserve"> ((D. Blitz, M. X. Hanauer, T. Hoogteijling, C. Howard. The term structure of machine learning alpha. The Journal of Financial Data Science. Vol. 5, pg. 40–65, 2023, https://doi.org/10.3905/jfds.2023.1.135.)), but few studies guard against lookahead bias by restricting the model to information available at the simulated decision date, and few target holding periods beyond one quarter ((W. W. Li, H. Kim, M. Cucuringu, T. Ma. Can LLM-based financial investing strategies outperform the market in the long run? arXiv, 2025, https://doi.org/10.48550/arXiv.2505.07078.)). This gap motivates the present work: whether a structured LLM pipeline can generate reliable strategies over 12-month holding periods under a forward-usable protocol in which every decision uses only information available at that date. The models themselves postdate the earliest simulated decision dates, so it is the protocol, not the specific model, that transfers.</w:t>
+      </w:r>
+    </w:p>
+    <w:p>
+      <w:pPr>
+        <w:spacing w:before="40" w:after="40"/>
+        <w:jc w:val="both"/>
+      </w:pPr>
+      <w:r>
+        <w:t xml:space="preserve">LLM capacity for summarization ((G. Lu, S. B. Larcher, T. Tran. Hybrid long document summarization using C2F-FAR and ChatGPT: a practical study. arXiv, 2023, https://doi.org/10.48550/arXiv.2306.01169.)), information extraction, and generation suits market trend monitoring, risk factor identification, and investment decision support ((Y. Nie, Y. Kong, X. Dong, J. M. Mulvey, H. V. Poor, Q. Wen, S. Zohren. A survey of large language models for financial applications: progress, prospects and challenges. arXiv, 2024, https://doi.org/10.48550/arXiv.2406.11903.))</w:t>
+      </w:r>
+      <w:r>
+        <w:rPr>
+          <w:vertAlign w:val="superscript"/>
+        </w:rPr>
+        <w:t xml:space="preserve">,</w:t>
+      </w:r>
+      <w:r>
+        <w:t xml:space="preserve"> ((S. An, Q. Li, J. Lu, D. Yin, X. Sun. FinVerse: an autonomous agent system for versatile financial analysis. arXiv, 2024, https://doi.org/10.48550/arXiv.2406.06379.)). As these models have scaled, their ability to process heterogeneous financial data has grown ((Y. Nie, Y. Kong, X. Dong, J. M. Mulvey, H. V. Poor, Q. Wen, S. Zohren. A survey of large language models for financial applications: progress, prospects and challenges. arXiv, 2024, https://doi.org/10.48550/arXiv.2406.11903.))</w:t>
+      </w:r>
+      <w:r>
+        <w:rPr>
+          <w:vertAlign w:val="superscript"/>
+        </w:rPr>
+        <w:t xml:space="preserve">,</w:t>
+      </w:r>
+      <w:r>
+        <w:t xml:space="preserve"> ((H. Naveed, A. U. Khan, S. Qiu, M. Saqib, S. Anwar, M. Usman, N. Akhtar, N. Barnes, A. Mian. A comprehensive overview of large language models. ACM Transactions on Intelligent Systems and Technology. Vol. 16, no. 5, 2025, https://doi.org/10.1145/3744746.)), but opacity makes it hard to audit whether outputs reflect genuine reasoning or spurious pre-training correlations ((B. Cao, S. Wang, X. Lin, X. Wu, H. Zhang, L. M. Ni, J. Guo. From deep learning to LLMs: a survey of AI in quantitative investment. arXiv, 2025, https://doi.org/10.48550/arXiv.2503.21422.))</w:t>
+      </w:r>
+      <w:r>
+        <w:rPr>
+          <w:vertAlign w:val="superscript"/>
+        </w:rPr>
+        <w:t xml:space="preserve">,</w:t>
+      </w:r>
+      <w:r>
+        <w:t xml:space="preserve"> ((I. Mirzadeh, K. Alizadeh, H. Shahrokhi, O. Tuzel, S. Bengio, M. Farajtabar. GSM-symbolic: understanding the limitations of mathematical reasoning in large language models. International Conference on Learning Representations (ICLR 2025). 2025, https://openreview.net/forum?id=AjXkRZIvjB.)). Because undetected biases propagate into consequential decisions ((B. Cao, S. Wang, X. Lin, X. Wu, H. Zhang, L. M. Ni, J. Guo. From deep learning to LLMs: a survey of AI in quantitative investment. arXiv, 2025, https://doi.org/10.48550/arXiv.2503.21422.))</w:t>
+      </w:r>
+      <w:r>
+        <w:rPr>
+          <w:vertAlign w:val="superscript"/>
+        </w:rPr>
+        <w:t xml:space="preserve">,</w:t>
+      </w:r>
+      <w:r>
+        <w:t xml:space="preserve"> ((Y. Zhang, Y. Li, L. Cui, D. Cai, L. Liu, T. Fu, X. Huang, E. Zhao, Y. Zhang, C. Xu, Y. Chen, L. Wang, A. T. Luu, W. Bi, F. Shi, S. Shi. Siren’s song in the AI ocean: a survey on hallucination in large language models. Computational Linguistics. Vol. 51, pg. 1373–1418, 2025, https://doi.org/10.1162/coli.a.16.)), principled deployment frameworks matter ((Y. Nie, Y. Kong, X. Dong, J. M. Mulvey, H. V. Poor, Q. Wen, S. Zohren. A survey of large language models for financial applications: progress, prospects and challenges. arXiv, 2024, https://doi.org/10.48550/arXiv.2406.11903.))</w:t>
+      </w:r>
+      <w:r>
+        <w:rPr>
+          <w:vertAlign w:val="superscript"/>
+        </w:rPr>
+        <w:t xml:space="preserve">,</w:t>
+      </w:r>
+      <w:r>
+        <w:t xml:space="preserve"> ((I. Okpala, A. Golgoon, A. R. Kannan. Agentic AI systems applied to tasks in financial services: modeling and model risk management crews. arXiv, 2025, https://doi.org/10.48550/arXiv.2502.05439.)).</w:t>
       </w:r>
     </w:p>
     <w:p>
@@ -176,7 +236,61 @@
         <w:jc w:val="both"/>
       </w:pPr>
       <w:r>
-        <w:t>LLMs synthesize heterogeneous financial data to extract predictive market signals ((A. Lopez-Lira, Y. Tang. Can ChatGPT forecast stock price movements? return predictability and large language models. SSRN. 2023, https://doi.org/10.2139/ssrn.4412788.)), ((H. Ding, Y. Li, J. Wang, H. Chen. Large language model agent in financial trading: a survey. arXiv, 2024, https://doi.org/10.48550/arXiv.2408.06361.)), ((G. Fatouros, K. Metaxas, J. Soldatos, M. Karathanassis. MarketSenseAI 2.0: enhancing stock analysis through LLM agents. arXiv, 2025, https://doi.org/10.48550/arXiv.2502.00415.)). Integrating them with conventional forecasting improved predictive accuracy, attributed to capturing relationships between news sentiment and price movements ((A. Lopez-Lira, Y. Tang. Can ChatGPT forecast stock price movements? return predictability and large language models. SSRN. 2023, https://doi.org/10.2139/ssrn.4412788.)), ((G. Fatouros, K. Metaxas, J. Soldatos, M. Karathanassis. MarketSenseAI 2.0: enhancing stock analysis through LLM agents. arXiv, 2025, https://doi.org/10.48550/arXiv.2502.00415.)), ((J. Cheng, P. Chin. AAPM: large language model agent-based asset pricing models. arXiv, 2024, https://doi.org/10.48550/arXiv.2409.17266.)). A complementary line combines document embeddings with LLM-generated representations to proxy investor sentiment and macroeconomic conditions ((G. Fatouros, K. Metaxas, J. Soldatos, M. Karathanassis. MarketSenseAI 2.0: enhancing stock analysis through LLM agents. arXiv, 2025, https://doi.org/10.48550/arXiv.2502.00415.)), ((C. Choi, A. Lopez-Lira, Y. Lee, J. Kwon, M. Kim, J. Hwang, M. Ha, C. Kim, J. Ha, S. Yun, J. Kim. Structuring the unstructured: a multi-agent system for extracting and querying financial KPIs and guidance. arXiv, 2025, https://doi.org/10.48550/arXiv.2505.19197.)). reducing manual overhead and enabling more scalable modeling pipelines ((G. Fatouros, K. Metaxas, J. Soldatos, M. Karathanassis. MarketSenseAI 2.0: enhancing stock analysis through LLM agents. arXiv, 2025, https://doi.org/10.48550/arXiv.2502.00415.)), ((C. Choi, A. Lopez-Lira, Y. Lee, J. Kwon, M. Kim, J. Hwang, M. Ha, C. Kim, J. Ha, S. Yun, J. Kim. Structuring the unstructured: a multi-agent system for extracting and querying financial KPIs and guidance. arXiv, 2025, https://doi.org/10.48550/arXiv.2505.19197.)).</w:t>
+        <w:t xml:space="preserve">LLMs synthesize heterogeneous financial data to extract predictive market signals ((A. Lopez-Lira, Y. Tang. Can ChatGPT forecast stock price movements? return predictability and large language models. SSRN. 2023, https://doi.org/10.2139/ssrn.4412788.))</w:t>
+      </w:r>
+      <w:r>
+        <w:rPr>
+          <w:vertAlign w:val="superscript"/>
+        </w:rPr>
+        <w:t xml:space="preserve">,</w:t>
+      </w:r>
+      <w:r>
+        <w:t xml:space="preserve"> ((H. Ding, Y. Li, J. Wang, H. Chen. Large language model agent in financial trading: a survey. arXiv, 2024, https://doi.org/10.48550/arXiv.2408.06361.))</w:t>
+      </w:r>
+      <w:r>
+        <w:rPr>
+          <w:vertAlign w:val="superscript"/>
+        </w:rPr>
+        <w:t xml:space="preserve">,</w:t>
+      </w:r>
+      <w:r>
+        <w:t xml:space="preserve"> ((G. Fatouros, K. Metaxas, J. Soldatos, M. Karathanassis. MarketSenseAI 2.0: enhancing stock analysis through LLM agents. arXiv, 2025, https://doi.org/10.48550/arXiv.2502.00415.)). Integrating them with conventional forecasting improved predictive accuracy, attributed to capturing relationships between news sentiment and price movements ((A. Lopez-Lira, Y. Tang. Can ChatGPT forecast stock price movements? return predictability and large language models. SSRN. 2023, https://doi.org/10.2139/ssrn.4412788.))</w:t>
+      </w:r>
+      <w:r>
+        <w:rPr>
+          <w:vertAlign w:val="superscript"/>
+        </w:rPr>
+        <w:t xml:space="preserve">,</w:t>
+      </w:r>
+      <w:r>
+        <w:t xml:space="preserve"> ((G. Fatouros, K. Metaxas, J. Soldatos, M. Karathanassis. MarketSenseAI 2.0: enhancing stock analysis through LLM agents. arXiv, 2025, https://doi.org/10.48550/arXiv.2502.00415.))</w:t>
+      </w:r>
+      <w:r>
+        <w:rPr>
+          <w:vertAlign w:val="superscript"/>
+        </w:rPr>
+        <w:t xml:space="preserve">,</w:t>
+      </w:r>
+      <w:r>
+        <w:t xml:space="preserve"> ((J. Cheng, P. Chin. AAPM: large language model agent-based asset pricing models. arXiv, 2024, https://doi.org/10.48550/arXiv.2409.17266.)). A complementary line combines document embeddings with LLM-generated representations to proxy investor sentiment and macroeconomic conditions ((G. Fatouros, K. Metaxas, J. Soldatos, M. Karathanassis. MarketSenseAI 2.0: enhancing stock analysis through LLM agents. arXiv, 2025, https://doi.org/10.48550/arXiv.2502.00415.))</w:t>
+      </w:r>
+      <w:r>
+        <w:rPr>
+          <w:vertAlign w:val="superscript"/>
+        </w:rPr>
+        <w:t xml:space="preserve">,</w:t>
+      </w:r>
+      <w:r>
+        <w:t xml:space="preserve"> ((C. Choi, A. Lopez-Lira, Y. Lee, J. Kwon, M. Kim, J. Hwang, M. Ha, C. Kim, J. Ha, S. Yun, J. Kim. Structuring the unstructured: a multi-agent system for extracting and querying financial KPIs and guidance. arXiv, 2025, https://doi.org/10.48550/arXiv.2505.19197.)). reducing manual overhead and enabling more scalable modeling pipelines ((G. Fatouros, K. Metaxas, J. Soldatos, M. Karathanassis. MarketSenseAI 2.0: enhancing stock analysis through LLM agents. arXiv, 2025, https://doi.org/10.48550/arXiv.2502.00415.))</w:t>
+      </w:r>
+      <w:r>
+        <w:rPr>
+          <w:vertAlign w:val="superscript"/>
+        </w:rPr>
+        <w:t xml:space="preserve">,</w:t>
+      </w:r>
+      <w:r>
+        <w:t xml:space="preserve"> ((C. Choi, A. Lopez-Lira, Y. Lee, J. Kwon, M. Kim, J. Hwang, M. Ha, C. Kim, J. Ha, S. Yun, J. Kim. Structuring the unstructured: a multi-agent system for extracting and querying financial KPIs and guidance. arXiv, 2025, https://doi.org/10.48550/arXiv.2505.19197.)).</w:t>
       </w:r>
     </w:p>
     <w:p>
@@ -196,7 +310,70 @@
         <w:jc w:val="both"/>
       </w:pPr>
       <w:r>
-        <w:t>Beyond single-model deployments, LLMs are increasingly employed as components of multi-agent trading systems, in which specialized agents interact to simulate market dynamics and refine portfolio strategies ((Y. Xiao, E. Sun, D. Luo, W. Wang. TradingAgents: multi-agents LLM financial trading framework. arXiv, 2024, https://doi.org/10.48550/arXiv.2412.20138.)), ((T. Guo, X. Chen, Y. Wang, R. Chang, S. Pei, N. V. Chawla, O. Wiest, X. Zhang. Large language model based multi-agents: a survey of progress and challenges. Proceedings of the 33rd International Joint Conference on Artificial Intelligence (IJCAI 2024), Survey Track. 2024, https://doi.org/10.24963/ijcai.2024/890.)), ((X. Han, N. Wang, S. Che, H. Yang, K. Zhang, S. X. Xu. Enhancing investment analysis: optimizing AI-agent collaboration in financial research. Proceedings of the 5th ACM International Conference on AI in Finance. 2024, https://doi.org/10.1145/3677052.3698645.)), ((C. Zhang, X. Liu, M. Jin, Z. Zhang, L. Li, Z. Wang, W. Hua, D. Shu, S. Zhu, X. Jin, S. Li, M. Du, Y. Zhang. When AI meets finance (StockAgent): large language model-based stock trading in simulated real-world environments. arXiv, 2024, https://doi.org/10.48550/arXiv.2407.18957.)). Layered memory and role-differentiated designs let agents retain historical context and adapt as conditions evolve, ((Y. Li, Y. Yu, H. Li, Z. Chen, K. Khashanah. TradingGPT: multi-agent system with layered memory and distinct characters for enhanced financial trading performance. arXiv, 2023, https://doi.org/10.48550/arXiv.2309.03736.)), ((Y. Yu, H. Li, Z. Chen, Y. Jiang, Y. Li, D. Zhang, R. Liu, J. W. Suchow, K. Khashanah. FinMem: a performance-enhanced LLM trading agent with layered memory and character design. Proceedings of the AAAI Symposium Series. Vol. 3, pg. 595–597, 2024, https://doi.org/10.1609/aaaiss.v3i1.31290.)). and multi-agent configurations frequently outperform single-agent baselines because strategy diversity reduces the overfitting seen in isolated backtests ((X. Han, N. Wang, S. Che, H. Yang, K. Zhang, S. X. Xu. Enhancing investment analysis: optimizing AI-agent collaboration in financial research. Proceedings of the 5th ACM International Conference on AI in Finance. 2024, https://doi.org/10.1145/3677052.3698645.)), ((T. Guo, H. Shen, J. Huang, Z. Mao, J. Luo, B. Chen, Z. Chen, L. Liu, B. Xia, X. Liu, Y. Ma, M. Zhang. MASS: multi-agent simulation scaling for portfolio construction. arXiv, 2025, https://doi.org/10.48550/arXiv.2505.10278.)). Agents are typically assigned distinct functions—allocation, risk assessment, monitoring ((Y. Xiao, E. Sun, D. Luo, W. Wang. TradingAgents: multi-agents LLM financial trading framework. arXiv, 2024, https://doi.org/10.48550/arXiv.2412.20138.)), ((T. Guo, X. Chen, Y. Wang, R. Chang, S. Pei, N. V. Chawla, O. Wiest, X. Zhang. Large language model based multi-agents: a survey of progress and challenges. Proceedings of the 33rd International Joint Conference on Artificial Intelligence (IJCAI 2024), Survey Track. 2024, https://doi.org/10.24963/ijcai.2024/890.)), ((J. Li, J. Zhang, H. Li, Y. Shen. An agent framework for real-time financial information searching with large language models. arXiv, 2025, https://doi.org/10.48550/arXiv.2502.15684.)). Representative frameworks such as 3S-Trader ((K. Chen, H. Ahmad, D. Goel, C. Szabo. 3S-trader: a multi-LLM framework for adaptive stock scoring, strategy, and selection in portfolio optimization. arXiv, 2025, https://doi.org/10.48550/arXiv.2510.17393.)), AlphaAgents ((T. Zhao, J. Lyu, S. Jones, H. Garber, S. Pasquali, D. Mehta. AlphaAgents: large language model-based multi-agents for equity portfolio constructions. arXiv, 2025, https://doi.org/10.48550/arXiv.2508.11152.)), FinRobot ((T. Zhou, P. Wang, Y. Wu, H. Yang. FinRobot: AI agent for equity research and valuation with large language models. arXiv, 2024, https://doi.org/10.48550/arXiv.2411.08804.)), and tool-augmented multimodal foundation agents ((W. Zhang, L. Zhao, H. Xia, S. Sun, J. Sun, M. Qin, X. Li, Y. Zhao, Y. Zhao, X. Cai, L. Zheng, X. Wang, B. An. A multimodal foundation agent for financial trading: tool-augmented, diversified, and generalist. Proceedings of the 30th ACM SIGKDD Conference on Knowledge Discovery and Data Mining. 2024, https://doi.org/10.1145/3637528.3671801.)) coordinate multiple LLMs to score candidate stocks, construct a portfolio, and iteratively refine strategies from historical performance, though at the cost of considerable system complexity.</w:t>
+        <w:t xml:space="preserve">Beyond single-model deployments, LLMs are increasingly employed as components of multi-agent trading systems, in which specialized agents interact to simulate market dynamics and refine portfolio strategies ((Y. Xiao, E. Sun, D. Luo, W. Wang. TradingAgents: multi-agents LLM financial trading framework. arXiv, 2024, https://doi.org/10.48550/arXiv.2412.20138.))</w:t>
+      </w:r>
+      <w:r>
+        <w:rPr>
+          <w:vertAlign w:val="superscript"/>
+        </w:rPr>
+        <w:t xml:space="preserve">,</w:t>
+      </w:r>
+      <w:r>
+        <w:t xml:space="preserve"> ((T. Guo, X. Chen, Y. Wang, R. Chang, S. Pei, N. V. Chawla, O. Wiest, X. Zhang. Large language model based multi-agents: a survey of progress and challenges. Proceedings of the 33rd International Joint Conference on Artificial Intelligence (IJCAI 2024), Survey Track. 2024, https://doi.org/10.24963/ijcai.2024/890.))</w:t>
+      </w:r>
+      <w:r>
+        <w:rPr>
+          <w:vertAlign w:val="superscript"/>
+        </w:rPr>
+        <w:t xml:space="preserve">,</w:t>
+      </w:r>
+      <w:r>
+        <w:t xml:space="preserve"> ((X. Han, N. Wang, S. Che, H. Yang, K. Zhang, S. X. Xu. Enhancing investment analysis: optimizing AI-agent collaboration in financial research. Proceedings of the 5th ACM International Conference on AI in Finance. 2024, https://doi.org/10.1145/3677052.3698645.))</w:t>
+      </w:r>
+      <w:r>
+        <w:rPr>
+          <w:vertAlign w:val="superscript"/>
+        </w:rPr>
+        <w:t xml:space="preserve">,</w:t>
+      </w:r>
+      <w:r>
+        <w:t xml:space="preserve"> ((C. Zhang, X. Liu, M. Jin, Z. Zhang, L. Li, Z. Wang, W. Hua, D. Shu, S. Zhu, X. Jin, S. Li, M. Du, Y. Zhang. When AI meets finance (StockAgent): large language model-based stock trading in simulated real-world environments. arXiv, 2024, https://doi.org/10.48550/arXiv.2407.18957.)). Layered memory and role-differentiated designs let agents retain historical context and adapt as conditions evolve, ((Y. Li, Y. Yu, H. Li, Z. Chen, K. Khashanah. TradingGPT: multi-agent system with layered memory and distinct characters for enhanced financial trading performance. arXiv, 2023, https://doi.org/10.48550/arXiv.2309.03736.))</w:t>
+      </w:r>
+      <w:r>
+        <w:rPr>
+          <w:vertAlign w:val="superscript"/>
+        </w:rPr>
+        <w:t xml:space="preserve">,</w:t>
+      </w:r>
+      <w:r>
+        <w:t xml:space="preserve"> ((Y. Yu, H. Li, Z. Chen, Y. Jiang, Y. Li, D. Zhang, R. Liu, J. W. Suchow, K. Khashanah. FinMem: a performance-enhanced LLM trading agent with layered memory and character design. Proceedings of the AAAI Symposium Series. Vol. 3, pg. 595–597, 2024, https://doi.org/10.1609/aaaiss.v3i1.31290.)). and multi-agent configurations frequently outperform single-agent baselines because strategy diversity reduces the overfitting seen in isolated backtests ((X. Han, N. Wang, S. Che, H. Yang, K. Zhang, S. X. Xu. Enhancing investment analysis: optimizing AI-agent collaboration in financial research. Proceedings of the 5th ACM International Conference on AI in Finance. 2024, https://doi.org/10.1145/3677052.3698645.))</w:t>
+      </w:r>
+      <w:r>
+        <w:rPr>
+          <w:vertAlign w:val="superscript"/>
+        </w:rPr>
+        <w:t xml:space="preserve">,</w:t>
+      </w:r>
+      <w:r>
+        <w:t xml:space="preserve"> ((T. Guo, H. Shen, J. Huang, Z. Mao, J. Luo, B. Chen, Z. Chen, L. Liu, B. Xia, X. Liu, Y. Ma, M. Zhang. MASS: multi-agent simulation scaling for portfolio construction. arXiv, 2025, https://doi.org/10.48550/arXiv.2505.10278.)). Agents are typically assigned distinct functions — allocation, risk assessment, monitoring ((Y. Xiao, E. Sun, D. Luo, W. Wang. TradingAgents: multi-agents LLM financial trading framework. arXiv, 2024, https://doi.org/10.48550/arXiv.2412.20138.))</w:t>
+      </w:r>
+      <w:r>
+        <w:rPr>
+          <w:vertAlign w:val="superscript"/>
+        </w:rPr>
+        <w:t xml:space="preserve">,</w:t>
+      </w:r>
+      <w:r>
+        <w:t xml:space="preserve"> ((T. Guo, X. Chen, Y. Wang, R. Chang, S. Pei, N. V. Chawla, O. Wiest, X. Zhang. Large language model based multi-agents: a survey of progress and challenges. Proceedings of the 33rd International Joint Conference on Artificial Intelligence (IJCAI 2024), Survey Track. 2024, https://doi.org/10.24963/ijcai.2024/890.))</w:t>
+      </w:r>
+      <w:r>
+        <w:rPr>
+          <w:vertAlign w:val="superscript"/>
+        </w:rPr>
+        <w:t xml:space="preserve">,</w:t>
+      </w:r>
+      <w:r>
+        <w:t xml:space="preserve"> ((J. Li, J. Zhang, H. Li, Y. Shen. An agent framework for real-time financial information searching with large language models. arXiv, 2025, https://doi.org/10.48550/arXiv.2502.15684.)). Representative frameworks such as 3S-Trader ((K. Chen, H. Ahmad, D. Goel, C. Szabo. 3S-trader: a multi-LLM framework for adaptive stock scoring, strategy, and selection in portfolio optimization. arXiv, 2025, https://doi.org/10.48550/arXiv.2510.17393.)), AlphaAgents ((T. Zhao, J. Lyu, S. Jones, H. Garber, S. Pasquali, D. Mehta. AlphaAgents: large language model-based multi-agents for equity portfolio constructions. arXiv, 2025, https://doi.org/10.48550/arXiv.2508.11152.)), FinRobot ((T. Zhou, P. Wang, Y. Wu, H. Yang. FinRobot: AI agent for equity research and valuation with large language models. arXiv, 2024, https://doi.org/10.48550/arXiv.2411.08804.)), and tool-augmented multimodal foundation agents ((W. Zhang, L. Zhao, H. Xia, S. Sun, J. Sun, M. Qin, X. Li, Y. Zhao, Y. Zhao, X. Cai, L. Zheng, X. Wang, B. An. A multimodal foundation agent for financial trading: tool-augmented, diversified, and generalist. Proceedings of the 30th ACM SIGKDD Conference on Knowledge Discovery and Data Mining. 2024, https://doi.org/10.1145/3637528.3671801.)) coordinate multiple LLMs to score candidate stocks, construct a portfolio, and iteratively refine strategies from historical performance, though at the cost of considerable system complexity.</w:t>
       </w:r>
     </w:p>
     <w:p>
@@ -219,7 +396,85 @@
         <w:rPr>
           <w:bCs/>
         </w:rPr>
-        <w:t>LLMs infer investor sentiment and forecast market movements from news and social media ((A. Lopez-Lira, Y. Tang. Can ChatGPT forecast stock price movements? return predictability and large language models. SSRN. 2023, https://doi.org/10.2139/ssrn.4412788.)), ((G. Fatouros, K. Metaxas, J. Soldatos, M. Karathanassis. MarketSenseAI 2.0: enhancing stock analysis through LLM agents. arXiv, 2025, https://doi.org/10.48550/arXiv.2502.00415.)), ((P. C. Tetlock. Giving content to investor sentiment: the role of media in the stock market. The Journal of Finance. Vol. 62, pg. 1139–1168, 2007, https://doi.org/10.1111/j.1540-6261.2007.01232.x.)). Pre-training on large financial corpora lets them parse specialized terminology and rhetorical structure, mapping text to price movements ((A. Lopez-Lira, Y. Tang. Can ChatGPT forecast stock price movements? return predictability and large language models. SSRN. 2023, https://doi.org/10.2139/ssrn.4412788.)), ((J. Lee, N. Stevens, S. C. Han, M. Song. A survey of large language models in finance (FinLLMs). Neural Computing and Applications. Vol. 37, pg. 24853–24867, 2025, https://doi.org/10.1007/s00521-024-10495-6.)). Sentiment-augmented models have been reported to identify early trend reversals ((A. Lopez-Lira, Y. Tang. Can ChatGPT forecast stock price movements? return predictability and large language models. SSRN. 2023, https://doi.org/10.2139/ssrn.4412788.)), ((P. C. Tetlock. Giving content to investor sentiment: the role of media in the stock market. The Journal of Finance. Vol. 62, pg. 1139–1168, 2007, https://doi.org/10.1111/j.1540-6261.2007.01232.x.)). Processing unstructured data at scale enables more agile, information-rich strategies ((Y. Nie, Y. Kong, X. Dong, J. M. Mulvey, H. V. Poor, Q. Wen, S. Zohren. A survey of large language models for financial applications: progress, prospects and challenges. arXiv, 2024, https://doi.org/10.48550/arXiv.2406.11903.)), ((J. Li, J. Zhang, H. Li, Y. Shen. An agent framework for real-time financial information searching with large language models. arXiv, 2025, https://doi.org/10.48550/arXiv.2502.15684.)). This extends foundational work showing that media-derived content yields quantifiable sentiment signals with measurable impact on equity prices ((A. Lopez-Lira, Y. Tang. Can ChatGPT forecast stock price movements? return predictability and large language models. SSRN. 2023, https://doi.org/10.2139/ssrn.4412788.)), ((P. C. Tetlock. Giving content to investor sentiment: the role of media in the stock market. The Journal of Finance. Vol. 62, pg. 1139–1168, 2007, https://doi.org/10.1111/j.1540-6261.2007.01232.x.)).</w:t>
+        <w:t xml:space="preserve">LLMs infer investor sentiment and forecast market movements from news and social media ((A. Lopez-Lira, Y. Tang. Can ChatGPT forecast stock price movements? return predictability and large language models. SSRN. 2023, https://doi.org/10.2139/ssrn.4412788.))</w:t>
+      </w:r>
+      <w:r>
+        <w:rPr>
+          <w:bCs/>
+          <w:vertAlign w:val="superscript"/>
+        </w:rPr>
+        <w:t xml:space="preserve">,</w:t>
+      </w:r>
+      <w:r>
+        <w:rPr>
+          <w:bCs/>
+        </w:rPr>
+        <w:t xml:space="preserve"> ((G. Fatouros, K. Metaxas, J. Soldatos, M. Karathanassis. MarketSenseAI 2.0: enhancing stock analysis through LLM agents. arXiv, 2025, https://doi.org/10.48550/arXiv.2502.00415.))</w:t>
+      </w:r>
+      <w:r>
+        <w:rPr>
+          <w:bCs/>
+          <w:vertAlign w:val="superscript"/>
+        </w:rPr>
+        <w:t xml:space="preserve">,</w:t>
+      </w:r>
+      <w:r>
+        <w:rPr>
+          <w:bCs/>
+        </w:rPr>
+        <w:t xml:space="preserve"> ((P. C. Tetlock. Giving content to investor sentiment: the role of media in the stock market. The Journal of Finance. Vol. 62, pg. 1139–1168, 2007, https://doi.org/10.1111/j.1540-6261.2007.01232.x.)). Pre-training on large financial corpora lets them parse specialized terminology and rhetorical structure, mapping text to price movements ((A. Lopez-Lira, Y. Tang. Can ChatGPT forecast stock price movements? return predictability and large language models. SSRN. 2023, https://doi.org/10.2139/ssrn.4412788.))</w:t>
+      </w:r>
+      <w:r>
+        <w:rPr>
+          <w:bCs/>
+          <w:vertAlign w:val="superscript"/>
+        </w:rPr>
+        <w:t xml:space="preserve">,</w:t>
+      </w:r>
+      <w:r>
+        <w:rPr>
+          <w:bCs/>
+        </w:rPr>
+        <w:t xml:space="preserve"> ((J. Lee, N. Stevens, S. C. Han, M. Song. A survey of large language models in finance (FinLLMs). Neural Computing and Applications. Vol. 37, pg. 24853–24867, 2025, https://doi.org/10.1007/s00521-024-10495-6.)). Sentiment-augmented models have been reported to identify early trend reversals ((A. Lopez-Lira, Y. Tang. Can ChatGPT forecast stock price movements? return predictability and large language models. SSRN. 2023, https://doi.org/10.2139/ssrn.4412788.))</w:t>
+      </w:r>
+      <w:r>
+        <w:rPr>
+          <w:bCs/>
+          <w:vertAlign w:val="superscript"/>
+        </w:rPr>
+        <w:t xml:space="preserve">,</w:t>
+      </w:r>
+      <w:r>
+        <w:rPr>
+          <w:bCs/>
+        </w:rPr>
+        <w:t xml:space="preserve"> ((P. C. Tetlock. Giving content to investor sentiment: the role of media in the stock market. The Journal of Finance. Vol. 62, pg. 1139–1168, 2007, https://doi.org/10.1111/j.1540-6261.2007.01232.x.)). Processing unstructured data at scale enables more agile, information-rich strategies ((Y. Nie, Y. Kong, X. Dong, J. M. Mulvey, H. V. Poor, Q. Wen, S. Zohren. A survey of large language models for financial applications: progress, prospects and challenges. arXiv, 2024, https://doi.org/10.48550/arXiv.2406.11903.))</w:t>
+      </w:r>
+      <w:r>
+        <w:rPr>
+          <w:bCs/>
+          <w:vertAlign w:val="superscript"/>
+        </w:rPr>
+        <w:t xml:space="preserve">,</w:t>
+      </w:r>
+      <w:r>
+        <w:rPr>
+          <w:bCs/>
+        </w:rPr>
+        <w:t xml:space="preserve"> ((J. Li, J. Zhang, H. Li, Y. Shen. An agent framework for real-time financial information searching with large language models. arXiv, 2025, https://doi.org/10.48550/arXiv.2502.15684.)). This extends foundational work showing that media-derived content yields quantifiable sentiment signals with measurable impact on equity prices ((A. Lopez-Lira, Y. Tang. Can ChatGPT forecast stock price movements? return predictability and large language models. SSRN. 2023, https://doi.org/10.2139/ssrn.4412788.))</w:t>
+      </w:r>
+      <w:r>
+        <w:rPr>
+          <w:bCs/>
+          <w:vertAlign w:val="superscript"/>
+        </w:rPr>
+        <w:t xml:space="preserve">,</w:t>
+      </w:r>
+      <w:r>
+        <w:rPr>
+          <w:bCs/>
+        </w:rPr>
+        <w:t xml:space="preserve"> ((P. C. Tetlock. Giving content to investor sentiment: the role of media in the stock market. The Journal of Finance. Vol. 62, pg. 1139–1168, 2007, https://doi.org/10.1111/j.1540-6261.2007.01232.x.)).</w:t>
       </w:r>
     </w:p>
     <w:p>
@@ -239,10 +494,7 @@
         <w:jc w:val="both"/>
       </w:pPr>
       <w:r>
-        <w:t>Beyond static single-pass designs, self-improving and feedback-driven agent systems have produced further gains in automated trading</w:t>
-      </w:r>
-      <w:r>
-        <w:t xml:space="preserve"> ((Y. Yu, H. Li, Z. Chen, Y. Jiang, Y. Li, D. Zhang, R. Liu, J. W. Suchow, K. Khashanah. FinMem: a performance-enhanced LLM trading agent with layered memory and character design. Proceedings of the AAAI Symposium Series. Vol. 3, pg. 595–597, 2024, https://doi.org/10.1609/aaaiss.v3i1.31290.))</w:t>
+        <w:t xml:space="preserve">Beyond static single-pass designs, self-improving and feedback-driven agent systems have produced further gains in automated trading ((Y. Yu, H. Li, Z. Chen, Y. Jiang, Y. Li, D. Zhang, R. Liu, J. W. Suchow, K. Khashanah. FinMem: a performance-enhanced LLM trading agent with layered memory and character design. Proceedings of the AAAI Symposium Series. Vol. 3, pg. 595–597, 2024, https://doi.org/10.1609/aaaiss.v3i1.31290.))</w:t>
       </w:r>
       <w:r>
         <w:rPr>
@@ -251,13 +503,7 @@
         <w:t xml:space="preserve">,</w:t>
       </w:r>
       <w:r>
-        <w:t xml:space="preserve"> ((S. Wang, H. Yuan, L. M. Ni, J. Guo. QuantAgent: seeking holy grail in trading by self-improving large language model. arXiv, 2024, https://doi.org/10.48550/arXiv.2402.03755.))</w:t>
-      </w:r>
-      <w:r>
-        <w:t>. Such systems refine their strategies iteratively through feedback from simulated markets or accumulated trading knowledge</w:t>
-      </w:r>
-      <w:r>
-        <w:t xml:space="preserve"> ((C. Zhang, X. Liu, M. Jin, Z. Zhang, L. Li, Z. Wang, W. Hua, D. Shu, S. Zhu, X. Jin, S. Li, M. Du, Y. Zhang. When AI meets finance (StockAgent): large language model-based stock trading in simulated real-world environments. arXiv, 2024, https://doi.org/10.48550/arXiv.2407.18957.))</w:t>
+        <w:t xml:space="preserve"> ((S. Wang, H. Yuan, L. M. Ni, J. Guo. QuantAgent: seeking holy grail in trading by self-improving large language model. arXiv, 2024, https://doi.org/10.48550/arXiv.2402.03755.)). Such systems refine their strategies iteratively through feedback from simulated markets or accumulated trading knowledge ((C. Zhang, X. Liu, M. Jin, Z. Zhang, L. Li, Z. Wang, W. Hua, D. Shu, S. Zhu, X. Jin, S. Li, M. Du, Y. Zhang. When AI meets finance (StockAgent): large language model-based stock trading in simulated real-world environments. arXiv, 2024, https://doi.org/10.48550/arXiv.2407.18957.))</w:t>
       </w:r>
       <w:r>
         <w:rPr>
@@ -266,19 +512,7 @@
         <w:t xml:space="preserve">,</w:t>
       </w:r>
       <w:r>
-        <w:t xml:space="preserve"> ((S. Wang, H. Yuan, L. M. Ni, J. Guo. QuantAgent: seeking holy grail in trading by self-improving large language model. arXiv, 2024, https://doi.org/10.48550/arXiv.2402.03755.))</w:t>
-      </w:r>
-      <w:r>
-        <w:t>, and framing portfolio management as a sequential decision problem provides a principled balance between exploring new strategies and exploiting established ones</w:t>
-      </w:r>
-      <w:r>
-        <w:t xml:space="preserve"> ((S. Wang, H. Yuan, L. M. Ni, J. Guo. QuantAgent: seeking holy grail in trading by self-improving large language model. arXiv, 2024, https://doi.org/10.48550/arXiv.2402.03755.))</w:t>
-      </w:r>
-      <w:r>
-        <w:t>. This adaptability suits non-stationary market regimes</w:t>
-      </w:r>
-      <w:r>
-        <w:t xml:space="preserve"> ((Y. Xiao, E. Sun, D. Luo, W. Wang. TradingAgents: multi-agents LLM financial trading framework. arXiv, 2024, https://doi.org/10.48550/arXiv.2412.20138.))</w:t>
+        <w:t xml:space="preserve"> ((S. Wang, H. Yuan, L. M. Ni, J. Guo. QuantAgent: seeking holy grail in trading by self-improving large language model. arXiv, 2024, https://doi.org/10.48550/arXiv.2402.03755.)), and framing portfolio management as a sequential decision problem provides a principled balance between exploring new strategies and exploiting established ones ((S. Wang, H. Yuan, L. M. Ni, J. Guo. QuantAgent: seeking holy grail in trading by self-improving large language model. arXiv, 2024, https://doi.org/10.48550/arXiv.2402.03755.)). This adaptability suits non-stationary market regimes ((Y. Xiao, E. Sun, D. Luo, W. Wang. TradingAgents: multi-agents LLM financial trading framework. arXiv, 2024, https://doi.org/10.48550/arXiv.2412.20138.))</w:t>
       </w:r>
       <w:r>
         <w:rPr>
@@ -287,10 +521,7 @@
         <w:t xml:space="preserve">,</w:t>
       </w:r>
       <w:r>
-        <w:t xml:space="preserve"> ((Y. Yu, H. Li, Z. Chen, Y. Jiang, Y. Li, D. Zhang, R. Liu, J. W. Suchow, K. Khashanah. FinMem: a performance-enhanced LLM trading agent with layered memory and character design. Proceedings of the AAAI Symposium Series. Vol. 3, pg. 595–597, 2024, https://doi.org/10.1609/aaaiss.v3i1.31290.))</w:t>
-      </w:r>
-      <w:r>
-        <w:t>.</w:t>
+        <w:t xml:space="preserve"> ((Y. Yu, H. Li, Z. Chen, Y. Jiang, Y. Li, D. Zhang, R. Liu, J. W. Suchow, K. Khashanah. FinMem: a performance-enhanced LLM trading agent with layered memory and character design. Proceedings of the AAAI Symposium Series. Vol. 3, pg. 595–597, 2024, https://doi.org/10.1609/aaaiss.v3i1.31290.)).</w:t>
       </w:r>
     </w:p>
     <w:p>
@@ -311,7 +542,70 @@
         <w:jc w:val="both"/>
       </w:pPr>
       <w:r>
-        <w:t>Systematic benchmarking provides a principled basis for evaluating financial LLMs ((J. Lee, N. Stevens, S. C. Han, M. Song. A survey of large language models in finance (FinLLMs). Neural Computing and Applications. Vol. 37, pg. 24853–24867, 2025, https://doi.org/10.1007/s00521-024-10495-6.)), ((K. Anjum, M. A. Arshad, K. Hayawi, E. Polyzos, A. Tariq, M. A. Serhani, L. Batool, B. Lund, N. R. Mannuru, R. V. K. Bevara, T. Mahbub, M. Z. Akram, S. Shahriar. Domain specific benchmarks for evaluating multimodal large language models. arXiv, 2025, https://doi.org/10.48550/arXiv.2506.12958.)), ((H. Li, Y. Cao, Y. Yu, S. R. Javaji, Z. Deng, Y. He, Y. Jiang, Z. Zhu, K. Subbalakshmi, G. Xiong, J. Huang, L. Qian, X. Peng, Q. Xie, J. W. Suchow. InvestorBench: a benchmark for financial decision-making tasks with LLM-based agents. Proceedings of the 63rd Annual Meeting of the Association for Computational Linguistics (ACL 2025). pg. 2509–2525, 2025, https://doi.org/10.18653/v1/2025.acl-long.126.)). Standardized datasets enable comparison across models on textual comprehension, sentiment extraction, and portfolio optimization ((J. Lee, N. Stevens, S. C. Han, M. Song. A survey of large language models in finance (FinLLMs). Neural Computing and Applications. Vol. 37, pg. 24853–24867, 2025, https://doi.org/10.1007/s00521-024-10495-6.)), ((H. Li, Y. Cao, Y. Yu, S. R. Javaji, Z. Deng, Y. He, Y. Jiang, Z. Zhu, K. Subbalakshmi, G. Xiong, J. Huang, L. Qian, X. Peng, Q. Xie, J. W. Suchow. InvestorBench: a benchmark for financial decision-making tasks with LLM-based agents. Proceedings of the 63rd Annual Meeting of the Association for Computational Linguistics (ACL 2025). pg. 2509–2525, 2025, https://doi.org/10.18653/v1/2025.acl-long.126.)). Accuracy alone is insufficient — models must perform under live-market pressures ((W. W. Li, H. Kim, M. Cucuringu, T. Ma. Can LLM-based financial investing strategies outperform the market in the long run? arXiv, 2025, https://doi.org/10.48550/arXiv.2505.07078.)), ((C. Zhang, X. Liu, M. Jin, Z. Zhang, L. Li, Z. Wang, W. Hua, D. Shu, S. Zhu, X. Jin, S. Li, M. Du, Y. Zhang. When AI meets finance (StockAgent): large language model-based stock trading in simulated real-world environments. arXiv, 2024, https://doi.org/10.48550/arXiv.2407.18957.)), ((H. Li, Y. Cao, Y. Yu, S. R. Javaji, Z. Deng, Y. He, Y. Jiang, Z. Zhu, K. Subbalakshmi, G. Xiong, J. Huang, L. Qian, X. Peng, Q. Xie, J. W. Suchow. InvestorBench: a benchmark for financial decision-making tasks with LLM-based agents. Proceedings of the 63rd Annual Meeting of the Association for Computational Linguistics (ACL 2025). pg. 2509–2525, 2025, https://doi.org/10.18653/v1/2025.acl-long.126.)) — so benchmark development remains essential to separate genuine advances from artifacts of favorable evaluation conditions ((A. Lopez-Lira, Y. Tang. Can ChatGPT forecast stock price movements? return predictability and large language models. SSRN. 2023, https://doi.org/10.2139/ssrn.4412788.)), ((W. W. Li, H. Kim, M. Cucuringu, T. Ma. Can LLM-based financial investing strategies outperform the market in the long run? arXiv, 2025, https://doi.org/10.48550/arXiv.2505.07078.)), ((H. Li, Y. Cao, Y. Yu, S. R. Javaji, Z. Deng, Y. He, Y. Jiang, Z. Zhu, K. Subbalakshmi, G. Xiong, J. Huang, L. Qian, X. Peng, Q. Xie, J. W. Suchow. InvestorBench: a benchmark for financial decision-making tasks with LLM-based agents. Proceedings of the 63rd Annual Meeting of the Association for Computational Linguistics (ACL 2025). pg. 2509–2525, 2025, https://doi.org/10.18653/v1/2025.acl-long.126.)).</w:t>
+        <w:t xml:space="preserve">Systematic benchmarking provides a principled basis for evaluating financial LLMs ((J. Lee, N. Stevens, S. C. Han, M. Song. A survey of large language models in finance (FinLLMs). Neural Computing and Applications. Vol. 37, pg. 24853–24867, 2025, https://doi.org/10.1007/s00521-024-10495-6.))</w:t>
+      </w:r>
+      <w:r>
+        <w:rPr>
+          <w:vertAlign w:val="superscript"/>
+        </w:rPr>
+        <w:t xml:space="preserve">,</w:t>
+      </w:r>
+      <w:r>
+        <w:t xml:space="preserve"> ((K. Anjum, M. A. Arshad, K. Hayawi, E. Polyzos, A. Tariq, M. A. Serhani, L. Batool, B. Lund, N. R. Mannuru, R. V. K. Bevara, T. Mahbub, M. Z. Akram, S. Shahriar. Domain specific benchmarks for evaluating multimodal large language models. arXiv, 2025, https://doi.org/10.48550/arXiv.2506.12958.))</w:t>
+      </w:r>
+      <w:r>
+        <w:rPr>
+          <w:vertAlign w:val="superscript"/>
+        </w:rPr>
+        <w:t xml:space="preserve">,</w:t>
+      </w:r>
+      <w:r>
+        <w:t xml:space="preserve"> ((H. Li, Y. Cao, Y. Yu, S. R. Javaji, Z. Deng, Y. He, Y. Jiang, Z. Zhu, K. Subbalakshmi, G. Xiong, J. Huang, L. Qian, X. Peng, Q. Xie, J. W. Suchow. InvestorBench: a benchmark for financial decision-making tasks with LLM-based agents. Proceedings of the 63rd Annual Meeting of the Association for Computational Linguistics (ACL 2025). pg. 2509–2525, 2025, https://doi.org/10.18653/v1/2025.acl-long.126.)). Standardized datasets enable comparison across models on textual comprehension, sentiment extraction, and portfolio optimization ((J. Lee, N. Stevens, S. C. Han, M. Song. A survey of large language models in finance (FinLLMs). Neural Computing and Applications. Vol. 37, pg. 24853–24867, 2025, https://doi.org/10.1007/s00521-024-10495-6.))</w:t>
+      </w:r>
+      <w:r>
+        <w:rPr>
+          <w:vertAlign w:val="superscript"/>
+        </w:rPr>
+        <w:t xml:space="preserve">,</w:t>
+      </w:r>
+      <w:r>
+        <w:t xml:space="preserve"> ((H. Li, Y. Cao, Y. Yu, S. R. Javaji, Z. Deng, Y. He, Y. Jiang, Z. Zhu, K. Subbalakshmi, G. Xiong, J. Huang, L. Qian, X. Peng, Q. Xie, J. W. Suchow. InvestorBench: a benchmark for financial decision-making tasks with LLM-based agents. Proceedings of the 63rd Annual Meeting of the Association for Computational Linguistics (ACL 2025). pg. 2509–2525, 2025, https://doi.org/10.18653/v1/2025.acl-long.126.)). Accuracy alone is insufficient — models must perform under live-market pressures ((W. W. Li, H. Kim, M. Cucuringu, T. Ma. Can LLM-based financial investing strategies outperform the market in the long run? arXiv, 2025, https://doi.org/10.48550/arXiv.2505.07078.))</w:t>
+      </w:r>
+      <w:r>
+        <w:rPr>
+          <w:vertAlign w:val="superscript"/>
+        </w:rPr>
+        <w:t xml:space="preserve">,</w:t>
+      </w:r>
+      <w:r>
+        <w:t xml:space="preserve"> ((C. Zhang, X. Liu, M. Jin, Z. Zhang, L. Li, Z. Wang, W. Hua, D. Shu, S. Zhu, X. Jin, S. Li, M. Du, Y. Zhang. When AI meets finance (StockAgent): large language model-based stock trading in simulated real-world environments. arXiv, 2024, https://doi.org/10.48550/arXiv.2407.18957.))</w:t>
+      </w:r>
+      <w:r>
+        <w:rPr>
+          <w:vertAlign w:val="superscript"/>
+        </w:rPr>
+        <w:t xml:space="preserve">,</w:t>
+      </w:r>
+      <w:r>
+        <w:t xml:space="preserve"> ((H. Li, Y. Cao, Y. Yu, S. R. Javaji, Z. Deng, Y. He, Y. Jiang, Z. Zhu, K. Subbalakshmi, G. Xiong, J. Huang, L. Qian, X. Peng, Q. Xie, J. W. Suchow. InvestorBench: a benchmark for financial decision-making tasks with LLM-based agents. Proceedings of the 63rd Annual Meeting of the Association for Computational Linguistics (ACL 2025). pg. 2509–2525, 2025, https://doi.org/10.18653/v1/2025.acl-long.126.)) — so benchmark development remains essential to separate genuine advances from artifacts of favorable evaluation conditions ((A. Lopez-Lira, Y. Tang. Can ChatGPT forecast stock price movements? return predictability and large language models. SSRN. 2023, https://doi.org/10.2139/ssrn.4412788.))</w:t>
+      </w:r>
+      <w:r>
+        <w:rPr>
+          <w:vertAlign w:val="superscript"/>
+        </w:rPr>
+        <w:t xml:space="preserve">,</w:t>
+      </w:r>
+      <w:r>
+        <w:t xml:space="preserve"> ((W. W. Li, H. Kim, M. Cucuringu, T. Ma. Can LLM-based financial investing strategies outperform the market in the long run? arXiv, 2025, https://doi.org/10.48550/arXiv.2505.07078.))</w:t>
+      </w:r>
+      <w:r>
+        <w:rPr>
+          <w:vertAlign w:val="superscript"/>
+        </w:rPr>
+        <w:t xml:space="preserve">,</w:t>
+      </w:r>
+      <w:r>
+        <w:t xml:space="preserve"> ((H. Li, Y. Cao, Y. Yu, S. R. Javaji, Z. Deng, Y. He, Y. Jiang, Z. Zhu, K. Subbalakshmi, G. Xiong, J. Huang, L. Qian, X. Peng, Q. Xie, J. W. Suchow. InvestorBench: a benchmark for financial decision-making tasks with LLM-based agents. Proceedings of the 63rd Annual Meeting of the Association for Computational Linguistics (ACL 2025). pg. 2509–2525, 2025, https://doi.org/10.18653/v1/2025.acl-long.126.)).</w:t>
       </w:r>
     </w:p>
     <w:p>
@@ -348,22 +642,16 @@
         <w:jc w:val="both"/>
       </w:pPr>
       <w:r>
-        <w:t>Several limitations constrain LLMs in investment contexts. A primary concern is their documented inability to perform reliable numerical computation</w:t>
-      </w:r>
-      <w:r>
-        <w:t xml:space="preserve"> ((I. Mirzadeh, K. Alizadeh, H. Shahrokhi, O. Tuzel, S. Bengio, M. Farajtabar. GSM-symbolic: understanding the limitations of mathematical reasoning in large language models. International Conference on Learning Representations (ICLR 2025). 2025, https://openreview.net/forum?id=AjXkRZIvjB.))</w:t>
-      </w:r>
-      <w:r>
-        <w:t>: LLMs exhibit systematic arithmetic errors, limiting quantitative tasks that require precision and preventing them from replacing analysts whose judgments rest on rigorous financial modeling.</w:t>
-      </w:r>
-    </w:p>
-    <w:p>
-      <w:pPr>
-        <w:spacing w:before="40" w:after="40"/>
-        <w:jc w:val="both"/>
-      </w:pPr>
-      <w:r>
-        <w:t>A second challenge is hallucination: LLMs can fabricate or misrepresent information with high apparent confidence ((Y. Zhang, Y. Li, L. Cui, D. Cai, L. Liu, T. Fu, X. Huang, E. Zhao, Y. Zhang, C. Xu, Y. Chen, L. Wang, A. T. Luu, W. Bi, F. Shi, S. Shi. Siren’s song in the AI ocean: a survey on hallucination in large language models. Computational Linguistics. Vol. 51, pg. 1373–1418, 2025, https://doi.org/10.1162/coli.a.16.)). In an investment context this yields recommendations built on non-existent events, incorrect figures, or invented analyst reports. Subtle hallucinations—small distortions in attributed facts or plausible-sounding mischaracterizations of company performance—may pass undetected and propagate through the pipeline, compounding over a holding period.</w:t>
+        <w:t xml:space="preserve">Several limitations constrain LLMs in investment contexts. A primary concern is their documented inability to perform reliable numerical computation ((I. Mirzadeh, K. Alizadeh, H. Shahrokhi, O. Tuzel, S. Bengio, M. Farajtabar. GSM-symbolic: understanding the limitations of mathematical reasoning in large language models. International Conference on Learning Representations (ICLR 2025). 2025, https://openreview.net/forum?id=AjXkRZIvjB.)): LLMs exhibit systematic arithmetic errors, limiting quantitative tasks that require precision and preventing them from replacing analysts whose judgments rest on rigorous financial modeling.</w:t>
+      </w:r>
+    </w:p>
+    <w:p>
+      <w:pPr>
+        <w:spacing w:before="40" w:after="40"/>
+        <w:jc w:val="both"/>
+      </w:pPr>
+      <w:r>
+        <w:t xml:space="preserve">A second challenge is hallucination: LLMs can fabricate or misrepresent information with high apparent confidence ((Y. Zhang, Y. Li, L. Cui, D. Cai, L. Liu, T. Fu, X. Huang, E. Zhao, Y. Zhang, C. Xu, Y. Chen, L. Wang, A. T. Luu, W. Bi, F. Shi, S. Shi. Siren’s song in the AI ocean: a survey on hallucination in large language models. Computational Linguistics. Vol. 51, pg. 1373–1418, 2025, https://doi.org/10.1162/coli.a.16.)). In an investment context this yields recommendations built on non-existent events, incorrect figures, or invented analyst reports. Subtle hallucinations — small distortions in attributed facts or plausible-sounding mischaracterizations of company performance — may pass undetected and propagate through the pipeline, compounding over a holding period.</w:t>
       </w:r>
     </w:p>
     <w:p>
@@ -382,8 +670,6 @@
       </w:pPr>
       <w:r>
         <w:t xml:space="preserve">This study addresses two gaps tied to the challenges outlined above. First, long-term LLM investment strategies remain underexplored relative to short-term counterparts, leaving open whether LLMs can sustain reliable performance over multi-month </w:t>
-      </w:r>
-      <w:r>
         <w:lastRenderedPageBreak/>
         <w:t>horizons. Second, existing approaches typically ingest heterogeneous information sources simultaneously, risking signal dilution, information overload, and inconsistent decision-making.</w:t>
       </w:r>
@@ -484,8 +770,6 @@
       </w:pPr>
       <w:r>
         <w:t xml:space="preserve">This study is scoped to long-only, buy-and-hold portfolios drawn from large-capitalization technology and semiconductor equities, evaluated over rolling 12-month horizons using three model variants (GPT-4o, GPT-4o-mini, and GPT-5.1). Returns are computed before transaction costs and taxes, and all evaluation windows respect each model’s training cutoff. Broader limitations are addressed in the Discussion. Throughout the paper, “long-term” denotes these 12-month buy-and-hold horizons: long relative to the intraday-to-quarterly horizons that dominate the prior LLM-trading literature, though medium-term by traditional investing standards. The model is not restricted to a predefined ticker list: in </w:t>
-      </w:r>
-      <w:r>
         <w:lastRenderedPageBreak/>
         <w:t>every filtered configuration it proposes candidate companies freely from the screened news, so the effective universe is open and emerges from contemporaneous coverage rather than a curated survivor list. A fixed set of large-capitalization technology and semiconductor names is used only for the unfiltered single-pass baseline and as the eligible comparison set for the benchmark analyses.</w:t>
       </w:r>
@@ -518,13 +802,13 @@
           <wp:inline distT="19050" distB="19050" distL="19050" distR="19050" wp14:anchorId="29E35834" wp14:editId="11BB8BE0">
             <wp:extent cx="2743200" cy="1741221"/>
             <wp:effectExtent l="0" t="0" r="0" b="0"/>
-            <wp:docPr id="1" name="image1.png" descr="Blank diagram (4).png"/>
+            <wp:docPr id="1" name="image1.png" descr="Two-stage LLM filtering framework: Stage One news-based candidate selection, Stage Two financial-report validation, with unfiltered and Ranked baselines"/>
             <wp:cNvGraphicFramePr/>
             <a:graphic xmlns:a="http://schemas.openxmlformats.org/drawingml/2006/main">
               <a:graphicData uri="http://schemas.openxmlformats.org/drawingml/2006/picture">
                 <pic:pic xmlns:pic="http://schemas.openxmlformats.org/drawingml/2006/picture">
                   <pic:nvPicPr>
-                    <pic:cNvPr id="0" name="image1.png" descr="Blank diagram (4).png"/>
+                    <pic:cNvPr id="0" name="image1.png" descr="Figure 1 framework diagram"/>
                     <pic:cNvPicPr preferRelativeResize="0"/>
                   </pic:nvPicPr>
                   <pic:blipFill>
@@ -610,16 +894,16 @@
         <w:jc w:val="both"/>
       </w:pPr>
       <w:r>
-        <w:t>Separating qualitative reasoning (news narratives, report language) from quantitative evaluation—deterministic calculation of returns, volatility and benchmark comparisons in external code—assigns each component to the tool best suited to it and lets performance differences be attributed to specific stages.</w:t>
-      </w:r>
-    </w:p>
-    <w:p>
-      <w:pPr>
-        <w:spacing w:before="40" w:after="40"/>
-        <w:jc w:val="both"/>
-      </w:pPr>
-      <w:r>
-        <w:t xml:space="preserve">To evaluate the effect of structural organization of information, multiple filtering configurations were tested, including unfiltered baseline, Ranked, 30→15, 30→10, 30→5, 20→10, 20→5, 10→5, 10→3, and 5→3. Here the unfiltered baseline represents the conventional approach used in much of the existing literature, in which news articles and financial reports are analyzed simultaneously without sequential filtering. </w:t>
+        <w:t xml:space="preserve">Separating qualitative reasoning (news narratives, report language) from quantitative evaluation — deterministic calculation of returns, volatility and benchmark comparisons in external code — assigns each component to the tool best suited to it and lets performance differences be attributed to specific stages.</w:t>
+      </w:r>
+    </w:p>
+    <w:p>
+      <w:pPr>
+        <w:spacing w:before="40" w:after="40"/>
+        <w:jc w:val="both"/>
+      </w:pPr>
+      <w:r>
+        <w:t xml:space="preserve">To evaluate the effect of structural organization of information, multiple filtering configurations were tested, including unfiltered baseline, Ranked, 30→15, 30→10, 30→5, 20→10, 20→5, 10→5, 10→3, and 5→3. Here the unfiltered baseline represents the conventional approach used in much of the existing literature, in which news articles and financial reports are analyzed simultaneously without sequential filtering.</w:t>
       </w:r>
     </w:p>
     <w:p>
@@ -648,19 +932,16 @@
         <w:jc w:val="both"/>
       </w:pPr>
       <w:r>
-        <w:t>Financial reports are quarterly income statement, balance sheet and cash-flow filings retrieved for each stock that passes Stage One, providing structured company-level data the LLM uses in Stage Two to validate and refine the candidate list. Because a fiscal period ending before a decision date does not mean the report was public by then, a report is admitted only if it was available strictly before that date. Availability is taken as the later of two dates: the fiscal period end plus the statutory filing deadline, and any filing date supplied by the source. The deadlines applied are 45 days for quarterly filings and 75 days for annual filings, the accelerated-filer limits, so the bound holds across the whole universe rather than only its largest constituents. Reports dated on the decision date itself are also excluded, since filings accepted after 17:30 Eastern Time are disseminated the following business day. In practice this withholds the most recent quarter from any decision falling inside its filing window. (In the unfiltered baseline, financial reports for the full union of stocks selected by any configuration are provided alongside all available news articles.)</w:t>
-      </w:r>
-    </w:p>
-    <w:p>
-      <w:pPr>
-        <w:spacing w:before="40" w:after="40"/>
-        <w:jc w:val="both"/>
-      </w:pPr>
-      <w:r>
-        <w:t xml:space="preserve">Market data comprises daily adjusted closing prices for individual stocks and benchmark indices, introduced only after recommendations are finalized. This isolates </w:t>
-      </w:r>
-      <w:r>
-        <w:t>the reasoning process from look-ahead bias, and all return calculations and risk metrics are computed externally using deterministic formulas.</w:t>
+        <w:t xml:space="preserve">Financial reports are quarterly income statement, balance sheet and cash-flow filings retrieved for each stock that passes Stage One, providing structured company-level data the LLM uses in Stage Two to validate and refine the candidate list. Because a fiscal period ending before a decision date does not mean the report was public by then, a report is admitted only if it was available strictly before that date. Availability is taken as the later of two dates: the fiscal period end plus the statutory filing deadline, and any filing date supplied by the source. The deadlines applied are 45 days for quarterly filings and 75 days for annual filings. These cover all filer classes for quarterly reports and, for annual reports, all but non-accelerated filers, whose deadline can extend to 90 days — a residual edge case, as the selections are dominated by large-capitalization filers on the shorter deadlines. Reports dated on the decision date itself are also excluded, since filings accepted after 17:30 Eastern Time are disseminated the following business day. In practice this withholds the most recent quarter from any decision falling inside its filing window. (In the unfiltered baseline, financial reports for the full union of stocks selected by any configuration are provided alongside all available news articles.)</w:t>
+      </w:r>
+    </w:p>
+    <w:p>
+      <w:pPr>
+        <w:spacing w:before="40" w:after="40"/>
+        <w:jc w:val="both"/>
+      </w:pPr>
+      <w:r>
+        <w:t xml:space="preserve">Market data comprises daily adjusted closing prices for individual stocks and benchmark indices, introduced only after recommendations are finalized. This isolates the reasoning process from look-ahead bias, and all return calculations and risk metrics are computed externally using deterministic formulas.</w:t>
       </w:r>
     </w:p>
     <w:p>
@@ -679,7 +960,7 @@
         <w:jc w:val="both"/>
       </w:pPr>
       <w:r>
-        <w:t>Raw news often contains material irrelevant to investment decisions—opinion pieces, general technology discussion, or political commentary without market implications. A dedicated LLM-based relevance screening step therefore precedes strategy generation: the LLM labels each article financially relevant or irrelevant under a constrained classification prompt, with no manual review or rule-based expressions, keeping screening consistent and scalable across evaluation windows.</w:t>
+        <w:t xml:space="preserve">Raw news often contains material irrelevant to investment decisions — opinion pieces, general technology discussion, or political commentary without market implications. A dedicated LLM-based relevance screening step therefore precedes strategy generation: the LLM labels each article financially relevant or irrelevant under a constrained classification prompt, with no manual review or rule-based expressions, keeping screening consistent and scalable across evaluation windows.</w:t>
       </w:r>
     </w:p>
     <w:p>
@@ -706,7 +987,7 @@
         <w:jc w:val="both"/>
       </w:pPr>
       <w:r>
-        <w:t>To check the screen against human judgment, we blind-labeled a stratified sample of 180 of these articles (70 screen-passed and 110 screen-rejected) without access to the screen’s decisions. Against that first rating the screen achieved a precision of 100% (95% Wilson confidence interval [94.8, 100]), and re-weighting to the 13.6% corpus pass rate gave an estimated recall of 26% and a false-omission rate of 45%. Because a single rater is a single standard, a second rater, blind both to the screen’s decisions and to the first rater’s labels, independently labelled the same 180 articles. The two agreed on 83.3% of them (95% CI [77.2, 88.1]; Cohen’s kappa 0.67, or 0.57 re-weighted to the corpus pass rate). The disagreement was strongly asymmetric: in 29 cases the first rater judged an article relevant and the second did not, against a single case of the reverse (exact McNemar p = 6×10⁻⁸). The two raters therefore differ mainly in where they set the threshold rather than in consistency, and the term “relevant” admits a wider or narrower reading than the rubric fixes: the first rating implies that 52.1% of the corpus is investment-relevant, the second 31.9%. Precision is correspondingly threshold-dependent, 95.7% (95% CI [88.1, 98.5]) under the second rater against 100% under the first, with false-omission rates of 21.8% and 44.5% and re-weighted recalls of 41.0% and 26.2%. The screen passes 13.6% of the corpus and is thus stricter than either human reading, so on neither reading does it admit substantial off-topic material into the downstream stages, which is the property the pipeline depends on; its recall, on either reading, is well below one and we note this as a limitation. The screen is applied by the model without human adjudication during normal operation.</w:t>
+        <w:t xml:space="preserve">To check the screen against human judgment, we blind-labeled a stratified sample of 180 of these articles (70 screen-passed and 110 screen-rejected) without access to the screen’s decisions. Against that first rating the screen achieved a precision of 100% (95% Wilson confidence interval [94.8, 100]), and re-weighting to the 13.6% corpus pass rate gave an estimated recall of 26.2% and a false-omission rate of 44.5%. Because a single rater is a single standard, a second rater, blind both to the screen’s decisions and to the first rater’s labels, independently labelled the same 180 articles. The two agreed on 83.3% of them (95% CI [77.2, 88.1]; Cohen’s kappa 0.67, or 0.57 re-weighted to the corpus pass rate). The disagreement was strongly asymmetric: in 29 cases the first rater judged an article relevant and the second did not, against a single case of the reverse (exact McNemar p = 6×10⁻⁸). The two raters therefore differ mainly in where they set the threshold rather than in consistency, and the term “relevant” admits a wider or narrower reading than the rubric fixes: the first rating implies that 52.1% of the corpus is investment-relevant, the second 31.9%. Precision is correspondingly threshold-dependent, 95.7% (95% CI [88.1, 98.5]) under the second rater against 100% under the first, with false-omission rates of 21.8% and 44.5% and re-weighted recalls of 41.0% and 26.2%. The screen passes 13.6% of the corpus and is thus stricter than either human reading, so on neither reading does it admit substantial off-topic material into the downstream stages, which is the property the pipeline depends on; its recall, on either reading, is well below one and we note this as a limitation. The screen is applied by the model without human adjudication during normal operation.</w:t>
       </w:r>
     </w:p>
     <w:p>
@@ -771,16 +1052,7 @@
         <w:jc w:val="both"/>
       </w:pPr>
       <w:r>
-        <w:t>Large language models are known to exhibit hallucinations and implicit bias</w:t>
-      </w:r>
-      <w:r>
-        <w:t xml:space="preserve"> ((Y. Zhang, Y. Li, L. Cui, D. Cai, L. Liu, T. Fu, X. Huang, E. Zhao, Y. Zhang, C. Xu, Y. Chen, L. Wang, A. T. Luu, W. Bi, F. Shi, S. Shi. Siren’s song in the AI ocean: a survey on hallucination in large language models. Computational Linguistics. Vol. 51, pg. 1373–1418, 2025, https://doi.org/10.1162/coli.a.16.))</w:t>
-      </w:r>
-      <w:r>
-        <w:t xml:space="preserve">, particularly when prompted with open-ended tasks or </w:t>
-      </w:r>
-      <w:r>
-        <w:t>incomplete constraints. To mitigate these issues, several safeguards are integrated into the proposed framework.</w:t>
+        <w:t xml:space="preserve">Large language models are known to exhibit hallucinations and implicit bias ((Y. Zhang, Y. Li, L. Cui, D. Cai, L. Liu, T. Fu, X. Huang, E. Zhao, Y. Zhang, C. Xu, Y. Chen, L. Wang, A. T. Luu, W. Bi, F. Shi, S. Shi. Siren’s song in the AI ocean: a survey on hallucination in large language models. Computational Linguistics. Vol. 51, pg. 1373–1418, 2025, https://doi.org/10.1162/coli.a.16.)), particularly when prompted with open-ended tasks or incomplete constraints. To mitigate these issues, several safeguards are integrated into the proposed framework.</w:t>
       </w:r>
     </w:p>
     <w:p>
@@ -881,7 +1153,7 @@
         <w:jc w:val="both"/>
       </w:pPr>
       <w:r>
-        <w:t>Three language models were evaluated: GPT-4o, GPT-4o-mini, and GPT-5.1. Each was invoked through the OpenAI API using the provider’s dated-alias model identifiers “gpt-4o”, “gpt-4o-mini”, and “gpt-5.1”; because these aliases are managed by the provider, the exact underlying snapshot is fixed by the alias at run time rather than pinned in our configuration, a reproducibility caveat we note explicitly. For GPT-4o and GPT-4o-mini, experiments were conducted at sampling temperatures of 0.3, 0.4, and 0.5 across the ten filtering configurations defined in the framework overview. For GPT-5.1 the same three runs per window and configuration were executed, but the OpenAI API does not accept custom temperature values for this model family, so all GPT-5.1 generations used the provider default; the three nominally temperature-labelled runs per cell are therefore treated as independent replicate generations at identical settings, and no temperature-level analysis is reported for GPT-5.1.</w:t>
+        <w:t xml:space="preserve">Three language models were evaluated: GPT-4o, GPT-4o-mini, and GPT-5.1. Each was invoked through the OpenAI API using the provider’s alias model identifiers “gpt-4o”, “gpt-4o-mini”, and “gpt-5.1”; because these aliases are managed by the provider, the exact underlying snapshot is fixed by the alias at run time rather than pinned in our configuration, a reproducibility caveat we note explicitly. For GPT-4o and GPT-4o-mini, experiments were conducted at sampling temperatures of 0.3, 0.4, and 0.5 across the ten filtering configurations defined in the framework overview. For GPT-5.1 the same three runs per window and configuration were executed, but the OpenAI API does not accept custom temperature values for this model family, so all GPT-5.1 generations used the provider default; the three nominally temperature-labelled runs per cell are therefore treated as independent replicate generations at identical settings, and no temperature-level analysis is reported for GPT-5.1.</w:t>
       </w:r>
     </w:p>
     <w:p>
@@ -890,10 +1162,7 @@
         <w:jc w:val="both"/>
       </w:pPr>
       <w:r>
-        <w:t xml:space="preserve">In the X→Y notation used throughout, X is the number of candidate stocks the model proposes in Stage One and Y is the number retained in the final portfolio after Stage-Two validation; the unfiltered baseline selects the portfolio in a </w:t>
-      </w:r>
-      <w:r>
-        <w:t>single pass, and the Ranked configuration ranks the candidates without imposing a fixed Stage-One cap. We use moderate filtering to mean a configuration built on a mid-sized initial pool — ten or twenty candidates — narrowed to a focused portfolio (for example 20→10, 10→5, 10→3, or 20→5), and aggressive (or over-) filtering to mean a configuration built on an oversized thirty-candidate pool that is then cut steeply, such as 30→5, a six-fold reduction. These labels describe the structural settings only and make no assumption about performance.</w:t>
+        <w:t xml:space="preserve">In the X→Y notation used throughout, X is the number of candidate stocks the model proposes in Stage One and Y is the number retained in the final portfolio after Stage-Two validation; the unfiltered baseline selects the portfolio in a single pass, and the Ranked configuration ranks the candidates without imposing a fixed Stage-One cap. We use moderate filtering to mean a configuration built on a mid-sized initial pool — ten or twenty candidates — narrowed to a focused portfolio (for example 20→10, 10→5, 10→3, or 20→5), and aggressive (or over-) filtering to mean a configuration built on an oversized thirty-candidate pool that is then cut steeply, such as 30→5, a six-fold reduction. These labels describe the structural settings only and make no assumption about performance.</w:t>
       </w:r>
     </w:p>
     <w:p>
@@ -911,7 +1180,7 @@
         <w:jc w:val="both"/>
       </w:pPr>
       <w:r>
-        <w:t>Model-specific training-cutoff restrictions were enforced to reduce the risk of lookahead bias: any evaluation window whose start precedes the generating model’s training cutoff was excluded, and a request for GPT-5.1 before its cutoff fell back to a permissible model rather than running. Reported knowledge cutoffs are October 2023 for GPT-4o and GPT-4o-mini and September 30, 2024 for GPT-5.1, taken from a maintained compilation of LLM knowledge-cutoff dates that sources vendor (Azure OpenAI) documentation, because OpenAI’s own public documentation of these dates is inconsistent across sources. GPT-4o and GPT-4o-mini windows are therefore restricted to starts of June 2024 through June 2025 (thirteen windows), and GPT-5.1 windows to starts of October 2024 through June 2025 (nine windows with completed results), the latter a conservative one-month buffer beyond the stated cutoff.</w:t>
+        <w:t xml:space="preserve">Model-specific training-cutoff restrictions were enforced to reduce the risk of lookahead bias: any evaluation window whose start precedes the generating model’s training cutoff was excluded, and a request for GPT-5.1 before its cutoff fell back to a permissible model rather than running. Reported knowledge cutoffs are October 2023 for GPT-4o and GPT-4o-mini and September 30, 2024 for GPT-5.1, taken from a maintained compilation of LLM knowledge-cutoff dates that sources vendor (Azure OpenAI) documentation, because OpenAI’s own public documentation of these dates is inconsistent across sources. GPT-4o and GPT-4o-mini windows are therefore restricted to starts of June 2024 through June 2025 (thirteen windows), and GPT-5.1 windows to starts of October 2024 through June 2025 (nine windows with completed results); windows begin on the first of the month, so the earliest GPT-5.1 window opens on October 1, 2024, the day after the stated cutoff.</w:t>
       </w:r>
     </w:p>
     <w:p>
@@ -921,8 +1190,6 @@
       </w:pPr>
       <w:r>
         <w:t xml:space="preserve">The final dataset comprised 2,759 matched portfolio runs, including repeated generations within cells, decomposing as 921 runs for GPT-4o, 1,212 for GPT-4o-mini, and 626 for GPT-5.1; a full per-cell breakdown by model, window, temperature (where it applies), and </w:t>
-      </w:r>
-      <w:r>
         <w:lastRenderedPageBreak/>
         <w:t>configuration is provided in the Supplementary Information. Win rates are computed at the cell level: for each model, window, and — for the two older models — temperature, the mean ROI of a configuration’s runs is compared with that of the matched unfiltered baseline. This gives 27 matched comparisons per configuration for GPT-5.1 (nine windows × three generation groups, which for this model are replicate groups at the provider default rather than distinct temperatures) and up to 39 for each older model (thirteen windows × three temperatures). Because the matched-permutation design controls for model capability, temperature, and evaluation window, performance differences can be attributed to the filtering framework itself rather than to market conditions or model selection.</w:t>
       </w:r>
@@ -970,10 +1237,7 @@
         <w:jc w:val="both"/>
       </w:pPr>
       <w:r>
-        <w:t xml:space="preserve">Finally, results were aggregated across all models, temperatures, configurations, and evaluation windows to discern broader performance trends and assess the interplay </w:t>
-      </w:r>
-      <w:r>
-        <w:t>between model capability and the structural organization of information.</w:t>
+        <w:t xml:space="preserve">Finally, results were aggregated across all models, temperatures, configurations, and evaluation windows to discern broader performance trends and assess the interplay between model capability and the structural organization of information.</w:t>
       </w:r>
     </w:p>
     <w:p>
@@ -1094,10 +1358,7 @@
         <w:jc w:val="both"/>
       </w:pPr>
       <w:r>
-        <w:t xml:space="preserve">Information design rivals model choice: how the model’s input was structured affected </w:t>
-      </w:r>
-      <w:r>
-        <w:t>returns about as much as which model was used.</w:t>
+        <w:t xml:space="preserve">Information design rivals model choice: how the model’s input was structured affected returns about as much as which model was used.</w:t>
       </w:r>
     </w:p>
     <w:p>
@@ -1164,10 +1425,7 @@
         <w:jc w:val="both"/>
       </w:pPr>
       <w:r>
-        <w:t xml:space="preserve">Performance declined sharply under aggressive filtering. The four configurations that draw from an oversized thirty-candidate Stage One pool or rank candidates without a validation </w:t>
-      </w:r>
-      <w:r>
-        <w:t>stage — 30→5 (32.3%), 30→10 (40.1%), 30→15 (44.2%), and Ranked (38.9%) — all underperformed even the unfiltered baseline (45.7%). All ten configurations are retained and interpreted together in the analyses that follow.</w:t>
+        <w:t xml:space="preserve">Performance declined sharply under aggressive filtering. The four configurations that draw from an oversized thirty-candidate Stage One pool or rank candidates without a validation stage — 30→5 (32.3%), 30→10 (40.1%), 30→15 (44.2%), and Ranked (38.9%) — all underperformed even the unfiltered baseline (45.7%). All ten configurations are retained and interpreted together in the analyses that follow.</w:t>
       </w:r>
     </w:p>
     <w:p>
@@ -2776,28 +3034,25 @@
       <w:bookmarkStart w:id="4" w:name="_ctluvkvjukgc" w:colFirst="0" w:colLast="0"/>
       <w:bookmarkEnd w:id="4"/>
       <w:r>
-        <w:t>Table 1. GPT-5.1 mean ROI, risk, and win rate versus the unfiltered baseline, by filtering configuration (sorted by mean ROI). Volatility is annualized; maximum drawdown (Max DD) and Sharpe are medians across runs. Full per-configuration statistics for all three models are reported in the supplementary information.</w:t>
-      </w:r>
-    </w:p>
-    <w:p>
-      <w:pPr>
-        <w:spacing w:before="40" w:after="40"/>
-        <w:jc w:val="both"/>
-      </w:pPr>
-      <w:r>
-        <w:t xml:space="preserve">Matched-comparison win rates were computed for each GPT-5.1 configuration against the </w:t>
-      </w:r>
-      <w:r>
-        <w:t>unfiltered baseline, holding the evaluation window and generation group fixed.</w:t>
-      </w:r>
-    </w:p>
-    <w:p>
-      <w:pPr>
-        <w:spacing w:before="40" w:after="40"/>
-        <w:jc w:val="both"/>
-      </w:pPr>
-      <w:r>
-        <w:t>Filtering substantially improved GPT-5.1’s performance: 20→10 beat the unfiltered baseline in 81.5% of matched window comparisons (22/27; exact 95% CI [61.9, 93.7]), followed by 10→5 (77.8%; CI [57.7, 91.4]) and 10→3 and 20→5 (both 74.1%; CI [53.7, 88.9]). The exception is the highly selective 5→3 (40.7%; CI [22.4, 61.2]), which trades return for the lowest run-to-run variability (see Return Variance and Consistency Comparison). The well-sized configurations thus beat single-pass prompting in roughly three of four matched window comparisons.</w:t>
+        <w:t xml:space="preserve">Table 1. GPT-5.1 mean ROI, risk, and win rate versus the unfiltered baseline, by filtering configuration (sorted by mean ROI). Annualized volatility and maximum drawdown (Max DD) are means across runs; Sharpe is the median across runs. Full per-configuration statistics for all three models are reported in the supplementary information.</w:t>
+      </w:r>
+    </w:p>
+    <w:p>
+      <w:pPr>
+        <w:spacing w:before="40" w:after="40"/>
+        <w:jc w:val="both"/>
+      </w:pPr>
+      <w:r>
+        <w:t xml:space="preserve">Matched-comparison win rates were computed for each GPT-5.1 configuration against the unfiltered baseline, holding the evaluation window and generation group fixed.</w:t>
+      </w:r>
+    </w:p>
+    <w:p>
+      <w:pPr>
+        <w:spacing w:before="40" w:after="40"/>
+        <w:jc w:val="both"/>
+      </w:pPr>
+      <w:r>
+        <w:t xml:space="preserve">Filtering substantially improved GPT-5.1’s performance (Figure 2): 20→10 beat the unfiltered baseline in 81.5% of matched window comparisons (22/27; exact 95% CI [61.9, 93.7]), followed by 10→5 (77.8%; CI [57.7, 91.4]) and 10→3 and 20→5 (both 74.1%; CI [53.7, 88.9]). The exception is the highly selective 5→3 (40.7%; CI [22.4, 61.2]), which trades return for the lowest run-to-run variability (see Return Variance and Consistency Comparison). The well-sized configurations thus beat single-pass prompting in roughly three of four matched window comparisons.</w:t>
       </w:r>
     </w:p>
     <w:p>
@@ -2814,15 +3069,15 @@
         <w:jc w:val="both"/>
       </w:pPr>
       <w:r>
-        <w:t>A component ablation tests whether the advantage over the unfiltered baseline reflects sequential structure or simply the amount of material in the prompt. Holding the candidate documents fixed for GPT-5.1’s 20→10 configuration across all nine windows (two to four generations per condition), we compared the full pipeline against a single prompt over the full candidate pool and a budget-matched single prompt over the identical shortlist. The full pipeline gave the highest mean ROI of any arm (52.4%), leading the budget-matched variant by 5.0 percentage points in six of nine windows (Wilcoxon p = 0.055). Per-condition token counts were logged (Table S5a). The three sequential arms are matched to within 0.1% on arm-specific prompt tokens, so the loss from shuffling the reports is a content effect and not a length effect; the single-pass arms carry roughly twice that input, and prompt length does not predict return once the window is controlled (r = +0.03 across 204 arm-runs), so the pipeline’s margin over them is not attributable to context length. Context length is therefore not the driver: a prompt carrying the same or more material does not outperform the staged pipeline. Token counts and full paired statistics are in the Supplementary Information.</w:t>
-      </w:r>
-    </w:p>
-    <w:p>
-      <w:pPr>
-        <w:jc w:val="both"/>
-      </w:pPr>
-      <w:r>
-        <w:t>The same ablation isolates the narrowing step. Showing the reports but eliminating no candidates trailed the full pipeline by 3.7 percentage points (five of nine windows; Wilcoxon p = 0.570), and holding the entire pool trailed by 5.6 points (seven of nine; p = 0.055). Neither is significant at this sample size, so evidence that the cut itself carries the effect is suggestive rather than conclusive — consistent with the pool-size pattern above, where the gain comes from starting with a moderate candidate set rather than from how aggressively it is reduced.</w:t>
+        <w:t xml:space="preserve">A component ablation tests whether the advantage over the unfiltered baseline reflects sequential structure or simply the amount of material in the prompt. Holding the candidate documents fixed for GPT-5.1’s 20→10 configuration across all nine windows (two to four generations per condition), we compared the full pipeline against five ablation arms: a single prompt over the full candidate pool, a trimmed single-pass prompt over the identical shortlist (the “budget-matched” arm), a sequential variant that shows the reports but eliminates no candidates, a sequential variant retaining the entire pool, and a variant with the financial reports shuffled across tickers (arm labels and token counts in Table S5a). The full pipeline gave the highest mean ROI of any arm (52.4%), leading the trimmed single-pass variant by 5.0 percentage points in six of nine windows (Wilcoxon p = 0.055) and the full-pool single prompt by 3.3 points, also in six of nine (p = 0.25). Per-condition token counts were logged (Table S5a). The three sequential arms are matched to within 0.1% on arm-specific prompt tokens, so the loss from shuffling the reports is a content effect and not a length effect; the single-pass arms carry roughly twice that input — unavoidably, since a single prompt holding the same documents as the two-stage pipeline must carry in one call what the pipeline splits across two, so a single-pass arm can match the pipeline’s per-prompt budget only by dropping documents, as the trimmed arm does. The two single-pass arms therefore bracket the length confound: the shorter, trimmed arm does not outperform the fuller one (mean ROI 47.2% against 49.0%), prompt length does not predict return once the window is controlled (r = +0.03 across 204 arm-runs), and the pipeline’s margin over both is therefore not attributable to context length. Token counts and full paired statistics are in the Supplementary Information.</w:t>
+      </w:r>
+    </w:p>
+    <w:p>
+      <w:pPr>
+        <w:jc w:val="both"/>
+      </w:pPr>
+      <w:r>
+        <w:t xml:space="preserve">The same ablation isolates the narrowing step. Showing the reports but eliminating no candidates trailed the full pipeline by 3.7 percentage points (five of nine windows; Wilcoxon p = 0.570), and the variant retaining the entire pool trailed by 5.6 points (seven of nine; p = 0.055). Neither is significant at this sample size, so evidence that the cut itself carries the effect is suggestive rather than conclusive — consistent with the pool-size pattern above, where the gain comes from starting with a moderate candidate set rather than from how aggressively it is reduced.</w:t>
       </w:r>
     </w:p>
     <w:p>
@@ -2837,6 +3092,14 @@
           <w:sz w:val="21"/>
           <w:szCs w:val="21"/>
         </w:rPr>
+      </w:pPr>
+      <w:r>
+        <w:t>Taken together, GPT-5.1 reliably benefits from moderate filtering, though because consecutive 12-month windows overlap, these comparisons should be read as matched within-window contrasts rather than as outcomes in independent years.</w:t>
+      </w:r>
+    </w:p>
+    <w:p>
+      <w:pPr>
+        <w:jc w:val="both"/>
         <w:sectPr>
           <w:type w:val="continuous"/>
           <w:pgSz w:w="12240" w:h="15840"/>
@@ -2848,15 +3111,7 @@
         </w:sectPr>
       </w:pPr>
       <w:r>
-        <w:t>Taken together, GPT-5.1 reliably benefits from moderate filtering, though because consecutive 12-month windows overlap, these comparisons should be read as matched within-window contrasts rather than as outcomes in independent years.</w:t>
-      </w:r>
-    </w:p>
-    <w:p>
-      <w:pPr>
-        <w:jc w:val="both"/>
-      </w:pPr>
-      <w:r>
-        <w:t>Formal paired statistics support these comparisons. For each configuration, the per-window ROI difference against the matched unfiltered baseline was evaluated with an exact sign test and a Wilcoxon signed-rank test, with a bootstrap 95% confidence interval on the median difference. The four moderate configurations differ significantly from the baseline (20→10: sign-test p = 0.002, Wilcoxon p &lt; 0.001; 10→5: p = 0.006; 10→3 and 20→5: p = 0.019), the mid-table configurations are statistically indistinguishable from it, and 30→5 is significantly worse (5/27 wins; p = 0.002). As a conservative check, collapsing GPT-5.1’s three replicate generations per window and re-testing at the window level (n = 9) leaves the top configuration significant (sign test p = 0.039; Wilcoxon p = 0.027) and 30→5 significantly negative (p = 0.004). Per-configuration intervals accompany every win rate in Table 1 and the Supplementary Information.</w:t>
+        <w:t xml:space="preserve">Formal paired statistics support these comparisons. For each configuration, the per-window ROI difference against the matched unfiltered baseline was evaluated with an exact sign test and a Wilcoxon signed-rank test, with a bootstrap 95% confidence interval on the median difference. On this 27-pair basis — which pairs replicate-group means and therefore overstates the independent information in the design — the four moderate configurations differ significantly from the baseline (20→10: sign-test p = 0.002, Wilcoxon p &lt; 0.001; 10→5: p = 0.006; 10→3 and 20→5: p = 0.019), the mid-table configurations are statistically indistinguishable from it, and 30→5 is significantly worse (5/27 wins; p = 0.002). At the window level (n = 9), obtained by collapsing GPT-5.1’s three replicate generations per window, 20→10 remains significant (8/9 wins; sign-test p = 0.039; Wilcoxon p = 0.027), 20→5 remains significant by the sign test (8/9 wins; p = 0.039; Wilcoxon p = 0.129), and 30→5 remains significantly negative (0/9 wins; p = 0.004), while 10→5 and 10→3 (7/9 wins each; sign-test p = 0.180; Wilcoxon p = 0.098) fall short of significance at that resolution. Window-level results for every configuration appear in the Supplementary Information, and per-configuration confidence intervals accompany every win rate in Table 1.</w:t>
       </w:r>
     </w:p>
     <w:p>
@@ -2963,10 +3218,7 @@
         <w:jc w:val="both"/>
       </w:pPr>
       <w:r>
-        <w:t xml:space="preserve">GPT-5.1 contributes nine completed rolling windows, with start dates from October 2024 through June 2025 (end dates October 2025 through June 2026); earlier windows are excluded by the model’s training-cutoff constraint. The weakest window, October 2024 </w:t>
-      </w:r>
-      <w:r>
-        <w:t>to October 2025, still returned 37.1%, and the strongest, May 2025 to May 2026, reached 69.0%, in each case well above the corresponding benchmark return.</w:t>
+        <w:t xml:space="preserve">GPT-5.1 contributes nine completed rolling windows, with start dates from October 2024 through June 2025 (end dates October 2025 through June 2026); earlier windows are excluded by the model’s training-cutoff constraint. The weakest window, October 2024 to October 2025, still returned 37.1%, and the strongest, May 2025 to May 2026, reached 69.0%, in each case well above the corresponding benchmark return.</w:t>
       </w:r>
     </w:p>
     <w:p>
@@ -3098,19 +3350,16 @@
         </w:rPr>
       </w:pPr>
       <w:r>
-        <w:t>For GPT-5.1, the most consistent configurations were the highly selective 5→3 (CV 26.3%) and the unfiltered baseline (27.1%), with 20→10 close behind (30.5%). The highest-returning configurations—10→5, 20→5, and 10→3—were moderately less consistent (CV 42–53%), so the return advantage came with somewhat wider run-to-run spread.</w:t>
-      </w:r>
-    </w:p>
-    <w:p>
-      <w:pPr>
-        <w:spacing w:before="40" w:after="40"/>
-        <w:jc w:val="both"/>
-      </w:pPr>
-      <w:r>
-        <w:t xml:space="preserve">This ordering follows from the same structural settings that drive return, rather than being incidental. Run-to-run variability is lowest when the second stage is most decisive relative to its input — when the pool is small enough that the final choice is nearly forced (5→3) or when no filtering is imposed at all (the unfiltered baseline) — and highest for the mid-ratio configurations that carry more borderline candidates into the final portfolio. Because stability and return are shaped by the same </w:t>
-      </w:r>
-      <w:r>
-        <w:t>initial-pool-and-ratio interaction, the return-maximizing 20→10 ranks just below the most stable configurations rather than among the most variable, which is what makes it a sensible default.</w:t>
+        <w:t xml:space="preserve">For GPT-5.1, the most consistent configurations were the highly selective 5→3 (CV 26.3%) and the unfiltered baseline (27.1%), with 20→10 close behind (30.5%). The highest-returning configurations — 10→5, 20→5, and 10→3 — were moderately less consistent (CV 42–53%), so the return advantage came with somewhat wider run-to-run spread.</w:t>
+      </w:r>
+    </w:p>
+    <w:p>
+      <w:pPr>
+        <w:spacing w:before="40" w:after="40"/>
+        <w:jc w:val="both"/>
+      </w:pPr>
+      <w:r>
+        <w:t xml:space="preserve">This ordering follows from the same structural settings that drive return, rather than being incidental. Run-to-run variability is lowest when the second stage is most decisive relative to its input — when the pool is small enough that the final choice is nearly forced (5→3) or when no filtering is imposed at all (the unfiltered baseline) — and highest for the mid-ratio configurations that carry more borderline candidates into the final portfolio. Because stability and return are shaped by the same initial-pool-and-ratio interaction, the return-maximizing 20→10 ranks just below the most stable configurations rather than among the most variable, which is what makes it a sensible default.</w:t>
       </w:r>
     </w:p>
     <w:p>
@@ -3225,10 +3474,7 @@
         <w:jc w:val="both"/>
       </w:pPr>
       <w:r>
-        <w:t xml:space="preserve">Figure 5 plots mean ROI against initial candidate-pool size for each of the three models. GPT-5.1 (red) produced the highest ROI at every pool size, averaging 47.0% across all its runs — equivalently, an unweighted 46.5% across its ten per-configuration means, or 47.5% across the eight fixed-pool configurations (Table 1) — versus run-level means of 35.0% for GPT-4o and 32.7% for GPT-4o-mini, a gap of roughly 12 to 14 percentage points that holds across pool sizes. The shape of the curve, however, differs by model: GPT-5.1 traces a pronounced inverted-U peaking at 10–20 candidates; GPT-4o peaks modestly at ten, with its five-candidate pool outperforming its twenty; and GPT-4o-mini </w:t>
-      </w:r>
-      <w:r>
-        <w:t>declines monotonically from a five-candidate maximum. What all three models share is the penalty for oversized pools — every model deteriorates at thirty candidates. This pattern suggests that the optimal pool size scales with model capability: a stronger model can fill a larger candidate request with conviction, while weaker models do best when asked for only as many names as they can justify. Raw model capability sets the overall return level, and the pipeline configuration determines how much of that level is realized.</w:t>
+        <w:t xml:space="preserve">Figure 5 plots mean ROI against initial candidate-pool size for each of the three models. GPT-5.1 (red) produced the highest ROI at every pool size, averaging 47.0% across all its runs — equivalently, an unweighted 46.5% across its ten per-configuration means, or 47.5% across the eight fixed-pool configurations (Table 1) — versus run-level means of 35.0% for GPT-4o and 32.7% for GPT-4o-mini, a gap of roughly 12 to 14 percentage points that holds across pool sizes. The shape of the curve, however, differs by model: GPT-5.1 traces a pronounced inverted-U peaking at 10–20 candidates; GPT-4o peaks modestly at ten, with its five-candidate pool outperforming its twenty; and GPT-4o-mini declines monotonically from a five-candidate maximum. What all three models share is the penalty for oversized pools — every model deteriorates at thirty candidates. This pattern suggests that the optimal pool size scales with model capability: a stronger model can fill a larger candidate request with conviction, while weaker models do best when asked for only as many names as they can justify. Raw model capability sets the overall return level, and the pipeline configuration determines how much of that level is realized.</w:t>
       </w:r>
     </w:p>
     <w:p>
@@ -3237,8 +3483,6 @@
       </w:pPr>
       <w:r>
         <w:t xml:space="preserve">The same data indicate how the best configuration shifts with the desired portfolio size (Table 1). For a concentrated three-stock portfolio, 10→3 is best (54.1%), beating the unfiltered baseline in 74.1% of matched windows and outperforming the more selective 5→3 (42.2%). For a five-stock portfolio, 10→5 leads (56.2%, beating the baseline 77.8% of the time), ahead of 20→5 (50.4%, 74.1%). For a ten-stock portfolio, 20→10 is both the best option and the single highest-returning configuration in the study (60.6%), beating the baseline in 81.5% of matched windows. A </w:t>
-      </w:r>
-      <w:r>
         <w:lastRenderedPageBreak/>
         <w:t>consistent pattern emerges: the best Stage One pool is roughly twice the target portfolio size (consistent with the 2× hypothesis). The over-filtered methods identified above are dominated at every portfolio size and are not recommended.</w:t>
       </w:r>
@@ -3248,10 +3492,7 @@
         <w:jc w:val="both"/>
       </w:pPr>
       <w:r>
-        <w:t xml:space="preserve">One further ablation, before turning to why this pattern holds, asks whether the report stage contributes company-specific content or merely more structured text. Shuffling reports across tickers, so each candidate is validated against another company’s financials, produced the largest and only unambiguous degradation: 9.3 percentage points below the full pipeline, losing nine of nine windows </w:t>
-      </w:r>
-      <w:r>
-        <w:t>(Wilcoxon p = 0.004). The report-validation stage therefore carries genuine company-specific signal.</w:t>
+        <w:t xml:space="preserve">One further ablation, before turning to why this pattern holds, asks whether the report stage contributes company-specific content or merely more structured text. Shuffling reports across tickers, so each candidate is validated against another company’s financials, produced the largest and only unambiguous degradation: 9.3 percentage points below the full pipeline, losing nine of nine windows (Wilcoxon p = 0.004). The report-validation stage therefore carries genuine company-specific signal.</w:t>
       </w:r>
     </w:p>
     <w:p>
@@ -3393,7 +3634,7 @@
         <w:jc w:val="both"/>
       </w:pPr>
       <w:r>
-        <w:t>Two ablations probe the robustness of the effect. Removing the single largest return contributor from every portfolio lowers GPT-5.1’s 20→10 mean ROI from 60.6% to 52.5% and the unfiltered baseline from 45.7% to 39.4%, so the matched filtering edge narrows only modestly, from about +14.9 to +13.1 percentage points; excluding all semiconductor holdings (with weights renormalized) leaves a smaller edge of +3.0 points. The filtering advantage therefore does not rest on any single position—it survives removing each portfolio’s best contributor largely intact—but it operates substantially through semiconductor selection: once the semiconductor sector as a whole is excluded, the matched edge, while still positive, is modest.</w:t>
+        <w:t xml:space="preserve">Two ablations probe the robustness of the effect. Removing the single largest return contributor from every portfolio lowers GPT-5.1’s 20→10 mean ROI from 60.6% to 52.5% and the unfiltered baseline from 45.7% to 39.4%, so the matched filtering edge narrows only modestly, from about +14.9 to +13.1 percentage points; excluding all semiconductor holdings (with weights renormalized) leaves a smaller edge of +3.0 points. The filtering advantage therefore does not rest on any single position — it survives removing each portfolio’s best contributor largely intact — but it operates substantially through semiconductor selection: once the semiconductor sector as a whole is excluded, the matched edge, while still positive, is modest.</w:t>
       </w:r>
     </w:p>
     <w:p>
@@ -3410,10 +3651,8 @@
       </w:pPr>
       <w:r>
         <w:t xml:space="preserve">Risk-adjusted performance moves in the same direction as raw return. For GPT-5.1, the best configuration (20→10) earns a median Sharpe ratio of 1.70 and Sortino of 2.66, against 1.34 and 2.04 for the unfiltered baseline and 0.98 for the S&amp;P 500 over the same windows; the weakest configuration (30→5) falls to 1.30. </w:t>
-      </w:r>
-      <w:r>
         <w:lastRenderedPageBreak/>
-        <w:t>Annualized volatility is similar across configurations (about 22–28%) and maximum drawdowns cluster between −22% and −24%, so the return gains from moderate filtering are not obtained by taking proportionally more risk. Full volatility, drawdown, and risk-adjusted statistics for every configuration and model are reported in the Supplementary Information.</w:t>
+        <w:t xml:space="preserve">Annualized volatility is similar across configurations (about 22–28%) and maximum drawdowns cluster between −21.6% and −24.2%, so the return gains from moderate filtering are not obtained by taking proportionally more risk. Full volatility, drawdown, and risk-adjusted statistics for every configuration and model are reported in the Supplementary Information.</w:t>
       </w:r>
     </w:p>
     <w:p>
@@ -3479,21 +3718,12 @@
         <w:jc w:val="both"/>
       </w:pPr>
       <w:r>
-        <w:t>Several limitations bound the scope of these findings. All portfolios are long-only and buy-and-hold, and returns are computed without transaction costs, taxes, or slippage, which would modestly reduce realized performance. The investment universe is confined to the large-capitalization technology and semiconductor sector, so the sector-contribution results in particular may not generalize to broader markets. Because GPT-5.1’s evaluation windows are constrained to begin after its training cutoff, its results rest on fewer rolling windows (October 2024 onward) than the older models, and all windows fall within a broadly rising market; performance in a sustained downturn is therefore untested. Because the best configuration (20→10) was identified as the maximum mean ROI across ten configurations evaluated on the same windows used to report it, the headline 60.6% carries a degree of selection inflation. A split-sample check bounds it: selecting on the first five windows alone identifies the same configuration, which then returns 71.40% on the four held-out windows against 55.88% for the matched unfiltered baseline (+15.52 pp, winning three of four), so the choice does not depend on having seen the evaluation period. The matched-baseline win rate and its exact confidence interval, which do not depend on selecting the top configuration after the fact, remain the more conservative summary. Finally, the financial-report source does not flag restatements or amendments: a restated figure carries the fiscal period end of the original filing, so it is treated as public from that date even though the corrected values appeared later. We therefore cannot rule out that a small number of report values reflect subsequent restatement.</w:t>
-      </w:r>
-    </w:p>
-    <w:p>
-      <w:pPr>
-        <w:jc w:val="both"/>
-        <w:sectPr>
-          <w:type w:val="continuous"/>
-          <w:pgSz w:w="12240" w:h="15840"/>
-          <w:pgMar w:top="1080" w:right="1080" w:bottom="1080" w:left="1080" w:header="360" w:footer="360" w:gutter="0"/>
-          <w:cols w:num="2" w:space="720" w:equalWidth="0">
-            <w:col w:w="4500" w:space="720"/>
-            <w:col w:w="4500" w:space="0"/>
-          </w:cols>
-        </w:sectPr>
+        <w:t xml:space="preserve">Several limitations bound the scope of these findings. All portfolios are long-only and buy-and-hold, and returns are computed without transaction costs, taxes, or slippage, which would modestly reduce realized performance. The investment universe is confined to the large-capitalization technology and semiconductor sector, so the sector-contribution results in particular may not generalize to broader markets. Because GPT-5.1’s evaluation windows are constrained to begin after its training cutoff, its results rest on fewer rolling windows (October 2024 onward) than the older models, and all windows fall within a broadly rising market; neither absolute performance nor the filtering advantage itself has been tested in a sustained downturn. Because the best configuration (20→10) was identified as the maximum mean ROI across ten configurations evaluated on the same windows used to report it, the headline 60.6% carries a degree of selection inflation. A split-sample check bounds it: selecting on the first five windows alone identifies the same configuration, which then returns 71.40% on the four held-out windows against 55.88% for the matched unfiltered baseline (+15.52 pp, winning three of four), so the choice does not depend on having seen the evaluation period. The matched-baseline win rate and its exact confidence interval, which do not depend on selecting the top configuration after the fact, remain the more conservative summary. Finally, the financial-report source does not flag restatements or amendments: a restated figure carries the fiscal period end of the original filing, so it is treated as public from that date even though the corrected values appeared later. We therefore cannot rule out that a small number of report values reflect subsequent restatement. The news screen also bounds what the pipeline can see: its estimated recall against human readings is well below one (26.2–41.0% re-weighted) and all articles come from a single outlet, so candidates are nominated from a coverage-limited subset of the relevant news; high precision keeps off-topic material out, but sensitivity to the screening threshold is untested.</w:t>
+      </w:r>
+    </w:p>
+    <w:p>
+      <w:pPr>
+        <w:jc w:val="both"/>
       </w:pPr>
       <w:r>
         <w:t>Future work should address these gaps directly: incorporating transaction-cost modeling, extending the universe beyond technology to test sector generalization, and evaluating across bear-market windows as longer post-cutoff histories become available. Live forward-testing — deploying the recommended configuration prospectively rather than on historical windows — would provide the strongest evidence that the framework’s advantage over the unfiltered single-pass methodology persists out of sample.</w:t>
@@ -3533,7 +3763,7 @@
         <w:jc w:val="both"/>
       </w:pPr>
       <w:r>
-        <w:t xml:space="preserve">To support full reproducibility, the following materials are publicly available now, not only upon acceptance, at https://github.com/JathinBat/LLM-Two-Stage-Portfolio-Filtering: the news-relevance screening prompt; the Stage One and Stage Two prompts; the unfiltered single-pass and Ranked baseline prompts; the complete list of evaluation windows; the per-cell run outputs, including the selected tickers, weights, and decision dates for every run; and the analysis scripts, including the paired-difference statistics, the risk-metric reconstruction, and the benchmark-reconstruction code. News articles were obtained from The New York Times and financial reports from Alpha Vantage, each under its provider’s terms of use, and neither corpus is redistributed; the retrieval queries, date windows, and timestamp conventions needed to reconstruct the corpora are documented in the Methods and Supplementary Information.</w:t>
+        <w:t xml:space="preserve">To support full reproducibility, the following are publicly available at https://github.com/JathinBat/LLM-Two-Stage-Portfolio-Filtering: the news-screening, Stage One, Stage Two, and unfiltered and Ranked baseline prompts; the complete evaluation-window list; the per-run outputs (tickers, weights, and decision dates); and the analysis scripts, including the paired-difference statistics and the risk-metric and benchmark reconstructions. News content from The New York Times and financial reports from Alpha Vantage are not redistributed, per each provider’s terms; the retrieval queries, date windows, and timestamp conventions needed to rebuild the corpora are documented in the Methods and Supplementary Information.</w:t>
       </w:r>
     </w:p>
     <w:p>
